--- a/docs/tp5/TP5_Unidad5_Parte2_Naft.docx
+++ b/docs/tp5/TP5_Unidad5_Parte2_Naft.docx
@@ -70,10 +70,10 @@
       <w:r>
         <w:t xml:space="preserve"> </w:t>
       </w:r>
-      <w:hyperlink w:history="1" r:id="rIdq5q9h0d09tpu4bj-qcrib">
+      <w:hyperlink w:history="1" r:id="rId4t8npxpf_1dzpqxsnekuv">
         <w:r>
           <w:rPr>
-            <w:rStyle w:val="Hyperlink"/>
+            <w:color w:val="000000"/>
           </w:rPr>
           <w:t xml:space="preserve">https://github.com/fabrithompson/CentroEducativo</w:t>
         </w:r>
@@ -91,10 +91,10 @@
       <w:r>
         <w:t xml:space="preserve"> </w:t>
       </w:r>
-      <w:hyperlink w:history="1" r:id="rIdescnrjdbsahewqcvrti1e">
+      <w:hyperlink w:history="1" r:id="rIdxciyy04u-j8k90pobbclc">
         <w:r>
           <w:rPr>
-            <w:rStyle w:val="Hyperlink"/>
+            <w:color w:val="000000"/>
           </w:rPr>
           <w:t xml:space="preserve">https://transformar-para-educar.up.railway.app</w:t>
         </w:r>
@@ -161,9 +161,6 @@
     </w:p>
     <w:p>
       <w:pPr>
-        <w:pBdr>
-          <w:left w:val="single" w:color="4F81BD" w:sz="12" w:space="8"/>
-        </w:pBdr>
         <w:spacing w:after="80"/>
         <w:ind w:left="400"/>
       </w:pPr>
@@ -217,12 +214,11 @@
           <w:tcPr>
             <w:tcW w:type="dxa" w:w="3283"/>
             <w:tcBorders>
-              <w:top w:val="single" w:color="BFBFBF" w:sz="4"/>
-              <w:left w:val="single" w:color="BFBFBF" w:sz="4"/>
-              <w:bottom w:val="single" w:color="BFBFBF" w:sz="4"/>
-              <w:right w:val="single" w:color="BFBFBF" w:sz="4"/>
-            </w:tcBorders>
-            <w:shd w:fill="DCE6F1" w:color="auto" w:val="clear"/>
+              <w:top w:val="single" w:color="000000" w:sz="4"/>
+              <w:left w:val="single" w:color="000000" w:sz="4"/>
+              <w:bottom w:val="single" w:color="000000" w:sz="4"/>
+              <w:right w:val="single" w:color="000000" w:sz="4"/>
+            </w:tcBorders>
             <w:tcMar>
               <w:top w:type="dxa" w:w="60"/>
               <w:left w:type="dxa" w:w="100"/>
@@ -247,12 +243,11 @@
           <w:tcPr>
             <w:tcW w:type="dxa" w:w="6355"/>
             <w:tcBorders>
-              <w:top w:val="single" w:color="BFBFBF" w:sz="4"/>
-              <w:left w:val="single" w:color="BFBFBF" w:sz="4"/>
-              <w:bottom w:val="single" w:color="BFBFBF" w:sz="4"/>
-              <w:right w:val="single" w:color="BFBFBF" w:sz="4"/>
-            </w:tcBorders>
-            <w:shd w:fill="DCE6F1" w:color="auto" w:val="clear"/>
+              <w:top w:val="single" w:color="000000" w:sz="4"/>
+              <w:left w:val="single" w:color="000000" w:sz="4"/>
+              <w:bottom w:val="single" w:color="000000" w:sz="4"/>
+              <w:right w:val="single" w:color="000000" w:sz="4"/>
+            </w:tcBorders>
             <w:tcMar>
               <w:top w:type="dxa" w:w="60"/>
               <w:left w:type="dxa" w:w="100"/>
@@ -279,10 +274,10 @@
           <w:tcPr>
             <w:tcW w:type="dxa" w:w="3283"/>
             <w:tcBorders>
-              <w:top w:val="single" w:color="BFBFBF" w:sz="4"/>
-              <w:left w:val="single" w:color="BFBFBF" w:sz="4"/>
-              <w:bottom w:val="single" w:color="BFBFBF" w:sz="4"/>
-              <w:right w:val="single" w:color="BFBFBF" w:sz="4"/>
+              <w:top w:val="single" w:color="000000" w:sz="4"/>
+              <w:left w:val="single" w:color="000000" w:sz="4"/>
+              <w:bottom w:val="single" w:color="000000" w:sz="4"/>
+              <w:right w:val="single" w:color="000000" w:sz="4"/>
             </w:tcBorders>
             <w:tcMar>
               <w:top w:type="dxa" w:w="60"/>
@@ -304,10 +299,10 @@
           <w:tcPr>
             <w:tcW w:type="dxa" w:w="6355"/>
             <w:tcBorders>
-              <w:top w:val="single" w:color="BFBFBF" w:sz="4"/>
-              <w:left w:val="single" w:color="BFBFBF" w:sz="4"/>
-              <w:bottom w:val="single" w:color="BFBFBF" w:sz="4"/>
-              <w:right w:val="single" w:color="BFBFBF" w:sz="4"/>
+              <w:top w:val="single" w:color="000000" w:sz="4"/>
+              <w:left w:val="single" w:color="000000" w:sz="4"/>
+              <w:bottom w:val="single" w:color="000000" w:sz="4"/>
+              <w:right w:val="single" w:color="000000" w:sz="4"/>
             </w:tcBorders>
             <w:tcMar>
               <w:top w:type="dxa" w:w="60"/>
@@ -335,10 +330,10 @@
           <w:tcPr>
             <w:tcW w:type="dxa" w:w="3283"/>
             <w:tcBorders>
-              <w:top w:val="single" w:color="BFBFBF" w:sz="4"/>
-              <w:left w:val="single" w:color="BFBFBF" w:sz="4"/>
-              <w:bottom w:val="single" w:color="BFBFBF" w:sz="4"/>
-              <w:right w:val="single" w:color="BFBFBF" w:sz="4"/>
+              <w:top w:val="single" w:color="000000" w:sz="4"/>
+              <w:left w:val="single" w:color="000000" w:sz="4"/>
+              <w:bottom w:val="single" w:color="000000" w:sz="4"/>
+              <w:right w:val="single" w:color="000000" w:sz="4"/>
             </w:tcBorders>
             <w:tcMar>
               <w:top w:type="dxa" w:w="60"/>
@@ -360,10 +355,10 @@
           <w:tcPr>
             <w:tcW w:type="dxa" w:w="6355"/>
             <w:tcBorders>
-              <w:top w:val="single" w:color="BFBFBF" w:sz="4"/>
-              <w:left w:val="single" w:color="BFBFBF" w:sz="4"/>
-              <w:bottom w:val="single" w:color="BFBFBF" w:sz="4"/>
-              <w:right w:val="single" w:color="BFBFBF" w:sz="4"/>
+              <w:top w:val="single" w:color="000000" w:sz="4"/>
+              <w:left w:val="single" w:color="000000" w:sz="4"/>
+              <w:bottom w:val="single" w:color="000000" w:sz="4"/>
+              <w:right w:val="single" w:color="000000" w:sz="4"/>
             </w:tcBorders>
             <w:tcMar>
               <w:top w:type="dxa" w:w="60"/>
@@ -394,10 +389,10 @@
           <w:tcPr>
             <w:tcW w:type="dxa" w:w="3283"/>
             <w:tcBorders>
-              <w:top w:val="single" w:color="BFBFBF" w:sz="4"/>
-              <w:left w:val="single" w:color="BFBFBF" w:sz="4"/>
-              <w:bottom w:val="single" w:color="BFBFBF" w:sz="4"/>
-              <w:right w:val="single" w:color="BFBFBF" w:sz="4"/>
+              <w:top w:val="single" w:color="000000" w:sz="4"/>
+              <w:left w:val="single" w:color="000000" w:sz="4"/>
+              <w:bottom w:val="single" w:color="000000" w:sz="4"/>
+              <w:right w:val="single" w:color="000000" w:sz="4"/>
             </w:tcBorders>
             <w:tcMar>
               <w:top w:type="dxa" w:w="60"/>
@@ -419,10 +414,10 @@
           <w:tcPr>
             <w:tcW w:type="dxa" w:w="6355"/>
             <w:tcBorders>
-              <w:top w:val="single" w:color="BFBFBF" w:sz="4"/>
-              <w:left w:val="single" w:color="BFBFBF" w:sz="4"/>
-              <w:bottom w:val="single" w:color="BFBFBF" w:sz="4"/>
-              <w:right w:val="single" w:color="BFBFBF" w:sz="4"/>
+              <w:top w:val="single" w:color="000000" w:sz="4"/>
+              <w:left w:val="single" w:color="000000" w:sz="4"/>
+              <w:bottom w:val="single" w:color="000000" w:sz="4"/>
+              <w:right w:val="single" w:color="000000" w:sz="4"/>
             </w:tcBorders>
             <w:tcMar>
               <w:top w:type="dxa" w:w="60"/>
@@ -446,10 +441,10 @@
           <w:tcPr>
             <w:tcW w:type="dxa" w:w="3283"/>
             <w:tcBorders>
-              <w:top w:val="single" w:color="BFBFBF" w:sz="4"/>
-              <w:left w:val="single" w:color="BFBFBF" w:sz="4"/>
-              <w:bottom w:val="single" w:color="BFBFBF" w:sz="4"/>
-              <w:right w:val="single" w:color="BFBFBF" w:sz="4"/>
+              <w:top w:val="single" w:color="000000" w:sz="4"/>
+              <w:left w:val="single" w:color="000000" w:sz="4"/>
+              <w:bottom w:val="single" w:color="000000" w:sz="4"/>
+              <w:right w:val="single" w:color="000000" w:sz="4"/>
             </w:tcBorders>
             <w:tcMar>
               <w:top w:type="dxa" w:w="60"/>
@@ -471,10 +466,10 @@
           <w:tcPr>
             <w:tcW w:type="dxa" w:w="6355"/>
             <w:tcBorders>
-              <w:top w:val="single" w:color="BFBFBF" w:sz="4"/>
-              <w:left w:val="single" w:color="BFBFBF" w:sz="4"/>
-              <w:bottom w:val="single" w:color="BFBFBF" w:sz="4"/>
-              <w:right w:val="single" w:color="BFBFBF" w:sz="4"/>
+              <w:top w:val="single" w:color="000000" w:sz="4"/>
+              <w:left w:val="single" w:color="000000" w:sz="4"/>
+              <w:bottom w:val="single" w:color="000000" w:sz="4"/>
+              <w:right w:val="single" w:color="000000" w:sz="4"/>
             </w:tcBorders>
             <w:tcMar>
               <w:top w:type="dxa" w:w="60"/>
@@ -498,10 +493,10 @@
           <w:tcPr>
             <w:tcW w:type="dxa" w:w="3283"/>
             <w:tcBorders>
-              <w:top w:val="single" w:color="BFBFBF" w:sz="4"/>
-              <w:left w:val="single" w:color="BFBFBF" w:sz="4"/>
-              <w:bottom w:val="single" w:color="BFBFBF" w:sz="4"/>
-              <w:right w:val="single" w:color="BFBFBF" w:sz="4"/>
+              <w:top w:val="single" w:color="000000" w:sz="4"/>
+              <w:left w:val="single" w:color="000000" w:sz="4"/>
+              <w:bottom w:val="single" w:color="000000" w:sz="4"/>
+              <w:right w:val="single" w:color="000000" w:sz="4"/>
             </w:tcBorders>
             <w:tcMar>
               <w:top w:type="dxa" w:w="60"/>
@@ -523,10 +518,10 @@
           <w:tcPr>
             <w:tcW w:type="dxa" w:w="6355"/>
             <w:tcBorders>
-              <w:top w:val="single" w:color="BFBFBF" w:sz="4"/>
-              <w:left w:val="single" w:color="BFBFBF" w:sz="4"/>
-              <w:bottom w:val="single" w:color="BFBFBF" w:sz="4"/>
-              <w:right w:val="single" w:color="BFBFBF" w:sz="4"/>
+              <w:top w:val="single" w:color="000000" w:sz="4"/>
+              <w:left w:val="single" w:color="000000" w:sz="4"/>
+              <w:bottom w:val="single" w:color="000000" w:sz="4"/>
+              <w:right w:val="single" w:color="000000" w:sz="4"/>
             </w:tcBorders>
             <w:tcMar>
               <w:top w:type="dxa" w:w="60"/>
@@ -550,10 +545,10 @@
           <w:tcPr>
             <w:tcW w:type="dxa" w:w="3283"/>
             <w:tcBorders>
-              <w:top w:val="single" w:color="BFBFBF" w:sz="4"/>
-              <w:left w:val="single" w:color="BFBFBF" w:sz="4"/>
-              <w:bottom w:val="single" w:color="BFBFBF" w:sz="4"/>
-              <w:right w:val="single" w:color="BFBFBF" w:sz="4"/>
+              <w:top w:val="single" w:color="000000" w:sz="4"/>
+              <w:left w:val="single" w:color="000000" w:sz="4"/>
+              <w:bottom w:val="single" w:color="000000" w:sz="4"/>
+              <w:right w:val="single" w:color="000000" w:sz="4"/>
             </w:tcBorders>
             <w:tcMar>
               <w:top w:type="dxa" w:w="60"/>
@@ -575,10 +570,10 @@
           <w:tcPr>
             <w:tcW w:type="dxa" w:w="6355"/>
             <w:tcBorders>
-              <w:top w:val="single" w:color="BFBFBF" w:sz="4"/>
-              <w:left w:val="single" w:color="BFBFBF" w:sz="4"/>
-              <w:bottom w:val="single" w:color="BFBFBF" w:sz="4"/>
-              <w:right w:val="single" w:color="BFBFBF" w:sz="4"/>
+              <w:top w:val="single" w:color="000000" w:sz="4"/>
+              <w:left w:val="single" w:color="000000" w:sz="4"/>
+              <w:bottom w:val="single" w:color="000000" w:sz="4"/>
+              <w:right w:val="single" w:color="000000" w:sz="4"/>
             </w:tcBorders>
             <w:tcMar>
               <w:top w:type="dxa" w:w="60"/>
@@ -602,10 +597,10 @@
           <w:tcPr>
             <w:tcW w:type="dxa" w:w="3283"/>
             <w:tcBorders>
-              <w:top w:val="single" w:color="BFBFBF" w:sz="4"/>
-              <w:left w:val="single" w:color="BFBFBF" w:sz="4"/>
-              <w:bottom w:val="single" w:color="BFBFBF" w:sz="4"/>
-              <w:right w:val="single" w:color="BFBFBF" w:sz="4"/>
+              <w:top w:val="single" w:color="000000" w:sz="4"/>
+              <w:left w:val="single" w:color="000000" w:sz="4"/>
+              <w:bottom w:val="single" w:color="000000" w:sz="4"/>
+              <w:right w:val="single" w:color="000000" w:sz="4"/>
             </w:tcBorders>
             <w:tcMar>
               <w:top w:type="dxa" w:w="60"/>
@@ -627,10 +622,10 @@
           <w:tcPr>
             <w:tcW w:type="dxa" w:w="6355"/>
             <w:tcBorders>
-              <w:top w:val="single" w:color="BFBFBF" w:sz="4"/>
-              <w:left w:val="single" w:color="BFBFBF" w:sz="4"/>
-              <w:bottom w:val="single" w:color="BFBFBF" w:sz="4"/>
-              <w:right w:val="single" w:color="BFBFBF" w:sz="4"/>
+              <w:top w:val="single" w:color="000000" w:sz="4"/>
+              <w:left w:val="single" w:color="000000" w:sz="4"/>
+              <w:bottom w:val="single" w:color="000000" w:sz="4"/>
+              <w:right w:val="single" w:color="000000" w:sz="4"/>
             </w:tcBorders>
             <w:tcMar>
               <w:top w:type="dxa" w:w="60"/>
@@ -648,19 +643,19 @@
             </w:r>
             <w:r>
               <w:rPr>
-                <w:rFonts w:ascii="Consolas" w:cs="Consolas" w:eastAsia="Consolas" w:hAnsi="Consolas"/>
-                <w:sz w:val="19"/>
-                <w:szCs w:val="19"/>
+                <w:rFonts w:ascii="Courier New" w:cs="Courier New" w:eastAsia="Courier New" w:hAnsi="Courier New"/>
+                <w:sz w:val="22"/>
+                <w:szCs w:val="22"/>
               </w:rPr>
               <w:t xml:space="preserve">pnpm --filter backend qa</w:t>
             </w:r>
             <w:r>
               <w:t xml:space="preserve"> → </w:t>
             </w:r>
-            <w:hyperlink w:history="1" r:id="rId_du3pqedupchipghtuzpk">
+            <w:hyperlink w:history="1" r:id="rIdshxls4scu1waxhcn4glvk">
               <w:r>
                 <w:rPr>
-                  <w:rStyle w:val="Hyperlink"/>
+                  <w:color w:val="000000"/>
                 </w:rPr>
                 <w:t xml:space="preserve">http://127.0.0.1:4599</w:t>
               </w:r>
@@ -670,9 +665,9 @@
             </w:r>
             <w:r>
               <w:rPr>
-                <w:rFonts w:ascii="Consolas" w:cs="Consolas" w:eastAsia="Consolas" w:hAnsi="Consolas"/>
-                <w:sz w:val="19"/>
-                <w:szCs w:val="19"/>
+                <w:rFonts w:ascii="Courier New" w:cs="Courier New" w:eastAsia="Courier New" w:hAnsi="Courier New"/>
+                <w:sz w:val="22"/>
+                <w:szCs w:val="22"/>
               </w:rPr>
               <w:t xml:space="preserve">mgomezp</w:t>
             </w:r>
@@ -681,9 +676,9 @@
             </w:r>
             <w:r>
               <w:rPr>
-                <w:rFonts w:ascii="Consolas" w:cs="Consolas" w:eastAsia="Consolas" w:hAnsi="Consolas"/>
-                <w:sz w:val="19"/>
-                <w:szCs w:val="19"/>
+                <w:rFonts w:ascii="Courier New" w:cs="Courier New" w:eastAsia="Courier New" w:hAnsi="Courier New"/>
+                <w:sz w:val="22"/>
+                <w:szCs w:val="22"/>
               </w:rPr>
               <w:t xml:space="preserve">pmedina</w:t>
             </w:r>
@@ -692,9 +687,9 @@
             </w:r>
             <w:r>
               <w:rPr>
-                <w:rFonts w:ascii="Consolas" w:cs="Consolas" w:eastAsia="Consolas" w:hAnsi="Consolas"/>
-                <w:sz w:val="19"/>
-                <w:szCs w:val="19"/>
+                <w:rFonts w:ascii="Courier New" w:cs="Courier New" w:eastAsia="Courier New" w:hAnsi="Courier New"/>
+                <w:sz w:val="22"/>
+                <w:szCs w:val="22"/>
               </w:rPr>
               <w:t xml:space="preserve">123456</w:t>
             </w:r>
@@ -734,12 +729,11 @@
           <w:tcPr>
             <w:tcW w:type="dxa" w:w="4819"/>
             <w:tcBorders>
-              <w:top w:val="single" w:color="BFBFBF" w:sz="4"/>
-              <w:left w:val="single" w:color="BFBFBF" w:sz="4"/>
-              <w:bottom w:val="single" w:color="BFBFBF" w:sz="4"/>
-              <w:right w:val="single" w:color="BFBFBF" w:sz="4"/>
-            </w:tcBorders>
-            <w:shd w:fill="DCE6F1" w:color="auto" w:val="clear"/>
+              <w:top w:val="single" w:color="000000" w:sz="4"/>
+              <w:left w:val="single" w:color="000000" w:sz="4"/>
+              <w:bottom w:val="single" w:color="000000" w:sz="4"/>
+              <w:right w:val="single" w:color="000000" w:sz="4"/>
+            </w:tcBorders>
             <w:tcMar>
               <w:top w:type="dxa" w:w="60"/>
               <w:left w:type="dxa" w:w="100"/>
@@ -764,12 +758,11 @@
           <w:tcPr>
             <w:tcW w:type="dxa" w:w="4819"/>
             <w:tcBorders>
-              <w:top w:val="single" w:color="BFBFBF" w:sz="4"/>
-              <w:left w:val="single" w:color="BFBFBF" w:sz="4"/>
-              <w:bottom w:val="single" w:color="BFBFBF" w:sz="4"/>
-              <w:right w:val="single" w:color="BFBFBF" w:sz="4"/>
-            </w:tcBorders>
-            <w:shd w:fill="DCE6F1" w:color="auto" w:val="clear"/>
+              <w:top w:val="single" w:color="000000" w:sz="4"/>
+              <w:left w:val="single" w:color="000000" w:sz="4"/>
+              <w:bottom w:val="single" w:color="000000" w:sz="4"/>
+              <w:right w:val="single" w:color="000000" w:sz="4"/>
+            </w:tcBorders>
             <w:tcMar>
               <w:top w:type="dxa" w:w="60"/>
               <w:left w:type="dxa" w:w="100"/>
@@ -796,10 +789,10 @@
           <w:tcPr>
             <w:tcW w:type="dxa" w:w="4819"/>
             <w:tcBorders>
-              <w:top w:val="single" w:color="BFBFBF" w:sz="4"/>
-              <w:left w:val="single" w:color="BFBFBF" w:sz="4"/>
-              <w:bottom w:val="single" w:color="BFBFBF" w:sz="4"/>
-              <w:right w:val="single" w:color="BFBFBF" w:sz="4"/>
+              <w:top w:val="single" w:color="000000" w:sz="4"/>
+              <w:left w:val="single" w:color="000000" w:sz="4"/>
+              <w:bottom w:val="single" w:color="000000" w:sz="4"/>
+              <w:right w:val="single" w:color="000000" w:sz="4"/>
             </w:tcBorders>
             <w:tcMar>
               <w:top w:type="dxa" w:w="60"/>
@@ -815,10 +808,10 @@
             <w:r>
               <w:t xml:space="preserve">1. Abrir </w:t>
             </w:r>
-            <w:hyperlink w:history="1" r:id="rIdiofyq3_wcjvexmmctfnf0">
+            <w:hyperlink w:history="1" r:id="rIdjduaqqlj_jbd_glcyv7a2">
               <w:r>
                 <w:rPr>
-                  <w:rStyle w:val="Hyperlink"/>
+                  <w:color w:val="000000"/>
                 </w:rPr>
                 <w:t xml:space="preserve">http://127.0.0.1:4599/</w:t>
               </w:r>
@@ -832,10 +825,10 @@
           <w:tcPr>
             <w:tcW w:type="dxa" w:w="4819"/>
             <w:tcBorders>
-              <w:top w:val="single" w:color="BFBFBF" w:sz="4"/>
-              <w:left w:val="single" w:color="BFBFBF" w:sz="4"/>
-              <w:bottom w:val="single" w:color="BFBFBF" w:sz="4"/>
-              <w:right w:val="single" w:color="BFBFBF" w:sz="4"/>
+              <w:top w:val="single" w:color="000000" w:sz="4"/>
+              <w:left w:val="single" w:color="000000" w:sz="4"/>
+              <w:bottom w:val="single" w:color="000000" w:sz="4"/>
+              <w:right w:val="single" w:color="000000" w:sz="4"/>
             </w:tcBorders>
             <w:tcMar>
               <w:top w:type="dxa" w:w="60"/>
@@ -859,10 +852,10 @@
           <w:tcPr>
             <w:tcW w:type="dxa" w:w="4819"/>
             <w:tcBorders>
-              <w:top w:val="single" w:color="BFBFBF" w:sz="4"/>
-              <w:left w:val="single" w:color="BFBFBF" w:sz="4"/>
-              <w:bottom w:val="single" w:color="BFBFBF" w:sz="4"/>
-              <w:right w:val="single" w:color="BFBFBF" w:sz="4"/>
+              <w:top w:val="single" w:color="000000" w:sz="4"/>
+              <w:left w:val="single" w:color="000000" w:sz="4"/>
+              <w:bottom w:val="single" w:color="000000" w:sz="4"/>
+              <w:right w:val="single" w:color="000000" w:sz="4"/>
             </w:tcBorders>
             <w:tcMar>
               <w:top w:type="dxa" w:w="60"/>
@@ -884,10 +877,10 @@
           <w:tcPr>
             <w:tcW w:type="dxa" w:w="4819"/>
             <w:tcBorders>
-              <w:top w:val="single" w:color="BFBFBF" w:sz="4"/>
-              <w:left w:val="single" w:color="BFBFBF" w:sz="4"/>
-              <w:bottom w:val="single" w:color="BFBFBF" w:sz="4"/>
-              <w:right w:val="single" w:color="BFBFBF" w:sz="4"/>
+              <w:top w:val="single" w:color="000000" w:sz="4"/>
+              <w:left w:val="single" w:color="000000" w:sz="4"/>
+              <w:bottom w:val="single" w:color="000000" w:sz="4"/>
+              <w:right w:val="single" w:color="000000" w:sz="4"/>
             </w:tcBorders>
             <w:tcMar>
               <w:top w:type="dxa" w:w="60"/>
@@ -931,10 +924,10 @@
           <w:tcPr>
             <w:tcW w:type="dxa" w:w="4819"/>
             <w:tcBorders>
-              <w:top w:val="single" w:color="BFBFBF" w:sz="4"/>
-              <w:left w:val="single" w:color="BFBFBF" w:sz="4"/>
-              <w:bottom w:val="single" w:color="BFBFBF" w:sz="4"/>
-              <w:right w:val="single" w:color="BFBFBF" w:sz="4"/>
+              <w:top w:val="single" w:color="000000" w:sz="4"/>
+              <w:left w:val="single" w:color="000000" w:sz="4"/>
+              <w:bottom w:val="single" w:color="000000" w:sz="4"/>
+              <w:right w:val="single" w:color="000000" w:sz="4"/>
             </w:tcBorders>
             <w:tcMar>
               <w:top w:type="dxa" w:w="60"/>
@@ -952,9 +945,9 @@
             </w:r>
             <w:r>
               <w:rPr>
-                <w:rFonts w:ascii="Consolas" w:cs="Consolas" w:eastAsia="Consolas" w:hAnsi="Consolas"/>
-                <w:sz w:val="19"/>
-                <w:szCs w:val="19"/>
+                <w:rFonts w:ascii="Courier New" w:cs="Courier New" w:eastAsia="Courier New" w:hAnsi="Courier New"/>
+                <w:sz w:val="22"/>
+                <w:szCs w:val="22"/>
               </w:rPr>
               <w:t xml:space="preserve">mgomezp</w:t>
             </w:r>
@@ -973,9 +966,9 @@
             </w:r>
             <w:r>
               <w:rPr>
-                <w:rFonts w:ascii="Consolas" w:cs="Consolas" w:eastAsia="Consolas" w:hAnsi="Consolas"/>
-                <w:sz w:val="19"/>
-                <w:szCs w:val="19"/>
+                <w:rFonts w:ascii="Courier New" w:cs="Courier New" w:eastAsia="Courier New" w:hAnsi="Courier New"/>
+                <w:sz w:val="22"/>
+                <w:szCs w:val="22"/>
               </w:rPr>
               <w:t xml:space="preserve">123456</w:t>
             </w:r>
@@ -998,10 +991,10 @@
           <w:tcPr>
             <w:tcW w:type="dxa" w:w="4819"/>
             <w:tcBorders>
-              <w:top w:val="single" w:color="BFBFBF" w:sz="4"/>
-              <w:left w:val="single" w:color="BFBFBF" w:sz="4"/>
-              <w:bottom w:val="single" w:color="BFBFBF" w:sz="4"/>
-              <w:right w:val="single" w:color="BFBFBF" w:sz="4"/>
+              <w:top w:val="single" w:color="000000" w:sz="4"/>
+              <w:left w:val="single" w:color="000000" w:sz="4"/>
+              <w:bottom w:val="single" w:color="000000" w:sz="4"/>
+              <w:right w:val="single" w:color="000000" w:sz="4"/>
             </w:tcBorders>
             <w:tcMar>
               <w:top w:type="dxa" w:w="60"/>
@@ -1019,9 +1012,9 @@
             </w:r>
             <w:r>
               <w:rPr>
-                <w:rFonts w:ascii="Consolas" w:cs="Consolas" w:eastAsia="Consolas" w:hAnsi="Consolas"/>
-                <w:sz w:val="19"/>
-                <w:szCs w:val="19"/>
+                <w:rFonts w:ascii="Courier New" w:cs="Courier New" w:eastAsia="Courier New" w:hAnsi="Courier New"/>
+                <w:sz w:val="22"/>
+                <w:szCs w:val="22"/>
               </w:rPr>
               <w:t xml:space="preserve">panel_padre.html</w:t>
             </w:r>
@@ -1036,10 +1029,10 @@
           <w:tcPr>
             <w:tcW w:type="dxa" w:w="4819"/>
             <w:tcBorders>
-              <w:top w:val="single" w:color="BFBFBF" w:sz="4"/>
-              <w:left w:val="single" w:color="BFBFBF" w:sz="4"/>
-              <w:bottom w:val="single" w:color="BFBFBF" w:sz="4"/>
-              <w:right w:val="single" w:color="BFBFBF" w:sz="4"/>
+              <w:top w:val="single" w:color="000000" w:sz="4"/>
+              <w:left w:val="single" w:color="000000" w:sz="4"/>
+              <w:bottom w:val="single" w:color="000000" w:sz="4"/>
+              <w:right w:val="single" w:color="000000" w:sz="4"/>
             </w:tcBorders>
             <w:tcMar>
               <w:top w:type="dxa" w:w="60"/>
@@ -1061,10 +1054,10 @@
           <w:tcPr>
             <w:tcW w:type="dxa" w:w="4819"/>
             <w:tcBorders>
-              <w:top w:val="single" w:color="BFBFBF" w:sz="4"/>
-              <w:left w:val="single" w:color="BFBFBF" w:sz="4"/>
-              <w:bottom w:val="single" w:color="BFBFBF" w:sz="4"/>
-              <w:right w:val="single" w:color="BFBFBF" w:sz="4"/>
+              <w:top w:val="single" w:color="000000" w:sz="4"/>
+              <w:left w:val="single" w:color="000000" w:sz="4"/>
+              <w:bottom w:val="single" w:color="000000" w:sz="4"/>
+              <w:right w:val="single" w:color="000000" w:sz="4"/>
             </w:tcBorders>
             <w:tcMar>
               <w:top w:type="dxa" w:w="60"/>
@@ -1098,10 +1091,10 @@
           <w:tcPr>
             <w:tcW w:type="dxa" w:w="4819"/>
             <w:tcBorders>
-              <w:top w:val="single" w:color="BFBFBF" w:sz="4"/>
-              <w:left w:val="single" w:color="BFBFBF" w:sz="4"/>
-              <w:bottom w:val="single" w:color="BFBFBF" w:sz="4"/>
-              <w:right w:val="single" w:color="BFBFBF" w:sz="4"/>
+              <w:top w:val="single" w:color="000000" w:sz="4"/>
+              <w:left w:val="single" w:color="000000" w:sz="4"/>
+              <w:bottom w:val="single" w:color="000000" w:sz="4"/>
+              <w:right w:val="single" w:color="000000" w:sz="4"/>
             </w:tcBorders>
             <w:tcMar>
               <w:top w:type="dxa" w:w="60"/>
@@ -1119,9 +1112,9 @@
             </w:r>
             <w:r>
               <w:rPr>
-                <w:rFonts w:ascii="Consolas" w:cs="Consolas" w:eastAsia="Consolas" w:hAnsi="Consolas"/>
-                <w:sz w:val="19"/>
-                <w:szCs w:val="19"/>
+                <w:rFonts w:ascii="Courier New" w:cs="Courier New" w:eastAsia="Courier New" w:hAnsi="Courier New"/>
+                <w:sz w:val="22"/>
+                <w:szCs w:val="22"/>
               </w:rPr>
               <w:t xml:space="preserve">pmedina</w:t>
             </w:r>
@@ -1130,9 +1123,9 @@
             </w:r>
             <w:r>
               <w:rPr>
-                <w:rFonts w:ascii="Consolas" w:cs="Consolas" w:eastAsia="Consolas" w:hAnsi="Consolas"/>
-                <w:sz w:val="19"/>
-                <w:szCs w:val="19"/>
+                <w:rFonts w:ascii="Courier New" w:cs="Courier New" w:eastAsia="Courier New" w:hAnsi="Courier New"/>
+                <w:sz w:val="22"/>
+                <w:szCs w:val="22"/>
               </w:rPr>
               <w:t xml:space="preserve">123456</w:t>
             </w:r>
@@ -1145,10 +1138,10 @@
           <w:tcPr>
             <w:tcW w:type="dxa" w:w="4819"/>
             <w:tcBorders>
-              <w:top w:val="single" w:color="BFBFBF" w:sz="4"/>
-              <w:left w:val="single" w:color="BFBFBF" w:sz="4"/>
-              <w:bottom w:val="single" w:color="BFBFBF" w:sz="4"/>
-              <w:right w:val="single" w:color="BFBFBF" w:sz="4"/>
+              <w:top w:val="single" w:color="000000" w:sz="4"/>
+              <w:left w:val="single" w:color="000000" w:sz="4"/>
+              <w:bottom w:val="single" w:color="000000" w:sz="4"/>
+              <w:right w:val="single" w:color="000000" w:sz="4"/>
             </w:tcBorders>
             <w:tcMar>
               <w:top w:type="dxa" w:w="60"/>
@@ -1182,10 +1175,10 @@
           <w:tcPr>
             <w:tcW w:type="dxa" w:w="4819"/>
             <w:tcBorders>
-              <w:top w:val="single" w:color="BFBFBF" w:sz="4"/>
-              <w:left w:val="single" w:color="BFBFBF" w:sz="4"/>
-              <w:bottom w:val="single" w:color="BFBFBF" w:sz="4"/>
-              <w:right w:val="single" w:color="BFBFBF" w:sz="4"/>
+              <w:top w:val="single" w:color="000000" w:sz="4"/>
+              <w:left w:val="single" w:color="000000" w:sz="4"/>
+              <w:bottom w:val="single" w:color="000000" w:sz="4"/>
+              <w:right w:val="single" w:color="000000" w:sz="4"/>
             </w:tcBorders>
             <w:tcMar>
               <w:top w:type="dxa" w:w="60"/>
@@ -1203,9 +1196,9 @@
             </w:r>
             <w:r>
               <w:rPr>
-                <w:rFonts w:ascii="Consolas" w:cs="Consolas" w:eastAsia="Consolas" w:hAnsi="Consolas"/>
-                <w:sz w:val="19"/>
-                <w:szCs w:val="19"/>
+                <w:rFonts w:ascii="Courier New" w:cs="Courier New" w:eastAsia="Courier New" w:hAnsi="Courier New"/>
+                <w:sz w:val="22"/>
+                <w:szCs w:val="22"/>
               </w:rPr>
               <w:t xml:space="preserve">mgomezp</w:t>
             </w:r>
@@ -1214,9 +1207,9 @@
             </w:r>
             <w:r>
               <w:rPr>
-                <w:rFonts w:ascii="Consolas" w:cs="Consolas" w:eastAsia="Consolas" w:hAnsi="Consolas"/>
-                <w:sz w:val="19"/>
-                <w:szCs w:val="19"/>
+                <w:rFonts w:ascii="Courier New" w:cs="Courier New" w:eastAsia="Courier New" w:hAnsi="Courier New"/>
+                <w:sz w:val="22"/>
+                <w:szCs w:val="22"/>
               </w:rPr>
               <w:t xml:space="preserve">/api/padres/mis-hijos/{id de Mateo}/deportes</w:t>
             </w:r>
@@ -1229,10 +1222,10 @@
           <w:tcPr>
             <w:tcW w:type="dxa" w:w="4819"/>
             <w:tcBorders>
-              <w:top w:val="single" w:color="BFBFBF" w:sz="4"/>
-              <w:left w:val="single" w:color="BFBFBF" w:sz="4"/>
-              <w:bottom w:val="single" w:color="BFBFBF" w:sz="4"/>
-              <w:right w:val="single" w:color="BFBFBF" w:sz="4"/>
+              <w:top w:val="single" w:color="000000" w:sz="4"/>
+              <w:left w:val="single" w:color="000000" w:sz="4"/>
+              <w:bottom w:val="single" w:color="000000" w:sz="4"/>
+              <w:right w:val="single" w:color="000000" w:sz="4"/>
             </w:tcBorders>
             <w:tcMar>
               <w:top w:type="dxa" w:w="60"/>
@@ -1279,7 +1272,7 @@
         <w:t xml:space="preserve">Resultado obtenido:</w:t>
       </w:r>
       <w:r>
-        <w:t xml:space="preserve"> ✅ </w:t>
+        <w:t xml:space="preserve"> ✓ </w:t>
       </w:r>
       <w:r>
         <w:rPr>
@@ -1290,11 +1283,6 @@
       </w:r>
       <w:r>
         <w:t xml:space="preserve"> Los seis pasos están automatizados con Selenium (sección 6), que los ejecuta en un navegador real tal como los haría una persona: 3 de 3 pruebas en verde con Microsoft Edge en la máquina de desarrollo y con Google Chrome en GitHub Actions, en los PR #41 y #42.</w:t>
-      </w:r>
-    </w:p>
-    <w:p>
-      <w:r>
-        <w:br w:type="page"/>
       </w:r>
     </w:p>
     <w:p>
@@ -1358,12 +1346,11 @@
           <w:tcPr>
             <w:tcW w:type="dxa" w:w="2712"/>
             <w:tcBorders>
-              <w:top w:val="single" w:color="BFBFBF" w:sz="4"/>
-              <w:left w:val="single" w:color="BFBFBF" w:sz="4"/>
-              <w:bottom w:val="single" w:color="BFBFBF" w:sz="4"/>
-              <w:right w:val="single" w:color="BFBFBF" w:sz="4"/>
-            </w:tcBorders>
-            <w:shd w:fill="DCE6F1" w:color="auto" w:val="clear"/>
+              <w:top w:val="single" w:color="000000" w:sz="4"/>
+              <w:left w:val="single" w:color="000000" w:sz="4"/>
+              <w:bottom w:val="single" w:color="000000" w:sz="4"/>
+              <w:right w:val="single" w:color="000000" w:sz="4"/>
+            </w:tcBorders>
             <w:tcMar>
               <w:top w:type="dxa" w:w="60"/>
               <w:left w:type="dxa" w:w="100"/>
@@ -1388,12 +1375,11 @@
           <w:tcPr>
             <w:tcW w:type="dxa" w:w="3462"/>
             <w:tcBorders>
-              <w:top w:val="single" w:color="BFBFBF" w:sz="4"/>
-              <w:left w:val="single" w:color="BFBFBF" w:sz="4"/>
-              <w:bottom w:val="single" w:color="BFBFBF" w:sz="4"/>
-              <w:right w:val="single" w:color="BFBFBF" w:sz="4"/>
-            </w:tcBorders>
-            <w:shd w:fill="DCE6F1" w:color="auto" w:val="clear"/>
+              <w:top w:val="single" w:color="000000" w:sz="4"/>
+              <w:left w:val="single" w:color="000000" w:sz="4"/>
+              <w:bottom w:val="single" w:color="000000" w:sz="4"/>
+              <w:right w:val="single" w:color="000000" w:sz="4"/>
+            </w:tcBorders>
             <w:tcMar>
               <w:top w:type="dxa" w:w="60"/>
               <w:left w:type="dxa" w:w="100"/>
@@ -1418,12 +1404,11 @@
           <w:tcPr>
             <w:tcW w:type="dxa" w:w="3464"/>
             <w:tcBorders>
-              <w:top w:val="single" w:color="BFBFBF" w:sz="4"/>
-              <w:left w:val="single" w:color="BFBFBF" w:sz="4"/>
-              <w:bottom w:val="single" w:color="BFBFBF" w:sz="4"/>
-              <w:right w:val="single" w:color="BFBFBF" w:sz="4"/>
-            </w:tcBorders>
-            <w:shd w:fill="DCE6F1" w:color="auto" w:val="clear"/>
+              <w:top w:val="single" w:color="000000" w:sz="4"/>
+              <w:left w:val="single" w:color="000000" w:sz="4"/>
+              <w:bottom w:val="single" w:color="000000" w:sz="4"/>
+              <w:right w:val="single" w:color="000000" w:sz="4"/>
+            </w:tcBorders>
             <w:tcMar>
               <w:top w:type="dxa" w:w="60"/>
               <w:left w:type="dxa" w:w="100"/>
@@ -1450,10 +1435,10 @@
           <w:tcPr>
             <w:tcW w:type="dxa" w:w="2712"/>
             <w:tcBorders>
-              <w:top w:val="single" w:color="BFBFBF" w:sz="4"/>
-              <w:left w:val="single" w:color="BFBFBF" w:sz="4"/>
-              <w:bottom w:val="single" w:color="BFBFBF" w:sz="4"/>
-              <w:right w:val="single" w:color="BFBFBF" w:sz="4"/>
+              <w:top w:val="single" w:color="000000" w:sz="4"/>
+              <w:left w:val="single" w:color="000000" w:sz="4"/>
+              <w:bottom w:val="single" w:color="000000" w:sz="4"/>
+              <w:right w:val="single" w:color="000000" w:sz="4"/>
             </w:tcBorders>
             <w:tcMar>
               <w:top w:type="dxa" w:w="60"/>
@@ -1479,10 +1464,10 @@
           <w:tcPr>
             <w:tcW w:type="dxa" w:w="3462"/>
             <w:tcBorders>
-              <w:top w:val="single" w:color="BFBFBF" w:sz="4"/>
-              <w:left w:val="single" w:color="BFBFBF" w:sz="4"/>
-              <w:bottom w:val="single" w:color="BFBFBF" w:sz="4"/>
-              <w:right w:val="single" w:color="BFBFBF" w:sz="4"/>
+              <w:top w:val="single" w:color="000000" w:sz="4"/>
+              <w:left w:val="single" w:color="000000" w:sz="4"/>
+              <w:bottom w:val="single" w:color="000000" w:sz="4"/>
+              <w:right w:val="single" w:color="000000" w:sz="4"/>
             </w:tcBorders>
             <w:tcMar>
               <w:top w:type="dxa" w:w="60"/>
@@ -1504,10 +1489,10 @@
           <w:tcPr>
             <w:tcW w:type="dxa" w:w="3464"/>
             <w:tcBorders>
-              <w:top w:val="single" w:color="BFBFBF" w:sz="4"/>
-              <w:left w:val="single" w:color="BFBFBF" w:sz="4"/>
-              <w:bottom w:val="single" w:color="BFBFBF" w:sz="4"/>
-              <w:right w:val="single" w:color="BFBFBF" w:sz="4"/>
+              <w:top w:val="single" w:color="000000" w:sz="4"/>
+              <w:left w:val="single" w:color="000000" w:sz="4"/>
+              <w:bottom w:val="single" w:color="000000" w:sz="4"/>
+              <w:right w:val="single" w:color="000000" w:sz="4"/>
             </w:tcBorders>
             <w:tcMar>
               <w:top w:type="dxa" w:w="60"/>
@@ -1531,10 +1516,10 @@
           <w:tcPr>
             <w:tcW w:type="dxa" w:w="2712"/>
             <w:tcBorders>
-              <w:top w:val="single" w:color="BFBFBF" w:sz="4"/>
-              <w:left w:val="single" w:color="BFBFBF" w:sz="4"/>
-              <w:bottom w:val="single" w:color="BFBFBF" w:sz="4"/>
-              <w:right w:val="single" w:color="BFBFBF" w:sz="4"/>
+              <w:top w:val="single" w:color="000000" w:sz="4"/>
+              <w:left w:val="single" w:color="000000" w:sz="4"/>
+              <w:bottom w:val="single" w:color="000000" w:sz="4"/>
+              <w:right w:val="single" w:color="000000" w:sz="4"/>
             </w:tcBorders>
             <w:tcMar>
               <w:top w:type="dxa" w:w="60"/>
@@ -1560,10 +1545,10 @@
           <w:tcPr>
             <w:tcW w:type="dxa" w:w="3462"/>
             <w:tcBorders>
-              <w:top w:val="single" w:color="BFBFBF" w:sz="4"/>
-              <w:left w:val="single" w:color="BFBFBF" w:sz="4"/>
-              <w:bottom w:val="single" w:color="BFBFBF" w:sz="4"/>
-              <w:right w:val="single" w:color="BFBFBF" w:sz="4"/>
+              <w:top w:val="single" w:color="000000" w:sz="4"/>
+              <w:left w:val="single" w:color="000000" w:sz="4"/>
+              <w:bottom w:val="single" w:color="000000" w:sz="4"/>
+              <w:right w:val="single" w:color="000000" w:sz="4"/>
             </w:tcBorders>
             <w:tcMar>
               <w:top w:type="dxa" w:w="60"/>
@@ -1581,9 +1566,9 @@
             </w:r>
             <w:r>
               <w:rPr>
-                <w:rFonts w:ascii="Consolas" w:cs="Consolas" w:eastAsia="Consolas" w:hAnsi="Consolas"/>
-                <w:sz w:val="19"/>
-                <w:szCs w:val="19"/>
+                <w:rFonts w:ascii="Courier New" w:cs="Courier New" w:eastAsia="Courier New" w:hAnsi="Courier New"/>
+                <w:sz w:val="22"/>
+                <w:szCs w:val="22"/>
               </w:rPr>
               <w:t xml:space="preserve">var</w:t>
             </w:r>
@@ -1596,10 +1581,10 @@
           <w:tcPr>
             <w:tcW w:type="dxa" w:w="3464"/>
             <w:tcBorders>
-              <w:top w:val="single" w:color="BFBFBF" w:sz="4"/>
-              <w:left w:val="single" w:color="BFBFBF" w:sz="4"/>
-              <w:bottom w:val="single" w:color="BFBFBF" w:sz="4"/>
-              <w:right w:val="single" w:color="BFBFBF" w:sz="4"/>
+              <w:top w:val="single" w:color="000000" w:sz="4"/>
+              <w:left w:val="single" w:color="000000" w:sz="4"/>
+              <w:bottom w:val="single" w:color="000000" w:sz="4"/>
+              <w:right w:val="single" w:color="000000" w:sz="4"/>
             </w:tcBorders>
             <w:tcMar>
               <w:top w:type="dxa" w:w="60"/>
@@ -1617,9 +1602,9 @@
             </w:r>
             <w:r>
               <w:rPr>
-                <w:rFonts w:ascii="Consolas" w:cs="Consolas" w:eastAsia="Consolas" w:hAnsi="Consolas"/>
-                <w:sz w:val="19"/>
-                <w:szCs w:val="19"/>
+                <w:rFonts w:ascii="Courier New" w:cs="Courier New" w:eastAsia="Courier New" w:hAnsi="Courier New"/>
+                <w:sz w:val="22"/>
+                <w:szCs w:val="22"/>
               </w:rPr>
               <w:t xml:space="preserve">.editorconfig</w:t>
             </w:r>
@@ -1634,10 +1619,10 @@
           <w:tcPr>
             <w:tcW w:type="dxa" w:w="2712"/>
             <w:tcBorders>
-              <w:top w:val="single" w:color="BFBFBF" w:sz="4"/>
-              <w:left w:val="single" w:color="BFBFBF" w:sz="4"/>
-              <w:bottom w:val="single" w:color="BFBFBF" w:sz="4"/>
-              <w:right w:val="single" w:color="BFBFBF" w:sz="4"/>
+              <w:top w:val="single" w:color="000000" w:sz="4"/>
+              <w:left w:val="single" w:color="000000" w:sz="4"/>
+              <w:bottom w:val="single" w:color="000000" w:sz="4"/>
+              <w:right w:val="single" w:color="000000" w:sz="4"/>
             </w:tcBorders>
             <w:tcMar>
               <w:top w:type="dxa" w:w="60"/>
@@ -1663,10 +1648,10 @@
           <w:tcPr>
             <w:tcW w:type="dxa" w:w="3462"/>
             <w:tcBorders>
-              <w:top w:val="single" w:color="BFBFBF" w:sz="4"/>
-              <w:left w:val="single" w:color="BFBFBF" w:sz="4"/>
-              <w:bottom w:val="single" w:color="BFBFBF" w:sz="4"/>
-              <w:right w:val="single" w:color="BFBFBF" w:sz="4"/>
+              <w:top w:val="single" w:color="000000" w:sz="4"/>
+              <w:left w:val="single" w:color="000000" w:sz="4"/>
+              <w:bottom w:val="single" w:color="000000" w:sz="4"/>
+              <w:right w:val="single" w:color="000000" w:sz="4"/>
             </w:tcBorders>
             <w:tcMar>
               <w:top w:type="dxa" w:w="60"/>
@@ -1688,10 +1673,10 @@
           <w:tcPr>
             <w:tcW w:type="dxa" w:w="3464"/>
             <w:tcBorders>
-              <w:top w:val="single" w:color="BFBFBF" w:sz="4"/>
-              <w:left w:val="single" w:color="BFBFBF" w:sz="4"/>
-              <w:bottom w:val="single" w:color="BFBFBF" w:sz="4"/>
-              <w:right w:val="single" w:color="BFBFBF" w:sz="4"/>
+              <w:top w:val="single" w:color="000000" w:sz="4"/>
+              <w:left w:val="single" w:color="000000" w:sz="4"/>
+              <w:bottom w:val="single" w:color="000000" w:sz="4"/>
+              <w:right w:val="single" w:color="000000" w:sz="4"/>
             </w:tcBorders>
             <w:tcMar>
               <w:top w:type="dxa" w:w="60"/>
@@ -1715,10 +1700,10 @@
           <w:tcPr>
             <w:tcW w:type="dxa" w:w="2712"/>
             <w:tcBorders>
-              <w:top w:val="single" w:color="BFBFBF" w:sz="4"/>
-              <w:left w:val="single" w:color="BFBFBF" w:sz="4"/>
-              <w:bottom w:val="single" w:color="BFBFBF" w:sz="4"/>
-              <w:right w:val="single" w:color="BFBFBF" w:sz="4"/>
+              <w:top w:val="single" w:color="000000" w:sz="4"/>
+              <w:left w:val="single" w:color="000000" w:sz="4"/>
+              <w:bottom w:val="single" w:color="000000" w:sz="4"/>
+              <w:right w:val="single" w:color="000000" w:sz="4"/>
             </w:tcBorders>
             <w:tcMar>
               <w:top w:type="dxa" w:w="60"/>
@@ -1744,10 +1729,10 @@
           <w:tcPr>
             <w:tcW w:type="dxa" w:w="3462"/>
             <w:tcBorders>
-              <w:top w:val="single" w:color="BFBFBF" w:sz="4"/>
-              <w:left w:val="single" w:color="BFBFBF" w:sz="4"/>
-              <w:bottom w:val="single" w:color="BFBFBF" w:sz="4"/>
-              <w:right w:val="single" w:color="BFBFBF" w:sz="4"/>
+              <w:top w:val="single" w:color="000000" w:sz="4"/>
+              <w:left w:val="single" w:color="000000" w:sz="4"/>
+              <w:bottom w:val="single" w:color="000000" w:sz="4"/>
+              <w:right w:val="single" w:color="000000" w:sz="4"/>
             </w:tcBorders>
             <w:tcMar>
               <w:top w:type="dxa" w:w="60"/>
@@ -1769,10 +1754,10 @@
           <w:tcPr>
             <w:tcW w:type="dxa" w:w="3464"/>
             <w:tcBorders>
-              <w:top w:val="single" w:color="BFBFBF" w:sz="4"/>
-              <w:left w:val="single" w:color="BFBFBF" w:sz="4"/>
-              <w:bottom w:val="single" w:color="BFBFBF" w:sz="4"/>
-              <w:right w:val="single" w:color="BFBFBF" w:sz="4"/>
+              <w:top w:val="single" w:color="000000" w:sz="4"/>
+              <w:left w:val="single" w:color="000000" w:sz="4"/>
+              <w:bottom w:val="single" w:color="000000" w:sz="4"/>
+              <w:right w:val="single" w:color="000000" w:sz="4"/>
             </w:tcBorders>
             <w:tcMar>
               <w:top w:type="dxa" w:w="60"/>
@@ -1790,9 +1775,9 @@
             </w:r>
             <w:r>
               <w:rPr>
-                <w:rFonts w:ascii="Consolas" w:cs="Consolas" w:eastAsia="Consolas" w:hAnsi="Consolas"/>
-                <w:sz w:val="19"/>
-                <w:szCs w:val="19"/>
+                <w:rFonts w:ascii="Courier New" w:cs="Courier New" w:eastAsia="Courier New" w:hAnsi="Courier New"/>
+                <w:sz w:val="22"/>
+                <w:szCs w:val="22"/>
               </w:rPr>
               <w:t xml:space="preserve">alumnosPorMateria</w:t>
             </w:r>
@@ -1801,9 +1786,9 @@
             </w:r>
             <w:r>
               <w:rPr>
-                <w:rFonts w:ascii="Consolas" w:cs="Consolas" w:eastAsia="Consolas" w:hAnsi="Consolas"/>
-                <w:sz w:val="19"/>
-                <w:szCs w:val="19"/>
+                <w:rFonts w:ascii="Courier New" w:cs="Courier New" w:eastAsia="Courier New" w:hAnsi="Courier New"/>
+                <w:sz w:val="22"/>
+                <w:szCs w:val="22"/>
               </w:rPr>
               <w:t xml:space="preserve">esResponsableFacturacion</w:t>
             </w:r>
@@ -1812,9 +1797,9 @@
             </w:r>
             <w:r>
               <w:rPr>
-                <w:rFonts w:ascii="Consolas" w:cs="Consolas" w:eastAsia="Consolas" w:hAnsi="Consolas"/>
-                <w:sz w:val="19"/>
-                <w:szCs w:val="19"/>
+                <w:rFonts w:ascii="Courier New" w:cs="Courier New" w:eastAsia="Courier New" w:hAnsi="Courier New"/>
+                <w:sz w:val="22"/>
+                <w:szCs w:val="22"/>
               </w:rPr>
               <w:t xml:space="preserve">idsDeMisHijos</w:t>
             </w:r>
@@ -1829,10 +1814,10 @@
           <w:tcPr>
             <w:tcW w:type="dxa" w:w="2712"/>
             <w:tcBorders>
-              <w:top w:val="single" w:color="BFBFBF" w:sz="4"/>
-              <w:left w:val="single" w:color="BFBFBF" w:sz="4"/>
-              <w:bottom w:val="single" w:color="BFBFBF" w:sz="4"/>
-              <w:right w:val="single" w:color="BFBFBF" w:sz="4"/>
+              <w:top w:val="single" w:color="000000" w:sz="4"/>
+              <w:left w:val="single" w:color="000000" w:sz="4"/>
+              <w:bottom w:val="single" w:color="000000" w:sz="4"/>
+              <w:right w:val="single" w:color="000000" w:sz="4"/>
             </w:tcBorders>
             <w:tcMar>
               <w:top w:type="dxa" w:w="60"/>
@@ -1858,10 +1843,10 @@
           <w:tcPr>
             <w:tcW w:type="dxa" w:w="3462"/>
             <w:tcBorders>
-              <w:top w:val="single" w:color="BFBFBF" w:sz="4"/>
-              <w:left w:val="single" w:color="BFBFBF" w:sz="4"/>
-              <w:bottom w:val="single" w:color="BFBFBF" w:sz="4"/>
-              <w:right w:val="single" w:color="BFBFBF" w:sz="4"/>
+              <w:top w:val="single" w:color="000000" w:sz="4"/>
+              <w:left w:val="single" w:color="000000" w:sz="4"/>
+              <w:bottom w:val="single" w:color="000000" w:sz="4"/>
+              <w:right w:val="single" w:color="000000" w:sz="4"/>
             </w:tcBorders>
             <w:tcMar>
               <w:top w:type="dxa" w:w="60"/>
@@ -1883,10 +1868,10 @@
           <w:tcPr>
             <w:tcW w:type="dxa" w:w="3464"/>
             <w:tcBorders>
-              <w:top w:val="single" w:color="BFBFBF" w:sz="4"/>
-              <w:left w:val="single" w:color="BFBFBF" w:sz="4"/>
-              <w:bottom w:val="single" w:color="BFBFBF" w:sz="4"/>
-              <w:right w:val="single" w:color="BFBFBF" w:sz="4"/>
+              <w:top w:val="single" w:color="000000" w:sz="4"/>
+              <w:left w:val="single" w:color="000000" w:sz="4"/>
+              <w:bottom w:val="single" w:color="000000" w:sz="4"/>
+              <w:right w:val="single" w:color="000000" w:sz="4"/>
             </w:tcBorders>
             <w:tcMar>
               <w:top w:type="dxa" w:w="60"/>
@@ -1904,9 +1889,9 @@
             </w:r>
             <w:r>
               <w:rPr>
-                <w:rFonts w:ascii="Consolas" w:cs="Consolas" w:eastAsia="Consolas" w:hAnsi="Consolas"/>
-                <w:sz w:val="19"/>
-                <w:szCs w:val="19"/>
+                <w:rFonts w:ascii="Courier New" w:cs="Courier New" w:eastAsia="Courier New" w:hAnsi="Courier New"/>
+                <w:sz w:val="22"/>
+                <w:szCs w:val="22"/>
               </w:rPr>
               <w:t xml:space="preserve">CHECK</w:t>
             </w:r>
@@ -1921,10 +1906,10 @@
           <w:tcPr>
             <w:tcW w:type="dxa" w:w="2712"/>
             <w:tcBorders>
-              <w:top w:val="single" w:color="BFBFBF" w:sz="4"/>
-              <w:left w:val="single" w:color="BFBFBF" w:sz="4"/>
-              <w:bottom w:val="single" w:color="BFBFBF" w:sz="4"/>
-              <w:right w:val="single" w:color="BFBFBF" w:sz="4"/>
+              <w:top w:val="single" w:color="000000" w:sz="4"/>
+              <w:left w:val="single" w:color="000000" w:sz="4"/>
+              <w:bottom w:val="single" w:color="000000" w:sz="4"/>
+              <w:right w:val="single" w:color="000000" w:sz="4"/>
             </w:tcBorders>
             <w:tcMar>
               <w:top w:type="dxa" w:w="60"/>
@@ -1950,10 +1935,10 @@
           <w:tcPr>
             <w:tcW w:type="dxa" w:w="3462"/>
             <w:tcBorders>
-              <w:top w:val="single" w:color="BFBFBF" w:sz="4"/>
-              <w:left w:val="single" w:color="BFBFBF" w:sz="4"/>
-              <w:bottom w:val="single" w:color="BFBFBF" w:sz="4"/>
-              <w:right w:val="single" w:color="BFBFBF" w:sz="4"/>
+              <w:top w:val="single" w:color="000000" w:sz="4"/>
+              <w:left w:val="single" w:color="000000" w:sz="4"/>
+              <w:bottom w:val="single" w:color="000000" w:sz="4"/>
+              <w:right w:val="single" w:color="000000" w:sz="4"/>
             </w:tcBorders>
             <w:tcMar>
               <w:top w:type="dxa" w:w="60"/>
@@ -1995,10 +1980,10 @@
           <w:tcPr>
             <w:tcW w:type="dxa" w:w="3464"/>
             <w:tcBorders>
-              <w:top w:val="single" w:color="BFBFBF" w:sz="4"/>
-              <w:left w:val="single" w:color="BFBFBF" w:sz="4"/>
-              <w:bottom w:val="single" w:color="BFBFBF" w:sz="4"/>
-              <w:right w:val="single" w:color="BFBFBF" w:sz="4"/>
+              <w:top w:val="single" w:color="000000" w:sz="4"/>
+              <w:left w:val="single" w:color="000000" w:sz="4"/>
+              <w:bottom w:val="single" w:color="000000" w:sz="4"/>
+              <w:right w:val="single" w:color="000000" w:sz="4"/>
             </w:tcBorders>
             <w:tcMar>
               <w:top w:type="dxa" w:w="60"/>
@@ -2016,9 +2001,9 @@
             </w:r>
             <w:r>
               <w:rPr>
-                <w:rFonts w:ascii="Consolas" w:cs="Consolas" w:eastAsia="Consolas" w:hAnsi="Consolas"/>
-                <w:sz w:val="19"/>
-                <w:szCs w:val="19"/>
+                <w:rFonts w:ascii="Courier New" w:cs="Courier New" w:eastAsia="Courier New" w:hAnsi="Courier New"/>
+                <w:sz w:val="22"/>
+                <w:szCs w:val="22"/>
               </w:rPr>
               <w:t xml:space="preserve">padres</w:t>
             </w:r>
@@ -2033,10 +2018,10 @@
           <w:tcPr>
             <w:tcW w:type="dxa" w:w="2712"/>
             <w:tcBorders>
-              <w:top w:val="single" w:color="BFBFBF" w:sz="4"/>
-              <w:left w:val="single" w:color="BFBFBF" w:sz="4"/>
-              <w:bottom w:val="single" w:color="BFBFBF" w:sz="4"/>
-              <w:right w:val="single" w:color="BFBFBF" w:sz="4"/>
+              <w:top w:val="single" w:color="000000" w:sz="4"/>
+              <w:left w:val="single" w:color="000000" w:sz="4"/>
+              <w:bottom w:val="single" w:color="000000" w:sz="4"/>
+              <w:right w:val="single" w:color="000000" w:sz="4"/>
             </w:tcBorders>
             <w:tcMar>
               <w:top w:type="dxa" w:w="60"/>
@@ -2062,10 +2047,10 @@
           <w:tcPr>
             <w:tcW w:type="dxa" w:w="3462"/>
             <w:tcBorders>
-              <w:top w:val="single" w:color="BFBFBF" w:sz="4"/>
-              <w:left w:val="single" w:color="BFBFBF" w:sz="4"/>
-              <w:bottom w:val="single" w:color="BFBFBF" w:sz="4"/>
-              <w:right w:val="single" w:color="BFBFBF" w:sz="4"/>
+              <w:top w:val="single" w:color="000000" w:sz="4"/>
+              <w:left w:val="single" w:color="000000" w:sz="4"/>
+              <w:bottom w:val="single" w:color="000000" w:sz="4"/>
+              <w:right w:val="single" w:color="000000" w:sz="4"/>
             </w:tcBorders>
             <w:tcMar>
               <w:top w:type="dxa" w:w="60"/>
@@ -2087,10 +2072,10 @@
           <w:tcPr>
             <w:tcW w:type="dxa" w:w="3464"/>
             <w:tcBorders>
-              <w:top w:val="single" w:color="BFBFBF" w:sz="4"/>
-              <w:left w:val="single" w:color="BFBFBF" w:sz="4"/>
-              <w:bottom w:val="single" w:color="BFBFBF" w:sz="4"/>
-              <w:right w:val="single" w:color="BFBFBF" w:sz="4"/>
+              <w:top w:val="single" w:color="000000" w:sz="4"/>
+              <w:left w:val="single" w:color="000000" w:sz="4"/>
+              <w:bottom w:val="single" w:color="000000" w:sz="4"/>
+              <w:right w:val="single" w:color="000000" w:sz="4"/>
             </w:tcBorders>
             <w:tcMar>
               <w:top w:type="dxa" w:w="60"/>
@@ -2114,10 +2099,10 @@
           <w:tcPr>
             <w:tcW w:type="dxa" w:w="2712"/>
             <w:tcBorders>
-              <w:top w:val="single" w:color="BFBFBF" w:sz="4"/>
-              <w:left w:val="single" w:color="BFBFBF" w:sz="4"/>
-              <w:bottom w:val="single" w:color="BFBFBF" w:sz="4"/>
-              <w:right w:val="single" w:color="BFBFBF" w:sz="4"/>
+              <w:top w:val="single" w:color="000000" w:sz="4"/>
+              <w:left w:val="single" w:color="000000" w:sz="4"/>
+              <w:bottom w:val="single" w:color="000000" w:sz="4"/>
+              <w:right w:val="single" w:color="000000" w:sz="4"/>
             </w:tcBorders>
             <w:tcMar>
               <w:top w:type="dxa" w:w="60"/>
@@ -2143,10 +2128,10 @@
           <w:tcPr>
             <w:tcW w:type="dxa" w:w="3462"/>
             <w:tcBorders>
-              <w:top w:val="single" w:color="BFBFBF" w:sz="4"/>
-              <w:left w:val="single" w:color="BFBFBF" w:sz="4"/>
-              <w:bottom w:val="single" w:color="BFBFBF" w:sz="4"/>
-              <w:right w:val="single" w:color="BFBFBF" w:sz="4"/>
+              <w:top w:val="single" w:color="000000" w:sz="4"/>
+              <w:left w:val="single" w:color="000000" w:sz="4"/>
+              <w:bottom w:val="single" w:color="000000" w:sz="4"/>
+              <w:right w:val="single" w:color="000000" w:sz="4"/>
             </w:tcBorders>
             <w:tcMar>
               <w:top w:type="dxa" w:w="60"/>
@@ -2168,10 +2153,10 @@
           <w:tcPr>
             <w:tcW w:type="dxa" w:w="3464"/>
             <w:tcBorders>
-              <w:top w:val="single" w:color="BFBFBF" w:sz="4"/>
-              <w:left w:val="single" w:color="BFBFBF" w:sz="4"/>
-              <w:bottom w:val="single" w:color="BFBFBF" w:sz="4"/>
-              <w:right w:val="single" w:color="BFBFBF" w:sz="4"/>
+              <w:top w:val="single" w:color="000000" w:sz="4"/>
+              <w:left w:val="single" w:color="000000" w:sz="4"/>
+              <w:bottom w:val="single" w:color="000000" w:sz="4"/>
+              <w:right w:val="single" w:color="000000" w:sz="4"/>
             </w:tcBorders>
             <w:tcMar>
               <w:top w:type="dxa" w:w="60"/>
@@ -2195,10 +2180,10 @@
           <w:tcPr>
             <w:tcW w:type="dxa" w:w="2712"/>
             <w:tcBorders>
-              <w:top w:val="single" w:color="BFBFBF" w:sz="4"/>
-              <w:left w:val="single" w:color="BFBFBF" w:sz="4"/>
-              <w:bottom w:val="single" w:color="BFBFBF" w:sz="4"/>
-              <w:right w:val="single" w:color="BFBFBF" w:sz="4"/>
+              <w:top w:val="single" w:color="000000" w:sz="4"/>
+              <w:left w:val="single" w:color="000000" w:sz="4"/>
+              <w:bottom w:val="single" w:color="000000" w:sz="4"/>
+              <w:right w:val="single" w:color="000000" w:sz="4"/>
             </w:tcBorders>
             <w:tcMar>
               <w:top w:type="dxa" w:w="60"/>
@@ -2224,10 +2209,10 @@
           <w:tcPr>
             <w:tcW w:type="dxa" w:w="3462"/>
             <w:tcBorders>
-              <w:top w:val="single" w:color="BFBFBF" w:sz="4"/>
-              <w:left w:val="single" w:color="BFBFBF" w:sz="4"/>
-              <w:bottom w:val="single" w:color="BFBFBF" w:sz="4"/>
-              <w:right w:val="single" w:color="BFBFBF" w:sz="4"/>
+              <w:top w:val="single" w:color="000000" w:sz="4"/>
+              <w:left w:val="single" w:color="000000" w:sz="4"/>
+              <w:bottom w:val="single" w:color="000000" w:sz="4"/>
+              <w:right w:val="single" w:color="000000" w:sz="4"/>
             </w:tcBorders>
             <w:tcMar>
               <w:top w:type="dxa" w:w="60"/>
@@ -2249,10 +2234,10 @@
           <w:tcPr>
             <w:tcW w:type="dxa" w:w="3464"/>
             <w:tcBorders>
-              <w:top w:val="single" w:color="BFBFBF" w:sz="4"/>
-              <w:left w:val="single" w:color="BFBFBF" w:sz="4"/>
-              <w:bottom w:val="single" w:color="BFBFBF" w:sz="4"/>
-              <w:right w:val="single" w:color="BFBFBF" w:sz="4"/>
+              <w:top w:val="single" w:color="000000" w:sz="4"/>
+              <w:left w:val="single" w:color="000000" w:sz="4"/>
+              <w:bottom w:val="single" w:color="000000" w:sz="4"/>
+              <w:right w:val="single" w:color="000000" w:sz="4"/>
             </w:tcBorders>
             <w:tcMar>
               <w:top w:type="dxa" w:w="60"/>
@@ -2267,9 +2252,9 @@
             </w:pPr>
             <w:r>
               <w:rPr>
-                <w:rFonts w:ascii="Consolas" w:cs="Consolas" w:eastAsia="Consolas" w:hAnsi="Consolas"/>
-                <w:sz w:val="19"/>
-                <w:szCs w:val="19"/>
+                <w:rFonts w:ascii="Courier New" w:cs="Courier New" w:eastAsia="Courier New" w:hAnsi="Courier New"/>
+                <w:sz w:val="22"/>
+                <w:szCs w:val="22"/>
               </w:rPr>
               <w:t xml:space="preserve">.env</w:t>
             </w:r>
@@ -2315,9 +2300,9 @@
       </w:r>
       <w:r>
         <w:rPr>
-          <w:rFonts w:ascii="Consolas" w:cs="Consolas" w:eastAsia="Consolas" w:hAnsi="Consolas"/>
-          <w:sz w:val="19"/>
-          <w:szCs w:val="19"/>
+          <w:rFonts w:ascii="Courier New" w:cs="Courier New" w:eastAsia="Courier New" w:hAnsi="Courier New"/>
+          <w:sz w:val="22"/>
+          <w:szCs w:val="22"/>
         </w:rPr>
         <w:t xml:space="preserve">.github/pull_request_template.md</w:t>
       </w:r>
@@ -2346,9 +2331,9 @@
       </w:r>
       <w:r>
         <w:rPr>
-          <w:rFonts w:ascii="Consolas" w:cs="Consolas" w:eastAsia="Consolas" w:hAnsi="Consolas"/>
-          <w:sz w:val="19"/>
-          <w:szCs w:val="19"/>
+          <w:rFonts w:ascii="Courier New" w:cs="Courier New" w:eastAsia="Courier New" w:hAnsi="Courier New"/>
+          <w:sz w:val="22"/>
+          <w:szCs w:val="22"/>
         </w:rPr>
         <w:t xml:space="preserve">CODEOWNERS</w:t>
       </w:r>
@@ -2377,9 +2362,9 @@
       </w:r>
       <w:r>
         <w:rPr>
-          <w:rFonts w:ascii="Consolas" w:cs="Consolas" w:eastAsia="Consolas" w:hAnsi="Consolas"/>
-          <w:sz w:val="19"/>
-          <w:szCs w:val="19"/>
+          <w:rFonts w:ascii="Courier New" w:cs="Courier New" w:eastAsia="Courier New" w:hAnsi="Courier New"/>
+          <w:sz w:val="22"/>
+          <w:szCs w:val="22"/>
         </w:rPr>
         <w:t xml:space="preserve">main</w:t>
       </w:r>
@@ -2498,11 +2483,6 @@
       </w:r>
     </w:p>
     <w:p>
-      <w:r>
-        <w:br w:type="page"/>
-      </w:r>
-    </w:p>
-    <w:p>
       <w:pPr>
         <w:pStyle w:val="Heading1"/>
         <w:spacing w:after="120" w:before="240"/>
@@ -2522,9 +2502,6 @@
     </w:p>
     <w:p>
       <w:pPr>
-        <w:pBdr>
-          <w:left w:val="single" w:color="4F81BD" w:sz="12" w:space="8"/>
-        </w:pBdr>
         <w:spacing w:after="80"/>
         <w:ind w:left="400"/>
       </w:pPr>
@@ -2537,11 +2514,11 @@
       </w:r>
       <w:r>
         <w:rPr>
-          <w:rFonts w:ascii="Consolas" w:cs="Consolas" w:eastAsia="Consolas" w:hAnsi="Consolas"/>
+          <w:rFonts w:ascii="Courier New" w:cs="Courier New" w:eastAsia="Courier New" w:hAnsi="Courier New"/>
           <w:i/>
           <w:iCs/>
-          <w:sz w:val="19"/>
-          <w:szCs w:val="19"/>
+          <w:sz w:val="22"/>
+          <w:szCs w:val="22"/>
         </w:rPr>
         <w:t xml:space="preserve">.github/ISSUE_TEMPLATE/historia_de_usuario.yml</w:t>
       </w:r>
@@ -2709,252 +2686,234 @@
     </w:p>
     <w:p>
       <w:pPr>
-        <w:shd w:fill="F2F2F2" w:color="auto" w:val="clear"/>
         <w:spacing w:after="0" w:before="0"/>
       </w:pPr>
       <w:r>
         <w:rPr>
-          <w:rFonts w:ascii="Consolas" w:cs="Consolas" w:eastAsia="Consolas" w:hAnsi="Consolas"/>
-          <w:sz w:val="18"/>
-          <w:szCs w:val="18"/>
+          <w:rFonts w:ascii="Courier New" w:cs="Courier New" w:eastAsia="Courier New" w:hAnsi="Courier New"/>
+          <w:sz w:val="22"/>
+          <w:szCs w:val="22"/>
         </w:rPr>
         <w:t xml:space="preserve"> ┌──────────────────┐  ┌──────────────────┐  ┌──────────────────┐</w:t>
       </w:r>
     </w:p>
     <w:p>
       <w:pPr>
-        <w:shd w:fill="F2F2F2" w:color="auto" w:val="clear"/>
         <w:spacing w:after="0" w:before="0"/>
       </w:pPr>
       <w:r>
         <w:rPr>
-          <w:rFonts w:ascii="Consolas" w:cs="Consolas" w:eastAsia="Consolas" w:hAnsi="Consolas"/>
-          <w:sz w:val="18"/>
-          <w:szCs w:val="18"/>
+          <w:rFonts w:ascii="Courier New" w:cs="Courier New" w:eastAsia="Courier New" w:hAnsi="Courier New"/>
+          <w:sz w:val="22"/>
+          <w:szCs w:val="22"/>
         </w:rPr>
         <w:t xml:space="preserve"> │  Portal público  │  │    Backoffice    │  │   App móvil      │</w:t>
       </w:r>
     </w:p>
     <w:p>
       <w:pPr>
-        <w:shd w:fill="F2F2F2" w:color="auto" w:val="clear"/>
         <w:spacing w:after="0" w:before="0"/>
       </w:pPr>
       <w:r>
         <w:rPr>
-          <w:rFonts w:ascii="Consolas" w:cs="Consolas" w:eastAsia="Consolas" w:hAnsi="Consolas"/>
-          <w:sz w:val="18"/>
-          <w:szCs w:val="18"/>
+          <w:rFonts w:ascii="Courier New" w:cs="Courier New" w:eastAsia="Courier New" w:hAnsi="Courier New"/>
+          <w:sz w:val="22"/>
+          <w:szCs w:val="22"/>
         </w:rPr>
         <w:t xml:space="preserve"> │  (HTML/CSS/JS)   │  │   (módulos ES)   │  │  (Expo + RN)     │</w:t>
       </w:r>
     </w:p>
     <w:p>
       <w:pPr>
-        <w:shd w:fill="F2F2F2" w:color="auto" w:val="clear"/>
         <w:spacing w:after="0" w:before="0"/>
       </w:pPr>
       <w:r>
         <w:rPr>
-          <w:rFonts w:ascii="Consolas" w:cs="Consolas" w:eastAsia="Consolas" w:hAnsi="Consolas"/>
-          <w:sz w:val="18"/>
-          <w:szCs w:val="18"/>
+          <w:rFonts w:ascii="Courier New" w:cs="Courier New" w:eastAsia="Courier New" w:hAnsi="Courier New"/>
+          <w:sz w:val="22"/>
+          <w:szCs w:val="22"/>
         </w:rPr>
         <w:t xml:space="preserve"> │    visitantes    │  │ admin · docentes │  │     tutores      │</w:t>
       </w:r>
     </w:p>
     <w:p>
       <w:pPr>
-        <w:shd w:fill="F2F2F2" w:color="auto" w:val="clear"/>
         <w:spacing w:after="0" w:before="0"/>
       </w:pPr>
       <w:r>
         <w:rPr>
-          <w:rFonts w:ascii="Consolas" w:cs="Consolas" w:eastAsia="Consolas" w:hAnsi="Consolas"/>
-          <w:sz w:val="18"/>
-          <w:szCs w:val="18"/>
+          <w:rFonts w:ascii="Courier New" w:cs="Courier New" w:eastAsia="Courier New" w:hAnsi="Courier New"/>
+          <w:sz w:val="22"/>
+          <w:szCs w:val="22"/>
         </w:rPr>
         <w:t xml:space="preserve"> └────────┬─────────┘  └────────┬─────────┘  └────────┬─────────┘</w:t>
       </w:r>
     </w:p>
     <w:p>
       <w:pPr>
-        <w:shd w:fill="F2F2F2" w:color="auto" w:val="clear"/>
         <w:spacing w:after="0" w:before="0"/>
       </w:pPr>
       <w:r>
         <w:rPr>
-          <w:rFonts w:ascii="Consolas" w:cs="Consolas" w:eastAsia="Consolas" w:hAnsi="Consolas"/>
-          <w:sz w:val="18"/>
-          <w:szCs w:val="18"/>
+          <w:rFonts w:ascii="Courier New" w:cs="Courier New" w:eastAsia="Courier New" w:hAnsi="Courier New"/>
+          <w:sz w:val="22"/>
+          <w:szCs w:val="22"/>
         </w:rPr>
         <w:t xml:space="preserve">          └─────────────────────┼─────────────────────┘</w:t>
       </w:r>
     </w:p>
     <w:p>
       <w:pPr>
-        <w:shd w:fill="F2F2F2" w:color="auto" w:val="clear"/>
         <w:spacing w:after="0" w:before="0"/>
       </w:pPr>
       <w:r>
         <w:rPr>
-          <w:rFonts w:ascii="Consolas" w:cs="Consolas" w:eastAsia="Consolas" w:hAnsi="Consolas"/>
-          <w:sz w:val="18"/>
-          <w:szCs w:val="18"/>
+          <w:rFonts w:ascii="Courier New" w:cs="Courier New" w:eastAsia="Courier New" w:hAnsi="Courier New"/>
+          <w:sz w:val="22"/>
+          <w:szCs w:val="22"/>
         </w:rPr>
         <w:t xml:space="preserve">                                │ HTTPS · JSON · JWT</w:t>
       </w:r>
     </w:p>
     <w:p>
       <w:pPr>
-        <w:shd w:fill="F2F2F2" w:color="auto" w:val="clear"/>
         <w:spacing w:after="0" w:before="0"/>
       </w:pPr>
       <w:r>
         <w:rPr>
-          <w:rFonts w:ascii="Consolas" w:cs="Consolas" w:eastAsia="Consolas" w:hAnsi="Consolas"/>
-          <w:sz w:val="18"/>
-          <w:szCs w:val="18"/>
+          <w:rFonts w:ascii="Courier New" w:cs="Courier New" w:eastAsia="Courier New" w:hAnsi="Courier New"/>
+          <w:sz w:val="22"/>
+          <w:szCs w:val="22"/>
         </w:rPr>
         <w:t xml:space="preserve">                    ┌───────────▼────────────┐</w:t>
       </w:r>
     </w:p>
     <w:p>
       <w:pPr>
-        <w:shd w:fill="F2F2F2" w:color="auto" w:val="clear"/>
         <w:spacing w:after="0" w:before="0"/>
       </w:pPr>
       <w:r>
         <w:rPr>
-          <w:rFonts w:ascii="Consolas" w:cs="Consolas" w:eastAsia="Consolas" w:hAnsi="Consolas"/>
-          <w:sz w:val="18"/>
-          <w:szCs w:val="18"/>
+          <w:rFonts w:ascii="Courier New" w:cs="Courier New" w:eastAsia="Courier New" w:hAnsi="Courier New"/>
+          <w:sz w:val="22"/>
+          <w:szCs w:val="22"/>
         </w:rPr>
         <w:t xml:space="preserve">                    │       API REST         │</w:t>
       </w:r>
     </w:p>
     <w:p>
       <w:pPr>
-        <w:shd w:fill="F2F2F2" w:color="auto" w:val="clear"/>
         <w:spacing w:after="0" w:before="0"/>
       </w:pPr>
       <w:r>
         <w:rPr>
-          <w:rFonts w:ascii="Consolas" w:cs="Consolas" w:eastAsia="Consolas" w:hAnsi="Consolas"/>
-          <w:sz w:val="18"/>
-          <w:szCs w:val="18"/>
+          <w:rFonts w:ascii="Courier New" w:cs="Courier New" w:eastAsia="Courier New" w:hAnsi="Courier New"/>
+          <w:sz w:val="22"/>
+          <w:szCs w:val="22"/>
         </w:rPr>
         <w:t xml:space="preserve">                    │  Node · Express · TS   │</w:t>
       </w:r>
     </w:p>
     <w:p>
       <w:pPr>
-        <w:shd w:fill="F2F2F2" w:color="auto" w:val="clear"/>
         <w:spacing w:after="0" w:before="0"/>
       </w:pPr>
       <w:r>
         <w:rPr>
-          <w:rFonts w:ascii="Consolas" w:cs="Consolas" w:eastAsia="Consolas" w:hAnsi="Consolas"/>
-          <w:sz w:val="18"/>
-          <w:szCs w:val="18"/>
+          <w:rFonts w:ascii="Courier New" w:cs="Courier New" w:eastAsia="Courier New" w:hAnsi="Courier New"/>
+          <w:sz w:val="22"/>
+          <w:szCs w:val="22"/>
         </w:rPr>
         <w:t xml:space="preserve">                    │ rutas → servicios →    │</w:t>
       </w:r>
     </w:p>
     <w:p>
       <w:pPr>
-        <w:shd w:fill="F2F2F2" w:color="auto" w:val="clear"/>
         <w:spacing w:after="0" w:before="0"/>
       </w:pPr>
       <w:r>
         <w:rPr>
-          <w:rFonts w:ascii="Consolas" w:cs="Consolas" w:eastAsia="Consolas" w:hAnsi="Consolas"/>
-          <w:sz w:val="18"/>
-          <w:szCs w:val="18"/>
+          <w:rFonts w:ascii="Courier New" w:cs="Courier New" w:eastAsia="Courier New" w:hAnsi="Courier New"/>
+          <w:sz w:val="22"/>
+          <w:szCs w:val="22"/>
         </w:rPr>
         <w:t xml:space="preserve">                    │        Prisma          │</w:t>
       </w:r>
     </w:p>
     <w:p>
       <w:pPr>
-        <w:shd w:fill="F2F2F2" w:color="auto" w:val="clear"/>
         <w:spacing w:after="0" w:before="0"/>
       </w:pPr>
       <w:r>
         <w:rPr>
-          <w:rFonts w:ascii="Consolas" w:cs="Consolas" w:eastAsia="Consolas" w:hAnsi="Consolas"/>
-          <w:sz w:val="18"/>
-          <w:szCs w:val="18"/>
+          <w:rFonts w:ascii="Courier New" w:cs="Courier New" w:eastAsia="Courier New" w:hAnsi="Courier New"/>
+          <w:sz w:val="22"/>
+          <w:szCs w:val="22"/>
         </w:rPr>
         <w:t xml:space="preserve">                    └───────────┬────────────┘</w:t>
       </w:r>
     </w:p>
     <w:p>
       <w:pPr>
-        <w:shd w:fill="F2F2F2" w:color="auto" w:val="clear"/>
         <w:spacing w:after="0" w:before="0"/>
       </w:pPr>
       <w:r>
         <w:rPr>
-          <w:rFonts w:ascii="Consolas" w:cs="Consolas" w:eastAsia="Consolas" w:hAnsi="Consolas"/>
-          <w:sz w:val="18"/>
-          <w:szCs w:val="18"/>
+          <w:rFonts w:ascii="Courier New" w:cs="Courier New" w:eastAsia="Courier New" w:hAnsi="Courier New"/>
+          <w:sz w:val="22"/>
+          <w:szCs w:val="22"/>
         </w:rPr>
         <w:t xml:space="preserve">                    ┌───────────▼────────────┐</w:t>
       </w:r>
     </w:p>
     <w:p>
       <w:pPr>
-        <w:shd w:fill="F2F2F2" w:color="auto" w:val="clear"/>
         <w:spacing w:after="0" w:before="0"/>
       </w:pPr>
       <w:r>
         <w:rPr>
-          <w:rFonts w:ascii="Consolas" w:cs="Consolas" w:eastAsia="Consolas" w:hAnsi="Consolas"/>
-          <w:sz w:val="18"/>
-          <w:szCs w:val="18"/>
+          <w:rFonts w:ascii="Courier New" w:cs="Courier New" w:eastAsia="Courier New" w:hAnsi="Courier New"/>
+          <w:sz w:val="22"/>
+          <w:szCs w:val="22"/>
         </w:rPr>
         <w:t xml:space="preserve">                    │     PostgreSQL 18      │</w:t>
       </w:r>
     </w:p>
     <w:p>
       <w:pPr>
-        <w:shd w:fill="F2F2F2" w:color="auto" w:val="clear"/>
         <w:spacing w:after="0" w:before="0"/>
       </w:pPr>
       <w:r>
         <w:rPr>
-          <w:rFonts w:ascii="Consolas" w:cs="Consolas" w:eastAsia="Consolas" w:hAnsi="Consolas"/>
-          <w:sz w:val="18"/>
-          <w:szCs w:val="18"/>
+          <w:rFonts w:ascii="Courier New" w:cs="Courier New" w:eastAsia="Courier New" w:hAnsi="Courier New"/>
+          <w:sz w:val="22"/>
+          <w:szCs w:val="22"/>
         </w:rPr>
         <w:t xml:space="preserve">                    │ restricciones, índices │</w:t>
       </w:r>
     </w:p>
     <w:p>
       <w:pPr>
-        <w:shd w:fill="F2F2F2" w:color="auto" w:val="clear"/>
         <w:spacing w:after="0" w:before="0"/>
       </w:pPr>
       <w:r>
         <w:rPr>
-          <w:rFonts w:ascii="Consolas" w:cs="Consolas" w:eastAsia="Consolas" w:hAnsi="Consolas"/>
-          <w:sz w:val="18"/>
-          <w:szCs w:val="18"/>
+          <w:rFonts w:ascii="Courier New" w:cs="Courier New" w:eastAsia="Courier New" w:hAnsi="Courier New"/>
+          <w:sz w:val="22"/>
+          <w:szCs w:val="22"/>
         </w:rPr>
         <w:t xml:space="preserve">                    │ parciales, disparadores│</w:t>
       </w:r>
     </w:p>
     <w:p>
       <w:pPr>
-        <w:shd w:fill="F2F2F2" w:color="auto" w:val="clear"/>
         <w:spacing w:after="0" w:before="0"/>
       </w:pPr>
       <w:r>
         <w:rPr>
-          <w:rFonts w:ascii="Consolas" w:cs="Consolas" w:eastAsia="Consolas" w:hAnsi="Consolas"/>
-          <w:sz w:val="18"/>
-          <w:szCs w:val="18"/>
+          <w:rFonts w:ascii="Courier New" w:cs="Courier New" w:eastAsia="Courier New" w:hAnsi="Courier New"/>
+          <w:sz w:val="22"/>
+          <w:szCs w:val="22"/>
         </w:rPr>
         <w:t xml:space="preserve">                    └────────────────────────┘</w:t>
       </w:r>
@@ -2989,12 +2948,11 @@
           <w:tcPr>
             <w:tcW w:type="dxa" w:w="1006"/>
             <w:tcBorders>
-              <w:top w:val="single" w:color="BFBFBF" w:sz="4"/>
-              <w:left w:val="single" w:color="BFBFBF" w:sz="4"/>
-              <w:bottom w:val="single" w:color="BFBFBF" w:sz="4"/>
-              <w:right w:val="single" w:color="BFBFBF" w:sz="4"/>
-            </w:tcBorders>
-            <w:shd w:fill="DCE6F1" w:color="auto" w:val="clear"/>
+              <w:top w:val="single" w:color="000000" w:sz="4"/>
+              <w:left w:val="single" w:color="000000" w:sz="4"/>
+              <w:bottom w:val="single" w:color="000000" w:sz="4"/>
+              <w:right w:val="single" w:color="000000" w:sz="4"/>
+            </w:tcBorders>
             <w:tcMar>
               <w:top w:type="dxa" w:w="60"/>
               <w:left w:type="dxa" w:w="100"/>
@@ -3019,12 +2977,11 @@
           <w:tcPr>
             <w:tcW w:type="dxa" w:w="4315"/>
             <w:tcBorders>
-              <w:top w:val="single" w:color="BFBFBF" w:sz="4"/>
-              <w:left w:val="single" w:color="BFBFBF" w:sz="4"/>
-              <w:bottom w:val="single" w:color="BFBFBF" w:sz="4"/>
-              <w:right w:val="single" w:color="BFBFBF" w:sz="4"/>
-            </w:tcBorders>
-            <w:shd w:fill="DCE6F1" w:color="auto" w:val="clear"/>
+              <w:top w:val="single" w:color="000000" w:sz="4"/>
+              <w:left w:val="single" w:color="000000" w:sz="4"/>
+              <w:bottom w:val="single" w:color="000000" w:sz="4"/>
+              <w:right w:val="single" w:color="000000" w:sz="4"/>
+            </w:tcBorders>
             <w:tcMar>
               <w:top w:type="dxa" w:w="60"/>
               <w:left w:type="dxa" w:w="100"/>
@@ -3049,12 +3006,11 @@
           <w:tcPr>
             <w:tcW w:type="dxa" w:w="4317"/>
             <w:tcBorders>
-              <w:top w:val="single" w:color="BFBFBF" w:sz="4"/>
-              <w:left w:val="single" w:color="BFBFBF" w:sz="4"/>
-              <w:bottom w:val="single" w:color="BFBFBF" w:sz="4"/>
-              <w:right w:val="single" w:color="BFBFBF" w:sz="4"/>
-            </w:tcBorders>
-            <w:shd w:fill="DCE6F1" w:color="auto" w:val="clear"/>
+              <w:top w:val="single" w:color="000000" w:sz="4"/>
+              <w:left w:val="single" w:color="000000" w:sz="4"/>
+              <w:bottom w:val="single" w:color="000000" w:sz="4"/>
+              <w:right w:val="single" w:color="000000" w:sz="4"/>
+            </w:tcBorders>
             <w:tcMar>
               <w:top w:type="dxa" w:w="60"/>
               <w:left w:type="dxa" w:w="100"/>
@@ -3081,10 +3037,10 @@
           <w:tcPr>
             <w:tcW w:type="dxa" w:w="1006"/>
             <w:tcBorders>
-              <w:top w:val="single" w:color="BFBFBF" w:sz="4"/>
-              <w:left w:val="single" w:color="BFBFBF" w:sz="4"/>
-              <w:bottom w:val="single" w:color="BFBFBF" w:sz="4"/>
-              <w:right w:val="single" w:color="BFBFBF" w:sz="4"/>
+              <w:top w:val="single" w:color="000000" w:sz="4"/>
+              <w:left w:val="single" w:color="000000" w:sz="4"/>
+              <w:bottom w:val="single" w:color="000000" w:sz="4"/>
+              <w:right w:val="single" w:color="000000" w:sz="4"/>
             </w:tcBorders>
             <w:tcMar>
               <w:top w:type="dxa" w:w="60"/>
@@ -3106,10 +3062,10 @@
           <w:tcPr>
             <w:tcW w:type="dxa" w:w="4315"/>
             <w:tcBorders>
-              <w:top w:val="single" w:color="BFBFBF" w:sz="4"/>
-              <w:left w:val="single" w:color="BFBFBF" w:sz="4"/>
-              <w:bottom w:val="single" w:color="BFBFBF" w:sz="4"/>
-              <w:right w:val="single" w:color="BFBFBF" w:sz="4"/>
+              <w:top w:val="single" w:color="000000" w:sz="4"/>
+              <w:left w:val="single" w:color="000000" w:sz="4"/>
+              <w:bottom w:val="single" w:color="000000" w:sz="4"/>
+              <w:right w:val="single" w:color="000000" w:sz="4"/>
             </w:tcBorders>
             <w:tcMar>
               <w:top w:type="dxa" w:w="60"/>
@@ -3131,10 +3087,10 @@
           <w:tcPr>
             <w:tcW w:type="dxa" w:w="4317"/>
             <w:tcBorders>
-              <w:top w:val="single" w:color="BFBFBF" w:sz="4"/>
-              <w:left w:val="single" w:color="BFBFBF" w:sz="4"/>
-              <w:bottom w:val="single" w:color="BFBFBF" w:sz="4"/>
-              <w:right w:val="single" w:color="BFBFBF" w:sz="4"/>
+              <w:top w:val="single" w:color="000000" w:sz="4"/>
+              <w:left w:val="single" w:color="000000" w:sz="4"/>
+              <w:bottom w:val="single" w:color="000000" w:sz="4"/>
+              <w:right w:val="single" w:color="000000" w:sz="4"/>
             </w:tcBorders>
             <w:tcMar>
               <w:top w:type="dxa" w:w="60"/>
@@ -3152,9 +3108,9 @@
             </w:r>
             <w:r>
               <w:rPr>
-                <w:rFonts w:ascii="Consolas" w:cs="Consolas" w:eastAsia="Consolas" w:hAnsi="Consolas"/>
-                <w:sz w:val="19"/>
-                <w:szCs w:val="19"/>
+                <w:rFonts w:ascii="Courier New" w:cs="Courier New" w:eastAsia="Courier New" w:hAnsi="Courier New"/>
+                <w:sz w:val="22"/>
+                <w:szCs w:val="22"/>
               </w:rPr>
               <w:t xml:space="preserve">express.static</w:t>
             </w:r>
@@ -3169,10 +3125,10 @@
           <w:tcPr>
             <w:tcW w:type="dxa" w:w="1006"/>
             <w:tcBorders>
-              <w:top w:val="single" w:color="BFBFBF" w:sz="4"/>
-              <w:left w:val="single" w:color="BFBFBF" w:sz="4"/>
-              <w:bottom w:val="single" w:color="BFBFBF" w:sz="4"/>
-              <w:right w:val="single" w:color="BFBFBF" w:sz="4"/>
+              <w:top w:val="single" w:color="000000" w:sz="4"/>
+              <w:left w:val="single" w:color="000000" w:sz="4"/>
+              <w:bottom w:val="single" w:color="000000" w:sz="4"/>
+              <w:right w:val="single" w:color="000000" w:sz="4"/>
             </w:tcBorders>
             <w:tcMar>
               <w:top w:type="dxa" w:w="60"/>
@@ -3194,10 +3150,10 @@
           <w:tcPr>
             <w:tcW w:type="dxa" w:w="4315"/>
             <w:tcBorders>
-              <w:top w:val="single" w:color="BFBFBF" w:sz="4"/>
-              <w:left w:val="single" w:color="BFBFBF" w:sz="4"/>
-              <w:bottom w:val="single" w:color="BFBFBF" w:sz="4"/>
-              <w:right w:val="single" w:color="BFBFBF" w:sz="4"/>
+              <w:top w:val="single" w:color="000000" w:sz="4"/>
+              <w:left w:val="single" w:color="000000" w:sz="4"/>
+              <w:bottom w:val="single" w:color="000000" w:sz="4"/>
+              <w:right w:val="single" w:color="000000" w:sz="4"/>
             </w:tcBorders>
             <w:tcMar>
               <w:top w:type="dxa" w:w="60"/>
@@ -3219,10 +3175,10 @@
           <w:tcPr>
             <w:tcW w:type="dxa" w:w="4317"/>
             <w:tcBorders>
-              <w:top w:val="single" w:color="BFBFBF" w:sz="4"/>
-              <w:left w:val="single" w:color="BFBFBF" w:sz="4"/>
-              <w:bottom w:val="single" w:color="BFBFBF" w:sz="4"/>
-              <w:right w:val="single" w:color="BFBFBF" w:sz="4"/>
+              <w:top w:val="single" w:color="000000" w:sz="4"/>
+              <w:left w:val="single" w:color="000000" w:sz="4"/>
+              <w:bottom w:val="single" w:color="000000" w:sz="4"/>
+              <w:right w:val="single" w:color="000000" w:sz="4"/>
             </w:tcBorders>
             <w:tcMar>
               <w:top w:type="dxa" w:w="60"/>
@@ -3246,10 +3202,10 @@
           <w:tcPr>
             <w:tcW w:type="dxa" w:w="1006"/>
             <w:tcBorders>
-              <w:top w:val="single" w:color="BFBFBF" w:sz="4"/>
-              <w:left w:val="single" w:color="BFBFBF" w:sz="4"/>
-              <w:bottom w:val="single" w:color="BFBFBF" w:sz="4"/>
-              <w:right w:val="single" w:color="BFBFBF" w:sz="4"/>
+              <w:top w:val="single" w:color="000000" w:sz="4"/>
+              <w:left w:val="single" w:color="000000" w:sz="4"/>
+              <w:bottom w:val="single" w:color="000000" w:sz="4"/>
+              <w:right w:val="single" w:color="000000" w:sz="4"/>
             </w:tcBorders>
             <w:tcMar>
               <w:top w:type="dxa" w:w="60"/>
@@ -3271,10 +3227,10 @@
           <w:tcPr>
             <w:tcW w:type="dxa" w:w="4315"/>
             <w:tcBorders>
-              <w:top w:val="single" w:color="BFBFBF" w:sz="4"/>
-              <w:left w:val="single" w:color="BFBFBF" w:sz="4"/>
-              <w:bottom w:val="single" w:color="BFBFBF" w:sz="4"/>
-              <w:right w:val="single" w:color="BFBFBF" w:sz="4"/>
+              <w:top w:val="single" w:color="000000" w:sz="4"/>
+              <w:left w:val="single" w:color="000000" w:sz="4"/>
+              <w:bottom w:val="single" w:color="000000" w:sz="4"/>
+              <w:right w:val="single" w:color="000000" w:sz="4"/>
             </w:tcBorders>
             <w:tcMar>
               <w:top w:type="dxa" w:w="60"/>
@@ -3296,10 +3252,10 @@
           <w:tcPr>
             <w:tcW w:type="dxa" w:w="4317"/>
             <w:tcBorders>
-              <w:top w:val="single" w:color="BFBFBF" w:sz="4"/>
-              <w:left w:val="single" w:color="BFBFBF" w:sz="4"/>
-              <w:bottom w:val="single" w:color="BFBFBF" w:sz="4"/>
-              <w:right w:val="single" w:color="BFBFBF" w:sz="4"/>
+              <w:top w:val="single" w:color="000000" w:sz="4"/>
+              <w:left w:val="single" w:color="000000" w:sz="4"/>
+              <w:bottom w:val="single" w:color="000000" w:sz="4"/>
+              <w:right w:val="single" w:color="000000" w:sz="4"/>
             </w:tcBorders>
             <w:tcMar>
               <w:top w:type="dxa" w:w="60"/>
@@ -3317,9 +3273,9 @@
             </w:r>
             <w:r>
               <w:rPr>
-                <w:rFonts w:ascii="Consolas" w:cs="Consolas" w:eastAsia="Consolas" w:hAnsi="Consolas"/>
-                <w:sz w:val="19"/>
-                <w:szCs w:val="19"/>
+                <w:rFonts w:ascii="Courier New" w:cs="Courier New" w:eastAsia="Courier New" w:hAnsi="Courier New"/>
+                <w:sz w:val="22"/>
+                <w:szCs w:val="22"/>
               </w:rPr>
               <w:t xml:space="preserve">src/modules/</w:t>
             </w:r>
@@ -3331,10 +3287,10 @@
           <w:tcPr>
             <w:tcW w:type="dxa" w:w="1006"/>
             <w:tcBorders>
-              <w:top w:val="single" w:color="BFBFBF" w:sz="4"/>
-              <w:left w:val="single" w:color="BFBFBF" w:sz="4"/>
-              <w:bottom w:val="single" w:color="BFBFBF" w:sz="4"/>
-              <w:right w:val="single" w:color="BFBFBF" w:sz="4"/>
+              <w:top w:val="single" w:color="000000" w:sz="4"/>
+              <w:left w:val="single" w:color="000000" w:sz="4"/>
+              <w:bottom w:val="single" w:color="000000" w:sz="4"/>
+              <w:right w:val="single" w:color="000000" w:sz="4"/>
             </w:tcBorders>
             <w:tcMar>
               <w:top w:type="dxa" w:w="60"/>
@@ -3356,10 +3312,10 @@
           <w:tcPr>
             <w:tcW w:type="dxa" w:w="4315"/>
             <w:tcBorders>
-              <w:top w:val="single" w:color="BFBFBF" w:sz="4"/>
-              <w:left w:val="single" w:color="BFBFBF" w:sz="4"/>
-              <w:bottom w:val="single" w:color="BFBFBF" w:sz="4"/>
-              <w:right w:val="single" w:color="BFBFBF" w:sz="4"/>
+              <w:top w:val="single" w:color="000000" w:sz="4"/>
+              <w:left w:val="single" w:color="000000" w:sz="4"/>
+              <w:bottom w:val="single" w:color="000000" w:sz="4"/>
+              <w:right w:val="single" w:color="000000" w:sz="4"/>
             </w:tcBorders>
             <w:tcMar>
               <w:top w:type="dxa" w:w="60"/>
@@ -3381,10 +3337,10 @@
           <w:tcPr>
             <w:tcW w:type="dxa" w:w="4317"/>
             <w:tcBorders>
-              <w:top w:val="single" w:color="BFBFBF" w:sz="4"/>
-              <w:left w:val="single" w:color="BFBFBF" w:sz="4"/>
-              <w:bottom w:val="single" w:color="BFBFBF" w:sz="4"/>
-              <w:right w:val="single" w:color="BFBFBF" w:sz="4"/>
+              <w:top w:val="single" w:color="000000" w:sz="4"/>
+              <w:left w:val="single" w:color="000000" w:sz="4"/>
+              <w:bottom w:val="single" w:color="000000" w:sz="4"/>
+              <w:right w:val="single" w:color="000000" w:sz="4"/>
             </w:tcBorders>
             <w:tcMar>
               <w:top w:type="dxa" w:w="60"/>
@@ -3408,10 +3364,10 @@
           <w:tcPr>
             <w:tcW w:type="dxa" w:w="1006"/>
             <w:tcBorders>
-              <w:top w:val="single" w:color="BFBFBF" w:sz="4"/>
-              <w:left w:val="single" w:color="BFBFBF" w:sz="4"/>
-              <w:bottom w:val="single" w:color="BFBFBF" w:sz="4"/>
-              <w:right w:val="single" w:color="BFBFBF" w:sz="4"/>
+              <w:top w:val="single" w:color="000000" w:sz="4"/>
+              <w:left w:val="single" w:color="000000" w:sz="4"/>
+              <w:bottom w:val="single" w:color="000000" w:sz="4"/>
+              <w:right w:val="single" w:color="000000" w:sz="4"/>
             </w:tcBorders>
             <w:tcMar>
               <w:top w:type="dxa" w:w="60"/>
@@ -3433,10 +3389,10 @@
           <w:tcPr>
             <w:tcW w:type="dxa" w:w="4315"/>
             <w:tcBorders>
-              <w:top w:val="single" w:color="BFBFBF" w:sz="4"/>
-              <w:left w:val="single" w:color="BFBFBF" w:sz="4"/>
-              <w:bottom w:val="single" w:color="BFBFBF" w:sz="4"/>
-              <w:right w:val="single" w:color="BFBFBF" w:sz="4"/>
+              <w:top w:val="single" w:color="000000" w:sz="4"/>
+              <w:left w:val="single" w:color="000000" w:sz="4"/>
+              <w:bottom w:val="single" w:color="000000" w:sz="4"/>
+              <w:right w:val="single" w:color="000000" w:sz="4"/>
             </w:tcBorders>
             <w:tcMar>
               <w:top w:type="dxa" w:w="60"/>
@@ -3458,10 +3414,10 @@
           <w:tcPr>
             <w:tcW w:type="dxa" w:w="4317"/>
             <w:tcBorders>
-              <w:top w:val="single" w:color="BFBFBF" w:sz="4"/>
-              <w:left w:val="single" w:color="BFBFBF" w:sz="4"/>
-              <w:bottom w:val="single" w:color="BFBFBF" w:sz="4"/>
-              <w:right w:val="single" w:color="BFBFBF" w:sz="4"/>
+              <w:top w:val="single" w:color="000000" w:sz="4"/>
+              <w:left w:val="single" w:color="000000" w:sz="4"/>
+              <w:bottom w:val="single" w:color="000000" w:sz="4"/>
+              <w:right w:val="single" w:color="000000" w:sz="4"/>
             </w:tcBorders>
             <w:tcMar>
               <w:top w:type="dxa" w:w="60"/>
@@ -3485,10 +3441,10 @@
           <w:tcPr>
             <w:tcW w:type="dxa" w:w="1006"/>
             <w:tcBorders>
-              <w:top w:val="single" w:color="BFBFBF" w:sz="4"/>
-              <w:left w:val="single" w:color="BFBFBF" w:sz="4"/>
-              <w:bottom w:val="single" w:color="BFBFBF" w:sz="4"/>
-              <w:right w:val="single" w:color="BFBFBF" w:sz="4"/>
+              <w:top w:val="single" w:color="000000" w:sz="4"/>
+              <w:left w:val="single" w:color="000000" w:sz="4"/>
+              <w:bottom w:val="single" w:color="000000" w:sz="4"/>
+              <w:right w:val="single" w:color="000000" w:sz="4"/>
             </w:tcBorders>
             <w:tcMar>
               <w:top w:type="dxa" w:w="60"/>
@@ -3510,10 +3466,10 @@
           <w:tcPr>
             <w:tcW w:type="dxa" w:w="4315"/>
             <w:tcBorders>
-              <w:top w:val="single" w:color="BFBFBF" w:sz="4"/>
-              <w:left w:val="single" w:color="BFBFBF" w:sz="4"/>
-              <w:bottom w:val="single" w:color="BFBFBF" w:sz="4"/>
-              <w:right w:val="single" w:color="BFBFBF" w:sz="4"/>
+              <w:top w:val="single" w:color="000000" w:sz="4"/>
+              <w:left w:val="single" w:color="000000" w:sz="4"/>
+              <w:bottom w:val="single" w:color="000000" w:sz="4"/>
+              <w:right w:val="single" w:color="000000" w:sz="4"/>
             </w:tcBorders>
             <w:tcMar>
               <w:top w:type="dxa" w:w="60"/>
@@ -3535,10 +3491,10 @@
           <w:tcPr>
             <w:tcW w:type="dxa" w:w="4317"/>
             <w:tcBorders>
-              <w:top w:val="single" w:color="BFBFBF" w:sz="4"/>
-              <w:left w:val="single" w:color="BFBFBF" w:sz="4"/>
-              <w:bottom w:val="single" w:color="BFBFBF" w:sz="4"/>
-              <w:right w:val="single" w:color="BFBFBF" w:sz="4"/>
+              <w:top w:val="single" w:color="000000" w:sz="4"/>
+              <w:left w:val="single" w:color="000000" w:sz="4"/>
+              <w:bottom w:val="single" w:color="000000" w:sz="4"/>
+              <w:right w:val="single" w:color="000000" w:sz="4"/>
             </w:tcBorders>
             <w:tcMar>
               <w:top w:type="dxa" w:w="60"/>
@@ -3562,10 +3518,10 @@
           <w:tcPr>
             <w:tcW w:type="dxa" w:w="1006"/>
             <w:tcBorders>
-              <w:top w:val="single" w:color="BFBFBF" w:sz="4"/>
-              <w:left w:val="single" w:color="BFBFBF" w:sz="4"/>
-              <w:bottom w:val="single" w:color="BFBFBF" w:sz="4"/>
-              <w:right w:val="single" w:color="BFBFBF" w:sz="4"/>
+              <w:top w:val="single" w:color="000000" w:sz="4"/>
+              <w:left w:val="single" w:color="000000" w:sz="4"/>
+              <w:bottom w:val="single" w:color="000000" w:sz="4"/>
+              <w:right w:val="single" w:color="000000" w:sz="4"/>
             </w:tcBorders>
             <w:tcMar>
               <w:top w:type="dxa" w:w="60"/>
@@ -3587,10 +3543,10 @@
           <w:tcPr>
             <w:tcW w:type="dxa" w:w="4315"/>
             <w:tcBorders>
-              <w:top w:val="single" w:color="BFBFBF" w:sz="4"/>
-              <w:left w:val="single" w:color="BFBFBF" w:sz="4"/>
-              <w:bottom w:val="single" w:color="BFBFBF" w:sz="4"/>
-              <w:right w:val="single" w:color="BFBFBF" w:sz="4"/>
+              <w:top w:val="single" w:color="000000" w:sz="4"/>
+              <w:left w:val="single" w:color="000000" w:sz="4"/>
+              <w:bottom w:val="single" w:color="000000" w:sz="4"/>
+              <w:right w:val="single" w:color="000000" w:sz="4"/>
             </w:tcBorders>
             <w:tcMar>
               <w:top w:type="dxa" w:w="60"/>
@@ -3608,9 +3564,9 @@
             </w:r>
             <w:r>
               <w:rPr>
-                <w:rFonts w:ascii="Consolas" w:cs="Consolas" w:eastAsia="Consolas" w:hAnsi="Consolas"/>
-                <w:sz w:val="19"/>
-                <w:szCs w:val="19"/>
+                <w:rFonts w:ascii="Courier New" w:cs="Courier New" w:eastAsia="Courier New" w:hAnsi="Courier New"/>
+                <w:sz w:val="22"/>
+                <w:szCs w:val="22"/>
               </w:rPr>
               <w:t xml:space="preserve">httpOnly</w:t>
             </w:r>
@@ -3623,10 +3579,10 @@
           <w:tcPr>
             <w:tcW w:type="dxa" w:w="4317"/>
             <w:tcBorders>
-              <w:top w:val="single" w:color="BFBFBF" w:sz="4"/>
-              <w:left w:val="single" w:color="BFBFBF" w:sz="4"/>
-              <w:bottom w:val="single" w:color="BFBFBF" w:sz="4"/>
-              <w:right w:val="single" w:color="BFBFBF" w:sz="4"/>
+              <w:top w:val="single" w:color="000000" w:sz="4"/>
+              <w:left w:val="single" w:color="000000" w:sz="4"/>
+              <w:bottom w:val="single" w:color="000000" w:sz="4"/>
+              <w:right w:val="single" w:color="000000" w:sz="4"/>
             </w:tcBorders>
             <w:tcMar>
               <w:top w:type="dxa" w:w="60"/>
@@ -3650,10 +3606,10 @@
           <w:tcPr>
             <w:tcW w:type="dxa" w:w="1006"/>
             <w:tcBorders>
-              <w:top w:val="single" w:color="BFBFBF" w:sz="4"/>
-              <w:left w:val="single" w:color="BFBFBF" w:sz="4"/>
-              <w:bottom w:val="single" w:color="BFBFBF" w:sz="4"/>
-              <w:right w:val="single" w:color="BFBFBF" w:sz="4"/>
+              <w:top w:val="single" w:color="000000" w:sz="4"/>
+              <w:left w:val="single" w:color="000000" w:sz="4"/>
+              <w:bottom w:val="single" w:color="000000" w:sz="4"/>
+              <w:right w:val="single" w:color="000000" w:sz="4"/>
             </w:tcBorders>
             <w:tcMar>
               <w:top w:type="dxa" w:w="60"/>
@@ -3675,10 +3631,10 @@
           <w:tcPr>
             <w:tcW w:type="dxa" w:w="4315"/>
             <w:tcBorders>
-              <w:top w:val="single" w:color="BFBFBF" w:sz="4"/>
-              <w:left w:val="single" w:color="BFBFBF" w:sz="4"/>
-              <w:bottom w:val="single" w:color="BFBFBF" w:sz="4"/>
-              <w:right w:val="single" w:color="BFBFBF" w:sz="4"/>
+              <w:top w:val="single" w:color="000000" w:sz="4"/>
+              <w:left w:val="single" w:color="000000" w:sz="4"/>
+              <w:bottom w:val="single" w:color="000000" w:sz="4"/>
+              <w:right w:val="single" w:color="000000" w:sz="4"/>
             </w:tcBorders>
             <w:tcMar>
               <w:top w:type="dxa" w:w="60"/>
@@ -3696,9 +3652,9 @@
             </w:r>
             <w:r>
               <w:rPr>
-                <w:rFonts w:ascii="Consolas" w:cs="Consolas" w:eastAsia="Consolas" w:hAnsi="Consolas"/>
-                <w:sz w:val="19"/>
-                <w:szCs w:val="19"/>
+                <w:rFonts w:ascii="Courier New" w:cs="Courier New" w:eastAsia="Courier New" w:hAnsi="Courier New"/>
+                <w:sz w:val="22"/>
+                <w:szCs w:val="22"/>
               </w:rPr>
               <w:t xml:space="preserve">shared/authz.ts</w:t>
             </w:r>
@@ -3707,9 +3663,9 @@
             </w:r>
             <w:r>
               <w:rPr>
-                <w:rFonts w:ascii="Consolas" w:cs="Consolas" w:eastAsia="Consolas" w:hAnsi="Consolas"/>
-                <w:sz w:val="19"/>
-                <w:szCs w:val="19"/>
+                <w:rFonts w:ascii="Courier New" w:cs="Courier New" w:eastAsia="Courier New" w:hAnsi="Courier New"/>
+                <w:sz w:val="22"/>
+                <w:szCs w:val="22"/>
               </w:rPr>
               <w:t xml:space="preserve">TutorAlumno</w:t>
             </w:r>
@@ -3719,10 +3675,10 @@
           <w:tcPr>
             <w:tcW w:type="dxa" w:w="4317"/>
             <w:tcBorders>
-              <w:top w:val="single" w:color="BFBFBF" w:sz="4"/>
-              <w:left w:val="single" w:color="BFBFBF" w:sz="4"/>
-              <w:bottom w:val="single" w:color="BFBFBF" w:sz="4"/>
-              <w:right w:val="single" w:color="BFBFBF" w:sz="4"/>
+              <w:top w:val="single" w:color="000000" w:sz="4"/>
+              <w:left w:val="single" w:color="000000" w:sz="4"/>
+              <w:bottom w:val="single" w:color="000000" w:sz="4"/>
+              <w:right w:val="single" w:color="000000" w:sz="4"/>
             </w:tcBorders>
             <w:tcMar>
               <w:top w:type="dxa" w:w="60"/>
@@ -3746,10 +3702,10 @@
           <w:tcPr>
             <w:tcW w:type="dxa" w:w="1006"/>
             <w:tcBorders>
-              <w:top w:val="single" w:color="BFBFBF" w:sz="4"/>
-              <w:left w:val="single" w:color="BFBFBF" w:sz="4"/>
-              <w:bottom w:val="single" w:color="BFBFBF" w:sz="4"/>
-              <w:right w:val="single" w:color="BFBFBF" w:sz="4"/>
+              <w:top w:val="single" w:color="000000" w:sz="4"/>
+              <w:left w:val="single" w:color="000000" w:sz="4"/>
+              <w:bottom w:val="single" w:color="000000" w:sz="4"/>
+              <w:right w:val="single" w:color="000000" w:sz="4"/>
             </w:tcBorders>
             <w:tcMar>
               <w:top w:type="dxa" w:w="60"/>
@@ -3771,10 +3727,10 @@
           <w:tcPr>
             <w:tcW w:type="dxa" w:w="4315"/>
             <w:tcBorders>
-              <w:top w:val="single" w:color="BFBFBF" w:sz="4"/>
-              <w:left w:val="single" w:color="BFBFBF" w:sz="4"/>
-              <w:bottom w:val="single" w:color="BFBFBF" w:sz="4"/>
-              <w:right w:val="single" w:color="BFBFBF" w:sz="4"/>
+              <w:top w:val="single" w:color="000000" w:sz="4"/>
+              <w:left w:val="single" w:color="000000" w:sz="4"/>
+              <w:bottom w:val="single" w:color="000000" w:sz="4"/>
+              <w:right w:val="single" w:color="000000" w:sz="4"/>
             </w:tcBorders>
             <w:tcMar>
               <w:top w:type="dxa" w:w="60"/>
@@ -3796,10 +3752,10 @@
           <w:tcPr>
             <w:tcW w:type="dxa" w:w="4317"/>
             <w:tcBorders>
-              <w:top w:val="single" w:color="BFBFBF" w:sz="4"/>
-              <w:left w:val="single" w:color="BFBFBF" w:sz="4"/>
-              <w:bottom w:val="single" w:color="BFBFBF" w:sz="4"/>
-              <w:right w:val="single" w:color="BFBFBF" w:sz="4"/>
+              <w:top w:val="single" w:color="000000" w:sz="4"/>
+              <w:left w:val="single" w:color="000000" w:sz="4"/>
+              <w:bottom w:val="single" w:color="000000" w:sz="4"/>
+              <w:right w:val="single" w:color="000000" w:sz="4"/>
             </w:tcBorders>
             <w:tcMar>
               <w:top w:type="dxa" w:w="60"/>
@@ -3817,9 +3773,9 @@
             </w:r>
             <w:r>
               <w:rPr>
-                <w:rFonts w:ascii="Consolas" w:cs="Consolas" w:eastAsia="Consolas" w:hAnsi="Consolas"/>
-                <w:sz w:val="19"/>
-                <w:szCs w:val="19"/>
+                <w:rFonts w:ascii="Courier New" w:cs="Courier New" w:eastAsia="Courier New" w:hAnsi="Courier New"/>
+                <w:sz w:val="22"/>
+                <w:szCs w:val="22"/>
               </w:rPr>
               <w:t xml:space="preserve">main</w:t>
             </w:r>
@@ -3851,9 +3807,9 @@
       </w:r>
       <w:r>
         <w:rPr>
-          <w:rFonts w:ascii="Consolas" w:cs="Consolas" w:eastAsia="Consolas" w:hAnsi="Consolas"/>
-          <w:sz w:val="19"/>
-          <w:szCs w:val="19"/>
+          <w:rFonts w:ascii="Courier New" w:cs="Courier New" w:eastAsia="Courier New" w:hAnsi="Courier New"/>
+          <w:sz w:val="22"/>
+          <w:szCs w:val="22"/>
         </w:rPr>
         <w:t xml:space="preserve">HTTP → Aplicación → Dominio → Persistencia</w:t>
       </w:r>
@@ -3877,9 +3833,9 @@
       </w:r>
       <w:r>
         <w:rPr>
-          <w:rFonts w:ascii="Consolas" w:cs="Consolas" w:eastAsia="Consolas" w:hAnsi="Consolas"/>
-          <w:sz w:val="19"/>
-          <w:szCs w:val="19"/>
+          <w:rFonts w:ascii="Courier New" w:cs="Courier New" w:eastAsia="Courier New" w:hAnsi="Courier New"/>
+          <w:sz w:val="22"/>
+          <w:szCs w:val="22"/>
         </w:rPr>
         <w:t xml:space="preserve">/api/padres/mis-hijos/:alumnoId/...</w:t>
       </w:r>
@@ -3888,9 +3844,9 @@
       </w:r>
       <w:r>
         <w:rPr>
-          <w:rFonts w:ascii="Consolas" w:cs="Consolas" w:eastAsia="Consolas" w:hAnsi="Consolas"/>
-          <w:sz w:val="19"/>
-          <w:szCs w:val="19"/>
+          <w:rFonts w:ascii="Courier New" w:cs="Courier New" w:eastAsia="Courier New" w:hAnsi="Courier New"/>
+          <w:sz w:val="22"/>
+          <w:szCs w:val="22"/>
         </w:rPr>
         <w:t xml:space="preserve">TutorAlumno</w:t>
       </w:r>
@@ -3923,9 +3879,9 @@
       </w:r>
       <w:r>
         <w:rPr>
-          <w:rFonts w:ascii="Consolas" w:cs="Consolas" w:eastAsia="Consolas" w:hAnsi="Consolas"/>
-          <w:sz w:val="19"/>
-          <w:szCs w:val="19"/>
+          <w:rFonts w:ascii="Courier New" w:cs="Courier New" w:eastAsia="Courier New" w:hAnsi="Courier New"/>
+          <w:sz w:val="22"/>
+          <w:szCs w:val="22"/>
         </w:rPr>
         <w:t xml:space="preserve">123456</w:t>
       </w:r>
@@ -3958,12 +3914,11 @@
           <w:tcPr>
             <w:tcW w:type="dxa" w:w="3103"/>
             <w:tcBorders>
-              <w:top w:val="single" w:color="BFBFBF" w:sz="4"/>
-              <w:left w:val="single" w:color="BFBFBF" w:sz="4"/>
-              <w:bottom w:val="single" w:color="BFBFBF" w:sz="4"/>
-              <w:right w:val="single" w:color="BFBFBF" w:sz="4"/>
-            </w:tcBorders>
-            <w:shd w:fill="DCE6F1" w:color="auto" w:val="clear"/>
+              <w:top w:val="single" w:color="000000" w:sz="4"/>
+              <w:left w:val="single" w:color="000000" w:sz="4"/>
+              <w:bottom w:val="single" w:color="000000" w:sz="4"/>
+              <w:right w:val="single" w:color="000000" w:sz="4"/>
+            </w:tcBorders>
             <w:tcMar>
               <w:top w:type="dxa" w:w="60"/>
               <w:left w:type="dxa" w:w="100"/>
@@ -3988,12 +3943,11 @@
           <w:tcPr>
             <w:tcW w:type="dxa" w:w="2286"/>
             <w:tcBorders>
-              <w:top w:val="single" w:color="BFBFBF" w:sz="4"/>
-              <w:left w:val="single" w:color="BFBFBF" w:sz="4"/>
-              <w:bottom w:val="single" w:color="BFBFBF" w:sz="4"/>
-              <w:right w:val="single" w:color="BFBFBF" w:sz="4"/>
-            </w:tcBorders>
-            <w:shd w:fill="DCE6F1" w:color="auto" w:val="clear"/>
+              <w:top w:val="single" w:color="000000" w:sz="4"/>
+              <w:left w:val="single" w:color="000000" w:sz="4"/>
+              <w:bottom w:val="single" w:color="000000" w:sz="4"/>
+              <w:right w:val="single" w:color="000000" w:sz="4"/>
+            </w:tcBorders>
             <w:tcMar>
               <w:top w:type="dxa" w:w="60"/>
               <w:left w:type="dxa" w:w="100"/>
@@ -4018,12 +3972,11 @@
           <w:tcPr>
             <w:tcW w:type="dxa" w:w="4249"/>
             <w:tcBorders>
-              <w:top w:val="single" w:color="BFBFBF" w:sz="4"/>
-              <w:left w:val="single" w:color="BFBFBF" w:sz="4"/>
-              <w:bottom w:val="single" w:color="BFBFBF" w:sz="4"/>
-              <w:right w:val="single" w:color="BFBFBF" w:sz="4"/>
-            </w:tcBorders>
-            <w:shd w:fill="DCE6F1" w:color="auto" w:val="clear"/>
+              <w:top w:val="single" w:color="000000" w:sz="4"/>
+              <w:left w:val="single" w:color="000000" w:sz="4"/>
+              <w:bottom w:val="single" w:color="000000" w:sz="4"/>
+              <w:right w:val="single" w:color="000000" w:sz="4"/>
+            </w:tcBorders>
             <w:tcMar>
               <w:top w:type="dxa" w:w="60"/>
               <w:left w:type="dxa" w:w="100"/>
@@ -4050,10 +4003,10 @@
           <w:tcPr>
             <w:tcW w:type="dxa" w:w="3103"/>
             <w:tcBorders>
-              <w:top w:val="single" w:color="BFBFBF" w:sz="4"/>
-              <w:left w:val="single" w:color="BFBFBF" w:sz="4"/>
-              <w:bottom w:val="single" w:color="BFBFBF" w:sz="4"/>
-              <w:right w:val="single" w:color="BFBFBF" w:sz="4"/>
+              <w:top w:val="single" w:color="000000" w:sz="4"/>
+              <w:left w:val="single" w:color="000000" w:sz="4"/>
+              <w:bottom w:val="single" w:color="000000" w:sz="4"/>
+              <w:right w:val="single" w:color="000000" w:sz="4"/>
             </w:tcBorders>
             <w:tcMar>
               <w:top w:type="dxa" w:w="60"/>
@@ -4075,10 +4028,10 @@
           <w:tcPr>
             <w:tcW w:type="dxa" w:w="2286"/>
             <w:tcBorders>
-              <w:top w:val="single" w:color="BFBFBF" w:sz="4"/>
-              <w:left w:val="single" w:color="BFBFBF" w:sz="4"/>
-              <w:bottom w:val="single" w:color="BFBFBF" w:sz="4"/>
-              <w:right w:val="single" w:color="BFBFBF" w:sz="4"/>
+              <w:top w:val="single" w:color="000000" w:sz="4"/>
+              <w:left w:val="single" w:color="000000" w:sz="4"/>
+              <w:bottom w:val="single" w:color="000000" w:sz="4"/>
+              <w:right w:val="single" w:color="000000" w:sz="4"/>
             </w:tcBorders>
             <w:tcMar>
               <w:top w:type="dxa" w:w="60"/>
@@ -4093,9 +4046,9 @@
             </w:pPr>
             <w:r>
               <w:rPr>
-                <w:rFonts w:ascii="Consolas" w:cs="Consolas" w:eastAsia="Consolas" w:hAnsi="Consolas"/>
-                <w:sz w:val="19"/>
-                <w:szCs w:val="19"/>
+                <w:rFonts w:ascii="Courier New" w:cs="Courier New" w:eastAsia="Courier New" w:hAnsi="Courier New"/>
+                <w:sz w:val="22"/>
+                <w:szCs w:val="22"/>
               </w:rPr>
               <w:t xml:space="preserve">fabriynahuel</w:t>
             </w:r>
@@ -4105,10 +4058,10 @@
           <w:tcPr>
             <w:tcW w:type="dxa" w:w="4249"/>
             <w:tcBorders>
-              <w:top w:val="single" w:color="BFBFBF" w:sz="4"/>
-              <w:left w:val="single" w:color="BFBFBF" w:sz="4"/>
-              <w:bottom w:val="single" w:color="BFBFBF" w:sz="4"/>
-              <w:right w:val="single" w:color="BFBFBF" w:sz="4"/>
+              <w:top w:val="single" w:color="000000" w:sz="4"/>
+              <w:left w:val="single" w:color="000000" w:sz="4"/>
+              <w:bottom w:val="single" w:color="000000" w:sz="4"/>
+              <w:right w:val="single" w:color="000000" w:sz="4"/>
             </w:tcBorders>
             <w:tcMar>
               <w:top w:type="dxa" w:w="60"/>
@@ -4132,10 +4085,10 @@
           <w:tcPr>
             <w:tcW w:type="dxa" w:w="3103"/>
             <w:tcBorders>
-              <w:top w:val="single" w:color="BFBFBF" w:sz="4"/>
-              <w:left w:val="single" w:color="BFBFBF" w:sz="4"/>
-              <w:bottom w:val="single" w:color="BFBFBF" w:sz="4"/>
-              <w:right w:val="single" w:color="BFBFBF" w:sz="4"/>
+              <w:top w:val="single" w:color="000000" w:sz="4"/>
+              <w:left w:val="single" w:color="000000" w:sz="4"/>
+              <w:bottom w:val="single" w:color="000000" w:sz="4"/>
+              <w:right w:val="single" w:color="000000" w:sz="4"/>
             </w:tcBorders>
             <w:tcMar>
               <w:top w:type="dxa" w:w="60"/>
@@ -4157,10 +4110,10 @@
           <w:tcPr>
             <w:tcW w:type="dxa" w:w="2286"/>
             <w:tcBorders>
-              <w:top w:val="single" w:color="BFBFBF" w:sz="4"/>
-              <w:left w:val="single" w:color="BFBFBF" w:sz="4"/>
-              <w:bottom w:val="single" w:color="BFBFBF" w:sz="4"/>
-              <w:right w:val="single" w:color="BFBFBF" w:sz="4"/>
+              <w:top w:val="single" w:color="000000" w:sz="4"/>
+              <w:left w:val="single" w:color="000000" w:sz="4"/>
+              <w:bottom w:val="single" w:color="000000" w:sz="4"/>
+              <w:right w:val="single" w:color="000000" w:sz="4"/>
             </w:tcBorders>
             <w:tcMar>
               <w:top w:type="dxa" w:w="60"/>
@@ -4175,9 +4128,9 @@
             </w:pPr>
             <w:r>
               <w:rPr>
-                <w:rFonts w:ascii="Consolas" w:cs="Consolas" w:eastAsia="Consolas" w:hAnsi="Consolas"/>
-                <w:sz w:val="19"/>
-                <w:szCs w:val="19"/>
+                <w:rFonts w:ascii="Courier New" w:cs="Courier New" w:eastAsia="Courier New" w:hAnsi="Courier New"/>
+                <w:sz w:val="22"/>
+                <w:szCs w:val="22"/>
               </w:rPr>
               <w:t xml:space="preserve">mgomezp</w:t>
             </w:r>
@@ -4187,10 +4140,10 @@
           <w:tcPr>
             <w:tcW w:type="dxa" w:w="4249"/>
             <w:tcBorders>
-              <w:top w:val="single" w:color="BFBFBF" w:sz="4"/>
-              <w:left w:val="single" w:color="BFBFBF" w:sz="4"/>
-              <w:bottom w:val="single" w:color="BFBFBF" w:sz="4"/>
-              <w:right w:val="single" w:color="BFBFBF" w:sz="4"/>
+              <w:top w:val="single" w:color="000000" w:sz="4"/>
+              <w:left w:val="single" w:color="000000" w:sz="4"/>
+              <w:bottom w:val="single" w:color="000000" w:sz="4"/>
+              <w:right w:val="single" w:color="000000" w:sz="4"/>
             </w:tcBorders>
             <w:tcMar>
               <w:top w:type="dxa" w:w="60"/>
@@ -4214,10 +4167,10 @@
           <w:tcPr>
             <w:tcW w:type="dxa" w:w="3103"/>
             <w:tcBorders>
-              <w:top w:val="single" w:color="BFBFBF" w:sz="4"/>
-              <w:left w:val="single" w:color="BFBFBF" w:sz="4"/>
-              <w:bottom w:val="single" w:color="BFBFBF" w:sz="4"/>
-              <w:right w:val="single" w:color="BFBFBF" w:sz="4"/>
+              <w:top w:val="single" w:color="000000" w:sz="4"/>
+              <w:left w:val="single" w:color="000000" w:sz="4"/>
+              <w:bottom w:val="single" w:color="000000" w:sz="4"/>
+              <w:right w:val="single" w:color="000000" w:sz="4"/>
             </w:tcBorders>
             <w:tcMar>
               <w:top w:type="dxa" w:w="60"/>
@@ -4239,10 +4192,10 @@
           <w:tcPr>
             <w:tcW w:type="dxa" w:w="2286"/>
             <w:tcBorders>
-              <w:top w:val="single" w:color="BFBFBF" w:sz="4"/>
-              <w:left w:val="single" w:color="BFBFBF" w:sz="4"/>
-              <w:bottom w:val="single" w:color="BFBFBF" w:sz="4"/>
-              <w:right w:val="single" w:color="BFBFBF" w:sz="4"/>
+              <w:top w:val="single" w:color="000000" w:sz="4"/>
+              <w:left w:val="single" w:color="000000" w:sz="4"/>
+              <w:bottom w:val="single" w:color="000000" w:sz="4"/>
+              <w:right w:val="single" w:color="000000" w:sz="4"/>
             </w:tcBorders>
             <w:tcMar>
               <w:top w:type="dxa" w:w="60"/>
@@ -4257,9 +4210,9 @@
             </w:pPr>
             <w:r>
               <w:rPr>
-                <w:rFonts w:ascii="Consolas" w:cs="Consolas" w:eastAsia="Consolas" w:hAnsi="Consolas"/>
-                <w:sz w:val="19"/>
-                <w:szCs w:val="19"/>
+                <w:rFonts w:ascii="Courier New" w:cs="Courier New" w:eastAsia="Courier New" w:hAnsi="Courier New"/>
+                <w:sz w:val="22"/>
+                <w:szCs w:val="22"/>
               </w:rPr>
               <w:t xml:space="preserve">pmedina</w:t>
             </w:r>
@@ -4269,10 +4222,10 @@
           <w:tcPr>
             <w:tcW w:type="dxa" w:w="4249"/>
             <w:tcBorders>
-              <w:top w:val="single" w:color="BFBFBF" w:sz="4"/>
-              <w:left w:val="single" w:color="BFBFBF" w:sz="4"/>
-              <w:bottom w:val="single" w:color="BFBFBF" w:sz="4"/>
-              <w:right w:val="single" w:color="BFBFBF" w:sz="4"/>
+              <w:top w:val="single" w:color="000000" w:sz="4"/>
+              <w:left w:val="single" w:color="000000" w:sz="4"/>
+              <w:bottom w:val="single" w:color="000000" w:sz="4"/>
+              <w:right w:val="single" w:color="000000" w:sz="4"/>
             </w:tcBorders>
             <w:tcMar>
               <w:top w:type="dxa" w:w="60"/>
@@ -4296,10 +4249,10 @@
           <w:tcPr>
             <w:tcW w:type="dxa" w:w="3103"/>
             <w:tcBorders>
-              <w:top w:val="single" w:color="BFBFBF" w:sz="4"/>
-              <w:left w:val="single" w:color="BFBFBF" w:sz="4"/>
-              <w:bottom w:val="single" w:color="BFBFBF" w:sz="4"/>
-              <w:right w:val="single" w:color="BFBFBF" w:sz="4"/>
+              <w:top w:val="single" w:color="000000" w:sz="4"/>
+              <w:left w:val="single" w:color="000000" w:sz="4"/>
+              <w:bottom w:val="single" w:color="000000" w:sz="4"/>
+              <w:right w:val="single" w:color="000000" w:sz="4"/>
             </w:tcBorders>
             <w:tcMar>
               <w:top w:type="dxa" w:w="60"/>
@@ -4321,10 +4274,10 @@
           <w:tcPr>
             <w:tcW w:type="dxa" w:w="2286"/>
             <w:tcBorders>
-              <w:top w:val="single" w:color="BFBFBF" w:sz="4"/>
-              <w:left w:val="single" w:color="BFBFBF" w:sz="4"/>
-              <w:bottom w:val="single" w:color="BFBFBF" w:sz="4"/>
-              <w:right w:val="single" w:color="BFBFBF" w:sz="4"/>
+              <w:top w:val="single" w:color="000000" w:sz="4"/>
+              <w:left w:val="single" w:color="000000" w:sz="4"/>
+              <w:bottom w:val="single" w:color="000000" w:sz="4"/>
+              <w:right w:val="single" w:color="000000" w:sz="4"/>
             </w:tcBorders>
             <w:tcMar>
               <w:top w:type="dxa" w:w="60"/>
@@ -4339,9 +4292,9 @@
             </w:pPr>
             <w:r>
               <w:rPr>
-                <w:rFonts w:ascii="Consolas" w:cs="Consolas" w:eastAsia="Consolas" w:hAnsi="Consolas"/>
-                <w:sz w:val="19"/>
-                <w:szCs w:val="19"/>
+                <w:rFonts w:ascii="Courier New" w:cs="Courier New" w:eastAsia="Courier New" w:hAnsi="Courier New"/>
+                <w:sz w:val="22"/>
+                <w:szCs w:val="22"/>
               </w:rPr>
               <w:t xml:space="preserve">mlopez</w:t>
             </w:r>
@@ -4351,10 +4304,10 @@
           <w:tcPr>
             <w:tcW w:type="dxa" w:w="4249"/>
             <w:tcBorders>
-              <w:top w:val="single" w:color="BFBFBF" w:sz="4"/>
-              <w:left w:val="single" w:color="BFBFBF" w:sz="4"/>
-              <w:bottom w:val="single" w:color="BFBFBF" w:sz="4"/>
-              <w:right w:val="single" w:color="BFBFBF" w:sz="4"/>
+              <w:top w:val="single" w:color="000000" w:sz="4"/>
+              <w:left w:val="single" w:color="000000" w:sz="4"/>
+              <w:bottom w:val="single" w:color="000000" w:sz="4"/>
+              <w:right w:val="single" w:color="000000" w:sz="4"/>
             </w:tcBorders>
             <w:tcMar>
               <w:top w:type="dxa" w:w="60"/>
@@ -4378,10 +4331,10 @@
           <w:tcPr>
             <w:tcW w:type="dxa" w:w="3103"/>
             <w:tcBorders>
-              <w:top w:val="single" w:color="BFBFBF" w:sz="4"/>
-              <w:left w:val="single" w:color="BFBFBF" w:sz="4"/>
-              <w:bottom w:val="single" w:color="BFBFBF" w:sz="4"/>
-              <w:right w:val="single" w:color="BFBFBF" w:sz="4"/>
+              <w:top w:val="single" w:color="000000" w:sz="4"/>
+              <w:left w:val="single" w:color="000000" w:sz="4"/>
+              <w:bottom w:val="single" w:color="000000" w:sz="4"/>
+              <w:right w:val="single" w:color="000000" w:sz="4"/>
             </w:tcBorders>
             <w:tcMar>
               <w:top w:type="dxa" w:w="60"/>
@@ -4403,10 +4356,10 @@
           <w:tcPr>
             <w:tcW w:type="dxa" w:w="2286"/>
             <w:tcBorders>
-              <w:top w:val="single" w:color="BFBFBF" w:sz="4"/>
-              <w:left w:val="single" w:color="BFBFBF" w:sz="4"/>
-              <w:bottom w:val="single" w:color="BFBFBF" w:sz="4"/>
-              <w:right w:val="single" w:color="BFBFBF" w:sz="4"/>
+              <w:top w:val="single" w:color="000000" w:sz="4"/>
+              <w:left w:val="single" w:color="000000" w:sz="4"/>
+              <w:bottom w:val="single" w:color="000000" w:sz="4"/>
+              <w:right w:val="single" w:color="000000" w:sz="4"/>
             </w:tcBorders>
             <w:tcMar>
               <w:top w:type="dxa" w:w="60"/>
@@ -4421,9 +4374,9 @@
             </w:pPr>
             <w:r>
               <w:rPr>
-                <w:rFonts w:ascii="Consolas" w:cs="Consolas" w:eastAsia="Consolas" w:hAnsi="Consolas"/>
-                <w:sz w:val="19"/>
-                <w:szCs w:val="19"/>
+                <w:rFonts w:ascii="Courier New" w:cs="Courier New" w:eastAsia="Courier New" w:hAnsi="Courier New"/>
+                <w:sz w:val="22"/>
+                <w:szCs w:val="22"/>
               </w:rPr>
               <w:t xml:space="preserve">mmedina</w:t>
             </w:r>
@@ -4433,10 +4386,10 @@
           <w:tcPr>
             <w:tcW w:type="dxa" w:w="4249"/>
             <w:tcBorders>
-              <w:top w:val="single" w:color="BFBFBF" w:sz="4"/>
-              <w:left w:val="single" w:color="BFBFBF" w:sz="4"/>
-              <w:bottom w:val="single" w:color="BFBFBF" w:sz="4"/>
-              <w:right w:val="single" w:color="BFBFBF" w:sz="4"/>
+              <w:top w:val="single" w:color="000000" w:sz="4"/>
+              <w:left w:val="single" w:color="000000" w:sz="4"/>
+              <w:bottom w:val="single" w:color="000000" w:sz="4"/>
+              <w:right w:val="single" w:color="000000" w:sz="4"/>
             </w:tcBorders>
             <w:tcMar>
               <w:top w:type="dxa" w:w="60"/>
@@ -4498,12 +4451,11 @@
           <w:tcPr>
             <w:tcW w:type="dxa" w:w="4190"/>
             <w:tcBorders>
-              <w:top w:val="single" w:color="BFBFBF" w:sz="4"/>
-              <w:left w:val="single" w:color="BFBFBF" w:sz="4"/>
-              <w:bottom w:val="single" w:color="BFBFBF" w:sz="4"/>
-              <w:right w:val="single" w:color="BFBFBF" w:sz="4"/>
-            </w:tcBorders>
-            <w:shd w:fill="DCE6F1" w:color="auto" w:val="clear"/>
+              <w:top w:val="single" w:color="000000" w:sz="4"/>
+              <w:left w:val="single" w:color="000000" w:sz="4"/>
+              <w:bottom w:val="single" w:color="000000" w:sz="4"/>
+              <w:right w:val="single" w:color="000000" w:sz="4"/>
+            </w:tcBorders>
             <w:tcMar>
               <w:top w:type="dxa" w:w="60"/>
               <w:left w:type="dxa" w:w="100"/>
@@ -4528,12 +4480,11 @@
           <w:tcPr>
             <w:tcW w:type="dxa" w:w="4190"/>
             <w:tcBorders>
-              <w:top w:val="single" w:color="BFBFBF" w:sz="4"/>
-              <w:left w:val="single" w:color="BFBFBF" w:sz="4"/>
-              <w:bottom w:val="single" w:color="BFBFBF" w:sz="4"/>
-              <w:right w:val="single" w:color="BFBFBF" w:sz="4"/>
-            </w:tcBorders>
-            <w:shd w:fill="DCE6F1" w:color="auto" w:val="clear"/>
+              <w:top w:val="single" w:color="000000" w:sz="4"/>
+              <w:left w:val="single" w:color="000000" w:sz="4"/>
+              <w:bottom w:val="single" w:color="000000" w:sz="4"/>
+              <w:right w:val="single" w:color="000000" w:sz="4"/>
+            </w:tcBorders>
             <w:tcMar>
               <w:top w:type="dxa" w:w="60"/>
               <w:left w:type="dxa" w:w="100"/>
@@ -4558,12 +4509,11 @@
           <w:tcPr>
             <w:tcW w:type="dxa" w:w="1258"/>
             <w:tcBorders>
-              <w:top w:val="single" w:color="BFBFBF" w:sz="4"/>
-              <w:left w:val="single" w:color="BFBFBF" w:sz="4"/>
-              <w:bottom w:val="single" w:color="BFBFBF" w:sz="4"/>
-              <w:right w:val="single" w:color="BFBFBF" w:sz="4"/>
-            </w:tcBorders>
-            <w:shd w:fill="DCE6F1" w:color="auto" w:val="clear"/>
+              <w:top w:val="single" w:color="000000" w:sz="4"/>
+              <w:left w:val="single" w:color="000000" w:sz="4"/>
+              <w:bottom w:val="single" w:color="000000" w:sz="4"/>
+              <w:right w:val="single" w:color="000000" w:sz="4"/>
+            </w:tcBorders>
             <w:tcMar>
               <w:top w:type="dxa" w:w="60"/>
               <w:left w:type="dxa" w:w="100"/>
@@ -4590,10 +4540,10 @@
           <w:tcPr>
             <w:tcW w:type="dxa" w:w="4190"/>
             <w:tcBorders>
-              <w:top w:val="single" w:color="BFBFBF" w:sz="4"/>
-              <w:left w:val="single" w:color="BFBFBF" w:sz="4"/>
-              <w:bottom w:val="single" w:color="BFBFBF" w:sz="4"/>
-              <w:right w:val="single" w:color="BFBFBF" w:sz="4"/>
+              <w:top w:val="single" w:color="000000" w:sz="4"/>
+              <w:left w:val="single" w:color="000000" w:sz="4"/>
+              <w:bottom w:val="single" w:color="000000" w:sz="4"/>
+              <w:right w:val="single" w:color="000000" w:sz="4"/>
             </w:tcBorders>
             <w:tcMar>
               <w:top w:type="dxa" w:w="60"/>
@@ -4615,10 +4565,10 @@
           <w:tcPr>
             <w:tcW w:type="dxa" w:w="4190"/>
             <w:tcBorders>
-              <w:top w:val="single" w:color="BFBFBF" w:sz="4"/>
-              <w:left w:val="single" w:color="BFBFBF" w:sz="4"/>
-              <w:bottom w:val="single" w:color="BFBFBF" w:sz="4"/>
-              <w:right w:val="single" w:color="BFBFBF" w:sz="4"/>
+              <w:top w:val="single" w:color="000000" w:sz="4"/>
+              <w:left w:val="single" w:color="000000" w:sz="4"/>
+              <w:bottom w:val="single" w:color="000000" w:sz="4"/>
+              <w:right w:val="single" w:color="000000" w:sz="4"/>
             </w:tcBorders>
             <w:tcMar>
               <w:top w:type="dxa" w:w="60"/>
@@ -4633,9 +4583,9 @@
             </w:pPr>
             <w:r>
               <w:rPr>
-                <w:rFonts w:ascii="Consolas" w:cs="Consolas" w:eastAsia="Consolas" w:hAnsi="Consolas"/>
-                <w:sz w:val="19"/>
-                <w:szCs w:val="19"/>
+                <w:rFonts w:ascii="Courier New" w:cs="Courier New" w:eastAsia="Courier New" w:hAnsi="Courier New"/>
+                <w:sz w:val="22"/>
+                <w:szCs w:val="22"/>
               </w:rPr>
               <w:t xml:space="preserve">pnpm --filter backend test:integracion</w:t>
             </w:r>
@@ -4645,10 +4595,10 @@
           <w:tcPr>
             <w:tcW w:type="dxa" w:w="1258"/>
             <w:tcBorders>
-              <w:top w:val="single" w:color="BFBFBF" w:sz="4"/>
-              <w:left w:val="single" w:color="BFBFBF" w:sz="4"/>
-              <w:bottom w:val="single" w:color="BFBFBF" w:sz="4"/>
-              <w:right w:val="single" w:color="BFBFBF" w:sz="4"/>
+              <w:top w:val="single" w:color="000000" w:sz="4"/>
+              <w:left w:val="single" w:color="000000" w:sz="4"/>
+              <w:bottom w:val="single" w:color="000000" w:sz="4"/>
+              <w:right w:val="single" w:color="000000" w:sz="4"/>
             </w:tcBorders>
             <w:tcMar>
               <w:top w:type="dxa" w:w="60"/>
@@ -4672,10 +4622,10 @@
           <w:tcPr>
             <w:tcW w:type="dxa" w:w="4190"/>
             <w:tcBorders>
-              <w:top w:val="single" w:color="BFBFBF" w:sz="4"/>
-              <w:left w:val="single" w:color="BFBFBF" w:sz="4"/>
-              <w:bottom w:val="single" w:color="BFBFBF" w:sz="4"/>
-              <w:right w:val="single" w:color="BFBFBF" w:sz="4"/>
+              <w:top w:val="single" w:color="000000" w:sz="4"/>
+              <w:left w:val="single" w:color="000000" w:sz="4"/>
+              <w:bottom w:val="single" w:color="000000" w:sz="4"/>
+              <w:right w:val="single" w:color="000000" w:sz="4"/>
             </w:tcBorders>
             <w:tcMar>
               <w:top w:type="dxa" w:w="60"/>
@@ -4697,10 +4647,10 @@
           <w:tcPr>
             <w:tcW w:type="dxa" w:w="4190"/>
             <w:tcBorders>
-              <w:top w:val="single" w:color="BFBFBF" w:sz="4"/>
-              <w:left w:val="single" w:color="BFBFBF" w:sz="4"/>
-              <w:bottom w:val="single" w:color="BFBFBF" w:sz="4"/>
-              <w:right w:val="single" w:color="BFBFBF" w:sz="4"/>
+              <w:top w:val="single" w:color="000000" w:sz="4"/>
+              <w:left w:val="single" w:color="000000" w:sz="4"/>
+              <w:bottom w:val="single" w:color="000000" w:sz="4"/>
+              <w:right w:val="single" w:color="000000" w:sz="4"/>
             </w:tcBorders>
             <w:tcMar>
               <w:top w:type="dxa" w:w="60"/>
@@ -4715,9 +4665,9 @@
             </w:pPr>
             <w:r>
               <w:rPr>
-                <w:rFonts w:ascii="Consolas" w:cs="Consolas" w:eastAsia="Consolas" w:hAnsi="Consolas"/>
-                <w:sz w:val="19"/>
-                <w:szCs w:val="19"/>
+                <w:rFonts w:ascii="Courier New" w:cs="Courier New" w:eastAsia="Courier New" w:hAnsi="Courier New"/>
+                <w:sz w:val="22"/>
+                <w:szCs w:val="22"/>
               </w:rPr>
               <w:t xml:space="preserve">pnpm --filter mobile test</w:t>
             </w:r>
@@ -4727,10 +4677,10 @@
           <w:tcPr>
             <w:tcW w:type="dxa" w:w="1258"/>
             <w:tcBorders>
-              <w:top w:val="single" w:color="BFBFBF" w:sz="4"/>
-              <w:left w:val="single" w:color="BFBFBF" w:sz="4"/>
-              <w:bottom w:val="single" w:color="BFBFBF" w:sz="4"/>
-              <w:right w:val="single" w:color="BFBFBF" w:sz="4"/>
+              <w:top w:val="single" w:color="000000" w:sz="4"/>
+              <w:left w:val="single" w:color="000000" w:sz="4"/>
+              <w:bottom w:val="single" w:color="000000" w:sz="4"/>
+              <w:right w:val="single" w:color="000000" w:sz="4"/>
             </w:tcBorders>
             <w:tcMar>
               <w:top w:type="dxa" w:w="60"/>
@@ -4754,10 +4704,10 @@
           <w:tcPr>
             <w:tcW w:type="dxa" w:w="4190"/>
             <w:tcBorders>
-              <w:top w:val="single" w:color="BFBFBF" w:sz="4"/>
-              <w:left w:val="single" w:color="BFBFBF" w:sz="4"/>
-              <w:bottom w:val="single" w:color="BFBFBF" w:sz="4"/>
-              <w:right w:val="single" w:color="BFBFBF" w:sz="4"/>
+              <w:top w:val="single" w:color="000000" w:sz="4"/>
+              <w:left w:val="single" w:color="000000" w:sz="4"/>
+              <w:bottom w:val="single" w:color="000000" w:sz="4"/>
+              <w:right w:val="single" w:color="000000" w:sz="4"/>
             </w:tcBorders>
             <w:tcMar>
               <w:top w:type="dxa" w:w="60"/>
@@ -4779,10 +4729,10 @@
           <w:tcPr>
             <w:tcW w:type="dxa" w:w="4190"/>
             <w:tcBorders>
-              <w:top w:val="single" w:color="BFBFBF" w:sz="4"/>
-              <w:left w:val="single" w:color="BFBFBF" w:sz="4"/>
-              <w:bottom w:val="single" w:color="BFBFBF" w:sz="4"/>
-              <w:right w:val="single" w:color="BFBFBF" w:sz="4"/>
+              <w:top w:val="single" w:color="000000" w:sz="4"/>
+              <w:left w:val="single" w:color="000000" w:sz="4"/>
+              <w:bottom w:val="single" w:color="000000" w:sz="4"/>
+              <w:right w:val="single" w:color="000000" w:sz="4"/>
             </w:tcBorders>
             <w:tcMar>
               <w:top w:type="dxa" w:w="60"/>
@@ -4797,9 +4747,9 @@
             </w:pPr>
             <w:r>
               <w:rPr>
-                <w:rFonts w:ascii="Consolas" w:cs="Consolas" w:eastAsia="Consolas" w:hAnsi="Consolas"/>
-                <w:sz w:val="19"/>
-                <w:szCs w:val="19"/>
+                <w:rFonts w:ascii="Courier New" w:cs="Courier New" w:eastAsia="Courier New" w:hAnsi="Courier New"/>
+                <w:sz w:val="22"/>
+                <w:szCs w:val="22"/>
               </w:rPr>
               <w:t xml:space="preserve">pnpm --filter backend test:e2e</w:t>
             </w:r>
@@ -4809,10 +4759,10 @@
           <w:tcPr>
             <w:tcW w:type="dxa" w:w="1258"/>
             <w:tcBorders>
-              <w:top w:val="single" w:color="BFBFBF" w:sz="4"/>
-              <w:left w:val="single" w:color="BFBFBF" w:sz="4"/>
-              <w:bottom w:val="single" w:color="BFBFBF" w:sz="4"/>
-              <w:right w:val="single" w:color="BFBFBF" w:sz="4"/>
+              <w:top w:val="single" w:color="000000" w:sz="4"/>
+              <w:left w:val="single" w:color="000000" w:sz="4"/>
+              <w:bottom w:val="single" w:color="000000" w:sz="4"/>
+              <w:right w:val="single" w:color="000000" w:sz="4"/>
             </w:tcBorders>
             <w:tcMar>
               <w:top w:type="dxa" w:w="60"/>
@@ -4836,10 +4786,10 @@
           <w:tcPr>
             <w:tcW w:type="dxa" w:w="4190"/>
             <w:tcBorders>
-              <w:top w:val="single" w:color="BFBFBF" w:sz="4"/>
-              <w:left w:val="single" w:color="BFBFBF" w:sz="4"/>
-              <w:bottom w:val="single" w:color="BFBFBF" w:sz="4"/>
-              <w:right w:val="single" w:color="BFBFBF" w:sz="4"/>
+              <w:top w:val="single" w:color="000000" w:sz="4"/>
+              <w:left w:val="single" w:color="000000" w:sz="4"/>
+              <w:bottom w:val="single" w:color="000000" w:sz="4"/>
+              <w:right w:val="single" w:color="000000" w:sz="4"/>
             </w:tcBorders>
             <w:tcMar>
               <w:top w:type="dxa" w:w="60"/>
@@ -4861,10 +4811,10 @@
           <w:tcPr>
             <w:tcW w:type="dxa" w:w="4190"/>
             <w:tcBorders>
-              <w:top w:val="single" w:color="BFBFBF" w:sz="4"/>
-              <w:left w:val="single" w:color="BFBFBF" w:sz="4"/>
-              <w:bottom w:val="single" w:color="BFBFBF" w:sz="4"/>
-              <w:right w:val="single" w:color="BFBFBF" w:sz="4"/>
+              <w:top w:val="single" w:color="000000" w:sz="4"/>
+              <w:left w:val="single" w:color="000000" w:sz="4"/>
+              <w:bottom w:val="single" w:color="000000" w:sz="4"/>
+              <w:right w:val="single" w:color="000000" w:sz="4"/>
             </w:tcBorders>
             <w:tcMar>
               <w:top w:type="dxa" w:w="60"/>
@@ -4879,9 +4829,9 @@
             </w:pPr>
             <w:r>
               <w:rPr>
-                <w:rFonts w:ascii="Consolas" w:cs="Consolas" w:eastAsia="Consolas" w:hAnsi="Consolas"/>
-                <w:sz w:val="19"/>
-                <w:szCs w:val="19"/>
+                <w:rFonts w:ascii="Courier New" w:cs="Courier New" w:eastAsia="Courier New" w:hAnsi="Courier New"/>
+                <w:sz w:val="22"/>
+                <w:szCs w:val="22"/>
               </w:rPr>
               <w:t xml:space="preserve">pnpm --filter backend test:humo</w:t>
             </w:r>
@@ -4891,10 +4841,10 @@
           <w:tcPr>
             <w:tcW w:type="dxa" w:w="1258"/>
             <w:tcBorders>
-              <w:top w:val="single" w:color="BFBFBF" w:sz="4"/>
-              <w:left w:val="single" w:color="BFBFBF" w:sz="4"/>
-              <w:bottom w:val="single" w:color="BFBFBF" w:sz="4"/>
-              <w:right w:val="single" w:color="BFBFBF" w:sz="4"/>
+              <w:top w:val="single" w:color="000000" w:sz="4"/>
+              <w:left w:val="single" w:color="000000" w:sz="4"/>
+              <w:bottom w:val="single" w:color="000000" w:sz="4"/>
+              <w:right w:val="single" w:color="000000" w:sz="4"/>
             </w:tcBorders>
             <w:tcMar>
               <w:top w:type="dxa" w:w="60"/>
@@ -4918,10 +4868,10 @@
           <w:tcPr>
             <w:tcW w:type="dxa" w:w="4190"/>
             <w:tcBorders>
-              <w:top w:val="single" w:color="BFBFBF" w:sz="4"/>
-              <w:left w:val="single" w:color="BFBFBF" w:sz="4"/>
-              <w:bottom w:val="single" w:color="BFBFBF" w:sz="4"/>
-              <w:right w:val="single" w:color="BFBFBF" w:sz="4"/>
+              <w:top w:val="single" w:color="000000" w:sz="4"/>
+              <w:left w:val="single" w:color="000000" w:sz="4"/>
+              <w:bottom w:val="single" w:color="000000" w:sz="4"/>
+              <w:right w:val="single" w:color="000000" w:sz="4"/>
             </w:tcBorders>
             <w:tcMar>
               <w:top w:type="dxa" w:w="60"/>
@@ -4943,10 +4893,10 @@
           <w:tcPr>
             <w:tcW w:type="dxa" w:w="4190"/>
             <w:tcBorders>
-              <w:top w:val="single" w:color="BFBFBF" w:sz="4"/>
-              <w:left w:val="single" w:color="BFBFBF" w:sz="4"/>
-              <w:bottom w:val="single" w:color="BFBFBF" w:sz="4"/>
-              <w:right w:val="single" w:color="BFBFBF" w:sz="4"/>
+              <w:top w:val="single" w:color="000000" w:sz="4"/>
+              <w:left w:val="single" w:color="000000" w:sz="4"/>
+              <w:bottom w:val="single" w:color="000000" w:sz="4"/>
+              <w:right w:val="single" w:color="000000" w:sz="4"/>
             </w:tcBorders>
             <w:tcMar>
               <w:top w:type="dxa" w:w="60"/>
@@ -4961,9 +4911,9 @@
             </w:pPr>
             <w:r>
               <w:rPr>
-                <w:rFonts w:ascii="Consolas" w:cs="Consolas" w:eastAsia="Consolas" w:hAnsi="Consolas"/>
-                <w:sz w:val="19"/>
-                <w:szCs w:val="19"/>
+                <w:rFonts w:ascii="Courier New" w:cs="Courier New" w:eastAsia="Courier New" w:hAnsi="Courier New"/>
+                <w:sz w:val="22"/>
+                <w:szCs w:val="22"/>
               </w:rPr>
               <w:t xml:space="preserve">pnpm lint</w:t>
             </w:r>
@@ -4973,10 +4923,10 @@
           <w:tcPr>
             <w:tcW w:type="dxa" w:w="1258"/>
             <w:tcBorders>
-              <w:top w:val="single" w:color="BFBFBF" w:sz="4"/>
-              <w:left w:val="single" w:color="BFBFBF" w:sz="4"/>
-              <w:bottom w:val="single" w:color="BFBFBF" w:sz="4"/>
-              <w:right w:val="single" w:color="BFBFBF" w:sz="4"/>
+              <w:top w:val="single" w:color="000000" w:sz="4"/>
+              <w:left w:val="single" w:color="000000" w:sz="4"/>
+              <w:bottom w:val="single" w:color="000000" w:sz="4"/>
+              <w:right w:val="single" w:color="000000" w:sz="4"/>
             </w:tcBorders>
             <w:tcMar>
               <w:top w:type="dxa" w:w="60"/>
@@ -5002,11 +4952,6 @@
       </w:pPr>
     </w:p>
     <w:p>
-      <w:r>
-        <w:br w:type="page"/>
-      </w:r>
-    </w:p>
-    <w:p>
       <w:pPr>
         <w:pStyle w:val="Heading1"/>
         <w:spacing w:after="120" w:before="240"/>
@@ -5024,9 +4969,9 @@
       </w:r>
       <w:r>
         <w:rPr>
-          <w:rFonts w:ascii="Consolas" w:cs="Consolas" w:eastAsia="Consolas" w:hAnsi="Consolas"/>
-          <w:sz w:val="19"/>
-          <w:szCs w:val="19"/>
+          <w:rFonts w:ascii="Courier New" w:cs="Courier New" w:eastAsia="Courier New" w:hAnsi="Courier New"/>
+          <w:sz w:val="22"/>
+          <w:szCs w:val="22"/>
         </w:rPr>
         <w:t xml:space="preserve">docs/tp5/calidad.md</w:t>
       </w:r>
@@ -5060,12 +5005,11 @@
           <w:tcPr>
             <w:tcW w:type="dxa" w:w="1243"/>
             <w:tcBorders>
-              <w:top w:val="single" w:color="BFBFBF" w:sz="4"/>
-              <w:left w:val="single" w:color="BFBFBF" w:sz="4"/>
-              <w:bottom w:val="single" w:color="BFBFBF" w:sz="4"/>
-              <w:right w:val="single" w:color="BFBFBF" w:sz="4"/>
-            </w:tcBorders>
-            <w:shd w:fill="DCE6F1" w:color="auto" w:val="clear"/>
+              <w:top w:val="single" w:color="000000" w:sz="4"/>
+              <w:left w:val="single" w:color="000000" w:sz="4"/>
+              <w:bottom w:val="single" w:color="000000" w:sz="4"/>
+              <w:right w:val="single" w:color="000000" w:sz="4"/>
+            </w:tcBorders>
             <w:tcMar>
               <w:top w:type="dxa" w:w="60"/>
               <w:left w:type="dxa" w:w="100"/>
@@ -5090,12 +5034,11 @@
           <w:tcPr>
             <w:tcW w:type="dxa" w:w="2875"/>
             <w:tcBorders>
-              <w:top w:val="single" w:color="BFBFBF" w:sz="4"/>
-              <w:left w:val="single" w:color="BFBFBF" w:sz="4"/>
-              <w:bottom w:val="single" w:color="BFBFBF" w:sz="4"/>
-              <w:right w:val="single" w:color="BFBFBF" w:sz="4"/>
-            </w:tcBorders>
-            <w:shd w:fill="DCE6F1" w:color="auto" w:val="clear"/>
+              <w:top w:val="single" w:color="000000" w:sz="4"/>
+              <w:left w:val="single" w:color="000000" w:sz="4"/>
+              <w:bottom w:val="single" w:color="000000" w:sz="4"/>
+              <w:right w:val="single" w:color="000000" w:sz="4"/>
+            </w:tcBorders>
             <w:tcMar>
               <w:top w:type="dxa" w:w="60"/>
               <w:left w:type="dxa" w:w="100"/>
@@ -5120,12 +5063,11 @@
           <w:tcPr>
             <w:tcW w:type="dxa" w:w="2176"/>
             <w:tcBorders>
-              <w:top w:val="single" w:color="BFBFBF" w:sz="4"/>
-              <w:left w:val="single" w:color="BFBFBF" w:sz="4"/>
-              <w:bottom w:val="single" w:color="BFBFBF" w:sz="4"/>
-              <w:right w:val="single" w:color="BFBFBF" w:sz="4"/>
-            </w:tcBorders>
-            <w:shd w:fill="DCE6F1" w:color="auto" w:val="clear"/>
+              <w:top w:val="single" w:color="000000" w:sz="4"/>
+              <w:left w:val="single" w:color="000000" w:sz="4"/>
+              <w:bottom w:val="single" w:color="000000" w:sz="4"/>
+              <w:right w:val="single" w:color="000000" w:sz="4"/>
+            </w:tcBorders>
             <w:tcMar>
               <w:top w:type="dxa" w:w="60"/>
               <w:left w:type="dxa" w:w="100"/>
@@ -5150,12 +5092,11 @@
           <w:tcPr>
             <w:tcW w:type="dxa" w:w="3344"/>
             <w:tcBorders>
-              <w:top w:val="single" w:color="BFBFBF" w:sz="4"/>
-              <w:left w:val="single" w:color="BFBFBF" w:sz="4"/>
-              <w:bottom w:val="single" w:color="BFBFBF" w:sz="4"/>
-              <w:right w:val="single" w:color="BFBFBF" w:sz="4"/>
-            </w:tcBorders>
-            <w:shd w:fill="DCE6F1" w:color="auto" w:val="clear"/>
+              <w:top w:val="single" w:color="000000" w:sz="4"/>
+              <w:left w:val="single" w:color="000000" w:sz="4"/>
+              <w:bottom w:val="single" w:color="000000" w:sz="4"/>
+              <w:right w:val="single" w:color="000000" w:sz="4"/>
+            </w:tcBorders>
             <w:tcMar>
               <w:top w:type="dxa" w:w="60"/>
               <w:left w:type="dxa" w:w="100"/>
@@ -5182,10 +5123,10 @@
           <w:tcPr>
             <w:tcW w:type="dxa" w:w="1243"/>
             <w:tcBorders>
-              <w:top w:val="single" w:color="BFBFBF" w:sz="4"/>
-              <w:left w:val="single" w:color="BFBFBF" w:sz="4"/>
-              <w:bottom w:val="single" w:color="BFBFBF" w:sz="4"/>
-              <w:right w:val="single" w:color="BFBFBF" w:sz="4"/>
+              <w:top w:val="single" w:color="000000" w:sz="4"/>
+              <w:left w:val="single" w:color="000000" w:sz="4"/>
+              <w:bottom w:val="single" w:color="000000" w:sz="4"/>
+              <w:right w:val="single" w:color="000000" w:sz="4"/>
             </w:tcBorders>
             <w:tcMar>
               <w:top w:type="dxa" w:w="60"/>
@@ -5207,10 +5148,10 @@
           <w:tcPr>
             <w:tcW w:type="dxa" w:w="2875"/>
             <w:tcBorders>
-              <w:top w:val="single" w:color="BFBFBF" w:sz="4"/>
-              <w:left w:val="single" w:color="BFBFBF" w:sz="4"/>
-              <w:bottom w:val="single" w:color="BFBFBF" w:sz="4"/>
-              <w:right w:val="single" w:color="BFBFBF" w:sz="4"/>
+              <w:top w:val="single" w:color="000000" w:sz="4"/>
+              <w:left w:val="single" w:color="000000" w:sz="4"/>
+              <w:bottom w:val="single" w:color="000000" w:sz="4"/>
+              <w:right w:val="single" w:color="000000" w:sz="4"/>
             </w:tcBorders>
             <w:tcMar>
               <w:top w:type="dxa" w:w="60"/>
@@ -5232,10 +5173,10 @@
           <w:tcPr>
             <w:tcW w:type="dxa" w:w="2176"/>
             <w:tcBorders>
-              <w:top w:val="single" w:color="BFBFBF" w:sz="4"/>
-              <w:left w:val="single" w:color="BFBFBF" w:sz="4"/>
-              <w:bottom w:val="single" w:color="BFBFBF" w:sz="4"/>
-              <w:right w:val="single" w:color="BFBFBF" w:sz="4"/>
+              <w:top w:val="single" w:color="000000" w:sz="4"/>
+              <w:left w:val="single" w:color="000000" w:sz="4"/>
+              <w:bottom w:val="single" w:color="000000" w:sz="4"/>
+              <w:right w:val="single" w:color="000000" w:sz="4"/>
             </w:tcBorders>
             <w:tcMar>
               <w:top w:type="dxa" w:w="60"/>
@@ -5257,10 +5198,10 @@
           <w:tcPr>
             <w:tcW w:type="dxa" w:w="3344"/>
             <w:tcBorders>
-              <w:top w:val="single" w:color="BFBFBF" w:sz="4"/>
-              <w:left w:val="single" w:color="BFBFBF" w:sz="4"/>
-              <w:bottom w:val="single" w:color="BFBFBF" w:sz="4"/>
-              <w:right w:val="single" w:color="BFBFBF" w:sz="4"/>
+              <w:top w:val="single" w:color="000000" w:sz="4"/>
+              <w:left w:val="single" w:color="000000" w:sz="4"/>
+              <w:bottom w:val="single" w:color="000000" w:sz="4"/>
+              <w:right w:val="single" w:color="000000" w:sz="4"/>
             </w:tcBorders>
             <w:tcMar>
               <w:top w:type="dxa" w:w="60"/>
@@ -5284,10 +5225,10 @@
           <w:tcPr>
             <w:tcW w:type="dxa" w:w="1243"/>
             <w:tcBorders>
-              <w:top w:val="single" w:color="BFBFBF" w:sz="4"/>
-              <w:left w:val="single" w:color="BFBFBF" w:sz="4"/>
-              <w:bottom w:val="single" w:color="BFBFBF" w:sz="4"/>
-              <w:right w:val="single" w:color="BFBFBF" w:sz="4"/>
+              <w:top w:val="single" w:color="000000" w:sz="4"/>
+              <w:left w:val="single" w:color="000000" w:sz="4"/>
+              <w:bottom w:val="single" w:color="000000" w:sz="4"/>
+              <w:right w:val="single" w:color="000000" w:sz="4"/>
             </w:tcBorders>
             <w:tcMar>
               <w:top w:type="dxa" w:w="60"/>
@@ -5309,10 +5250,10 @@
           <w:tcPr>
             <w:tcW w:type="dxa" w:w="2875"/>
             <w:tcBorders>
-              <w:top w:val="single" w:color="BFBFBF" w:sz="4"/>
-              <w:left w:val="single" w:color="BFBFBF" w:sz="4"/>
-              <w:bottom w:val="single" w:color="BFBFBF" w:sz="4"/>
-              <w:right w:val="single" w:color="BFBFBF" w:sz="4"/>
+              <w:top w:val="single" w:color="000000" w:sz="4"/>
+              <w:left w:val="single" w:color="000000" w:sz="4"/>
+              <w:bottom w:val="single" w:color="000000" w:sz="4"/>
+              <w:right w:val="single" w:color="000000" w:sz="4"/>
             </w:tcBorders>
             <w:tcMar>
               <w:top w:type="dxa" w:w="60"/>
@@ -5334,10 +5275,10 @@
           <w:tcPr>
             <w:tcW w:type="dxa" w:w="2176"/>
             <w:tcBorders>
-              <w:top w:val="single" w:color="BFBFBF" w:sz="4"/>
-              <w:left w:val="single" w:color="BFBFBF" w:sz="4"/>
-              <w:bottom w:val="single" w:color="BFBFBF" w:sz="4"/>
-              <w:right w:val="single" w:color="BFBFBF" w:sz="4"/>
+              <w:top w:val="single" w:color="000000" w:sz="4"/>
+              <w:left w:val="single" w:color="000000" w:sz="4"/>
+              <w:bottom w:val="single" w:color="000000" w:sz="4"/>
+              <w:right w:val="single" w:color="000000" w:sz="4"/>
             </w:tcBorders>
             <w:tcMar>
               <w:top w:type="dxa" w:w="60"/>
@@ -5352,9 +5293,9 @@
             </w:pPr>
             <w:r>
               <w:rPr>
-                <w:rFonts w:ascii="Consolas" w:cs="Consolas" w:eastAsia="Consolas" w:hAnsi="Consolas"/>
-                <w:sz w:val="19"/>
-                <w:szCs w:val="19"/>
+                <w:rFonts w:ascii="Courier New" w:cs="Courier New" w:eastAsia="Courier New" w:hAnsi="Courier New"/>
+                <w:sz w:val="22"/>
+                <w:szCs w:val="22"/>
               </w:rPr>
               <w:t xml:space="preserve">git commit</w:t>
             </w:r>
@@ -5364,10 +5305,10 @@
           <w:tcPr>
             <w:tcW w:type="dxa" w:w="3344"/>
             <w:tcBorders>
-              <w:top w:val="single" w:color="BFBFBF" w:sz="4"/>
-              <w:left w:val="single" w:color="BFBFBF" w:sz="4"/>
-              <w:bottom w:val="single" w:color="BFBFBF" w:sz="4"/>
-              <w:right w:val="single" w:color="BFBFBF" w:sz="4"/>
+              <w:top w:val="single" w:color="000000" w:sz="4"/>
+              <w:left w:val="single" w:color="000000" w:sz="4"/>
+              <w:bottom w:val="single" w:color="000000" w:sz="4"/>
+              <w:right w:val="single" w:color="000000" w:sz="4"/>
             </w:tcBorders>
             <w:tcMar>
               <w:top w:type="dxa" w:w="60"/>
@@ -5391,10 +5332,10 @@
           <w:tcPr>
             <w:tcW w:type="dxa" w:w="1243"/>
             <w:tcBorders>
-              <w:top w:val="single" w:color="BFBFBF" w:sz="4"/>
-              <w:left w:val="single" w:color="BFBFBF" w:sz="4"/>
-              <w:bottom w:val="single" w:color="BFBFBF" w:sz="4"/>
-              <w:right w:val="single" w:color="BFBFBF" w:sz="4"/>
+              <w:top w:val="single" w:color="000000" w:sz="4"/>
+              <w:left w:val="single" w:color="000000" w:sz="4"/>
+              <w:bottom w:val="single" w:color="000000" w:sz="4"/>
+              <w:right w:val="single" w:color="000000" w:sz="4"/>
             </w:tcBorders>
             <w:tcMar>
               <w:top w:type="dxa" w:w="60"/>
@@ -5416,10 +5357,10 @@
           <w:tcPr>
             <w:tcW w:type="dxa" w:w="2875"/>
             <w:tcBorders>
-              <w:top w:val="single" w:color="BFBFBF" w:sz="4"/>
-              <w:left w:val="single" w:color="BFBFBF" w:sz="4"/>
-              <w:bottom w:val="single" w:color="BFBFBF" w:sz="4"/>
-              <w:right w:val="single" w:color="BFBFBF" w:sz="4"/>
+              <w:top w:val="single" w:color="000000" w:sz="4"/>
+              <w:left w:val="single" w:color="000000" w:sz="4"/>
+              <w:bottom w:val="single" w:color="000000" w:sz="4"/>
+              <w:right w:val="single" w:color="000000" w:sz="4"/>
             </w:tcBorders>
             <w:tcMar>
               <w:top w:type="dxa" w:w="60"/>
@@ -5437,9 +5378,9 @@
             </w:r>
             <w:r>
               <w:rPr>
-                <w:rFonts w:ascii="Consolas" w:cs="Consolas" w:eastAsia="Consolas" w:hAnsi="Consolas"/>
-                <w:sz w:val="19"/>
-                <w:szCs w:val="19"/>
+                <w:rFonts w:ascii="Courier New" w:cs="Courier New" w:eastAsia="Courier New" w:hAnsi="Courier New"/>
+                <w:sz w:val="22"/>
+                <w:szCs w:val="22"/>
               </w:rPr>
               <w:t xml:space="preserve">main</w:t>
             </w:r>
@@ -5449,10 +5390,10 @@
           <w:tcPr>
             <w:tcW w:type="dxa" w:w="2176"/>
             <w:tcBorders>
-              <w:top w:val="single" w:color="BFBFBF" w:sz="4"/>
-              <w:left w:val="single" w:color="BFBFBF" w:sz="4"/>
-              <w:bottom w:val="single" w:color="BFBFBF" w:sz="4"/>
-              <w:right w:val="single" w:color="BFBFBF" w:sz="4"/>
+              <w:top w:val="single" w:color="000000" w:sz="4"/>
+              <w:left w:val="single" w:color="000000" w:sz="4"/>
+              <w:bottom w:val="single" w:color="000000" w:sz="4"/>
+              <w:right w:val="single" w:color="000000" w:sz="4"/>
             </w:tcBorders>
             <w:tcMar>
               <w:top w:type="dxa" w:w="60"/>
@@ -5474,10 +5415,10 @@
           <w:tcPr>
             <w:tcW w:type="dxa" w:w="3344"/>
             <w:tcBorders>
-              <w:top w:val="single" w:color="BFBFBF" w:sz="4"/>
-              <w:left w:val="single" w:color="BFBFBF" w:sz="4"/>
-              <w:bottom w:val="single" w:color="BFBFBF" w:sz="4"/>
-              <w:right w:val="single" w:color="BFBFBF" w:sz="4"/>
+              <w:top w:val="single" w:color="000000" w:sz="4"/>
+              <w:left w:val="single" w:color="000000" w:sz="4"/>
+              <w:bottom w:val="single" w:color="000000" w:sz="4"/>
+              <w:right w:val="single" w:color="000000" w:sz="4"/>
             </w:tcBorders>
             <w:tcMar>
               <w:top w:type="dxa" w:w="60"/>
@@ -5501,10 +5442,10 @@
           <w:tcPr>
             <w:tcW w:type="dxa" w:w="1243"/>
             <w:tcBorders>
-              <w:top w:val="single" w:color="BFBFBF" w:sz="4"/>
-              <w:left w:val="single" w:color="BFBFBF" w:sz="4"/>
-              <w:bottom w:val="single" w:color="BFBFBF" w:sz="4"/>
-              <w:right w:val="single" w:color="BFBFBF" w:sz="4"/>
+              <w:top w:val="single" w:color="000000" w:sz="4"/>
+              <w:left w:val="single" w:color="000000" w:sz="4"/>
+              <w:bottom w:val="single" w:color="000000" w:sz="4"/>
+              <w:right w:val="single" w:color="000000" w:sz="4"/>
             </w:tcBorders>
             <w:tcMar>
               <w:top w:type="dxa" w:w="60"/>
@@ -5526,10 +5467,10 @@
           <w:tcPr>
             <w:tcW w:type="dxa" w:w="2875"/>
             <w:tcBorders>
-              <w:top w:val="single" w:color="BFBFBF" w:sz="4"/>
-              <w:left w:val="single" w:color="BFBFBF" w:sz="4"/>
-              <w:bottom w:val="single" w:color="BFBFBF" w:sz="4"/>
-              <w:right w:val="single" w:color="BFBFBF" w:sz="4"/>
+              <w:top w:val="single" w:color="000000" w:sz="4"/>
+              <w:left w:val="single" w:color="000000" w:sz="4"/>
+              <w:bottom w:val="single" w:color="000000" w:sz="4"/>
+              <w:right w:val="single" w:color="000000" w:sz="4"/>
             </w:tcBorders>
             <w:tcMar>
               <w:top w:type="dxa" w:w="60"/>
@@ -5551,10 +5492,10 @@
           <w:tcPr>
             <w:tcW w:type="dxa" w:w="2176"/>
             <w:tcBorders>
-              <w:top w:val="single" w:color="BFBFBF" w:sz="4"/>
-              <w:left w:val="single" w:color="BFBFBF" w:sz="4"/>
-              <w:bottom w:val="single" w:color="BFBFBF" w:sz="4"/>
-              <w:right w:val="single" w:color="BFBFBF" w:sz="4"/>
+              <w:top w:val="single" w:color="000000" w:sz="4"/>
+              <w:left w:val="single" w:color="000000" w:sz="4"/>
+              <w:bottom w:val="single" w:color="000000" w:sz="4"/>
+              <w:right w:val="single" w:color="000000" w:sz="4"/>
             </w:tcBorders>
             <w:tcMar>
               <w:top w:type="dxa" w:w="60"/>
@@ -5572,9 +5513,9 @@
             </w:r>
             <w:r>
               <w:rPr>
-                <w:rFonts w:ascii="Consolas" w:cs="Consolas" w:eastAsia="Consolas" w:hAnsi="Consolas"/>
-                <w:sz w:val="19"/>
-                <w:szCs w:val="19"/>
+                <w:rFonts w:ascii="Courier New" w:cs="Courier New" w:eastAsia="Courier New" w:hAnsi="Courier New"/>
+                <w:sz w:val="22"/>
+                <w:szCs w:val="22"/>
               </w:rPr>
               <w:t xml:space="preserve">main</w:t>
             </w:r>
@@ -5584,10 +5525,10 @@
           <w:tcPr>
             <w:tcW w:type="dxa" w:w="3344"/>
             <w:tcBorders>
-              <w:top w:val="single" w:color="BFBFBF" w:sz="4"/>
-              <w:left w:val="single" w:color="BFBFBF" w:sz="4"/>
-              <w:bottom w:val="single" w:color="BFBFBF" w:sz="4"/>
-              <w:right w:val="single" w:color="BFBFBF" w:sz="4"/>
+              <w:top w:val="single" w:color="000000" w:sz="4"/>
+              <w:left w:val="single" w:color="000000" w:sz="4"/>
+              <w:bottom w:val="single" w:color="000000" w:sz="4"/>
+              <w:right w:val="single" w:color="000000" w:sz="4"/>
             </w:tcBorders>
             <w:tcMar>
               <w:top w:type="dxa" w:w="60"/>
@@ -5655,9 +5596,9 @@
       </w:r>
       <w:r>
         <w:rPr>
-          <w:rFonts w:ascii="Consolas" w:cs="Consolas" w:eastAsia="Consolas" w:hAnsi="Consolas"/>
-          <w:sz w:val="19"/>
-          <w:szCs w:val="19"/>
+          <w:rFonts w:ascii="Courier New" w:cs="Courier New" w:eastAsia="Courier New" w:hAnsi="Courier New"/>
+          <w:sz w:val="22"/>
+          <w:szCs w:val="22"/>
         </w:rPr>
         <w:t xml:space="preserve">eslint.config.mjs</w:t>
       </w:r>
@@ -5676,9 +5617,9 @@
       </w:r>
       <w:r>
         <w:rPr>
-          <w:rFonts w:ascii="Consolas" w:cs="Consolas" w:eastAsia="Consolas" w:hAnsi="Consolas"/>
-          <w:sz w:val="19"/>
-          <w:szCs w:val="19"/>
+          <w:rFonts w:ascii="Courier New" w:cs="Courier New" w:eastAsia="Courier New" w:hAnsi="Courier New"/>
+          <w:sz w:val="22"/>
+          <w:szCs w:val="22"/>
         </w:rPr>
         <w:t xml:space="preserve">typescript-eslint</w:t>
       </w:r>
@@ -5710,9 +5651,9 @@
       </w:r>
       <w:r>
         <w:rPr>
-          <w:rFonts w:ascii="Consolas" w:cs="Consolas" w:eastAsia="Consolas" w:hAnsi="Consolas"/>
-          <w:sz w:val="19"/>
-          <w:szCs w:val="19"/>
+          <w:rFonts w:ascii="Courier New" w:cs="Courier New" w:eastAsia="Courier New" w:hAnsi="Courier New"/>
+          <w:sz w:val="22"/>
+          <w:szCs w:val="22"/>
         </w:rPr>
         <w:t xml:space="preserve">eqeqeq</w:t>
       </w:r>
@@ -5721,9 +5662,9 @@
       </w:r>
       <w:r>
         <w:rPr>
-          <w:rFonts w:ascii="Consolas" w:cs="Consolas" w:eastAsia="Consolas" w:hAnsi="Consolas"/>
-          <w:sz w:val="19"/>
-          <w:szCs w:val="19"/>
+          <w:rFonts w:ascii="Courier New" w:cs="Courier New" w:eastAsia="Courier New" w:hAnsi="Courier New"/>
+          <w:sz w:val="22"/>
+          <w:szCs w:val="22"/>
         </w:rPr>
         <w:t xml:space="preserve">===</w:t>
       </w:r>
@@ -5732,9 +5673,9 @@
       </w:r>
       <w:r>
         <w:rPr>
-          <w:rFonts w:ascii="Consolas" w:cs="Consolas" w:eastAsia="Consolas" w:hAnsi="Consolas"/>
-          <w:sz w:val="19"/>
-          <w:szCs w:val="19"/>
+          <w:rFonts w:ascii="Courier New" w:cs="Courier New" w:eastAsia="Courier New" w:hAnsi="Courier New"/>
+          <w:sz w:val="22"/>
+          <w:szCs w:val="22"/>
         </w:rPr>
         <w:t xml:space="preserve">no-var</w:t>
       </w:r>
@@ -5743,9 +5684,9 @@
       </w:r>
       <w:r>
         <w:rPr>
-          <w:rFonts w:ascii="Consolas" w:cs="Consolas" w:eastAsia="Consolas" w:hAnsi="Consolas"/>
-          <w:sz w:val="19"/>
-          <w:szCs w:val="19"/>
+          <w:rFonts w:ascii="Courier New" w:cs="Courier New" w:eastAsia="Courier New" w:hAnsi="Courier New"/>
+          <w:sz w:val="22"/>
+          <w:szCs w:val="22"/>
         </w:rPr>
         <w:t xml:space="preserve">prefer-const</w:t>
       </w:r>
@@ -5764,9 +5705,9 @@
       </w:r>
       <w:r>
         <w:rPr>
-          <w:rFonts w:ascii="Consolas" w:cs="Consolas" w:eastAsia="Consolas" w:hAnsi="Consolas"/>
-          <w:sz w:val="19"/>
-          <w:szCs w:val="19"/>
+          <w:rFonts w:ascii="Courier New" w:cs="Courier New" w:eastAsia="Courier New" w:hAnsi="Courier New"/>
+          <w:sz w:val="22"/>
+          <w:szCs w:val="22"/>
         </w:rPr>
         <w:t xml:space="preserve">no-explicit-any</w:t>
       </w:r>
@@ -5808,9 +5749,9 @@
       </w:r>
       <w:r>
         <w:rPr>
-          <w:rFonts w:ascii="Consolas" w:cs="Consolas" w:eastAsia="Consolas" w:hAnsi="Consolas"/>
-          <w:sz w:val="19"/>
-          <w:szCs w:val="19"/>
+          <w:rFonts w:ascii="Courier New" w:cs="Courier New" w:eastAsia="Courier New" w:hAnsi="Courier New"/>
+          <w:sz w:val="22"/>
+          <w:szCs w:val="22"/>
         </w:rPr>
         <w:t xml:space="preserve">.vscode/extensions.json</w:t>
       </w:r>
@@ -5819,9 +5760,9 @@
       </w:r>
       <w:r>
         <w:rPr>
-          <w:rFonts w:ascii="Consolas" w:cs="Consolas" w:eastAsia="Consolas" w:hAnsi="Consolas"/>
-          <w:sz w:val="19"/>
-          <w:szCs w:val="19"/>
+          <w:rFonts w:ascii="Courier New" w:cs="Courier New" w:eastAsia="Courier New" w:hAnsi="Courier New"/>
+          <w:sz w:val="22"/>
+          <w:szCs w:val="22"/>
         </w:rPr>
         <w:t xml:space="preserve">.vscode/settings.json</w:t>
       </w:r>
@@ -5830,9 +5771,9 @@
       </w:r>
       <w:r>
         <w:rPr>
-          <w:rFonts w:ascii="Consolas" w:cs="Consolas" w:eastAsia="Consolas" w:hAnsi="Consolas"/>
-          <w:sz w:val="19"/>
-          <w:szCs w:val="19"/>
+          <w:rFonts w:ascii="Courier New" w:cs="Courier New" w:eastAsia="Courier New" w:hAnsi="Courier New"/>
+          <w:sz w:val="22"/>
+          <w:szCs w:val="22"/>
         </w:rPr>
         <w:t xml:space="preserve">source.fixAll.eslint</w:t>
       </w:r>
@@ -5841,9 +5782,9 @@
       </w:r>
       <w:r>
         <w:rPr>
-          <w:rFonts w:ascii="Consolas" w:cs="Consolas" w:eastAsia="Consolas" w:hAnsi="Consolas"/>
-          <w:sz w:val="19"/>
-          <w:szCs w:val="19"/>
+          <w:rFonts w:ascii="Courier New" w:cs="Courier New" w:eastAsia="Courier New" w:hAnsi="Courier New"/>
+          <w:sz w:val="22"/>
+          <w:szCs w:val="22"/>
         </w:rPr>
         <w:t xml:space="preserve">.editorconfig</w:t>
       </w:r>
@@ -5885,9 +5826,9 @@
       </w:r>
       <w:r>
         <w:rPr>
-          <w:rFonts w:ascii="Consolas" w:cs="Consolas" w:eastAsia="Consolas" w:hAnsi="Consolas"/>
-          <w:sz w:val="19"/>
-          <w:szCs w:val="19"/>
+          <w:rFonts w:ascii="Courier New" w:cs="Courier New" w:eastAsia="Courier New" w:hAnsi="Courier New"/>
+          <w:sz w:val="22"/>
+          <w:szCs w:val="22"/>
         </w:rPr>
         <w:t xml:space="preserve">let</w:t>
       </w:r>
@@ -5907,30 +5848,28 @@
     </w:p>
     <w:p>
       <w:pPr>
-        <w:shd w:fill="F2F2F2" w:color="auto" w:val="clear"/>
         <w:spacing w:after="0" w:before="0"/>
       </w:pPr>
       <w:r>
         <w:rPr>
-          <w:rFonts w:ascii="Consolas" w:cs="Consolas" w:eastAsia="Consolas" w:hAnsi="Consolas"/>
-          <w:sz w:val="18"/>
-          <w:szCs w:val="18"/>
+          <w:rFonts w:ascii="Courier New" w:cs="Courier New" w:eastAsia="Courier New" w:hAnsi="Courier New"/>
+          <w:sz w:val="22"/>
+          <w:szCs w:val="22"/>
         </w:rPr>
         <w:t xml:space="preserve">$ pnpm lint</w:t>
       </w:r>
     </w:p>
     <w:p>
       <w:pPr>
-        <w:shd w:fill="F2F2F2" w:color="auto" w:val="clear"/>
         <w:spacing w:after="0" w:before="0"/>
       </w:pPr>
       <w:r>
         <w:rPr>
-          <w:rFonts w:ascii="Consolas" w:cs="Consolas" w:eastAsia="Consolas" w:hAnsi="Consolas"/>
-          <w:sz w:val="18"/>
-          <w:szCs w:val="18"/>
-        </w:rPr>
-        <w:t xml:space="preserve">✖ 27 problems (0 errors, 27 warnings)</w:t>
+          <w:rFonts w:ascii="Courier New" w:cs="Courier New" w:eastAsia="Courier New" w:hAnsi="Courier New"/>
+          <w:sz w:val="22"/>
+          <w:szCs w:val="22"/>
+        </w:rPr>
+        <w:t xml:space="preserve">✗ 27 problems (0 errors, 27 warnings)</w:t>
       </w:r>
     </w:p>
     <w:p>
@@ -5956,9 +5895,9 @@
       </w:r>
       <w:r>
         <w:rPr>
-          <w:rFonts w:ascii="Consolas" w:cs="Consolas" w:eastAsia="Consolas" w:hAnsi="Consolas"/>
-          <w:sz w:val="19"/>
-          <w:szCs w:val="19"/>
+          <w:rFonts w:ascii="Courier New" w:cs="Courier New" w:eastAsia="Courier New" w:hAnsi="Courier New"/>
+          <w:sz w:val="22"/>
+          <w:szCs w:val="22"/>
         </w:rPr>
         <w:t xml:space="preserve">pnpm install</w:t>
       </w:r>
@@ -5967,9 +5906,9 @@
       </w:r>
       <w:r>
         <w:rPr>
-          <w:rFonts w:ascii="Consolas" w:cs="Consolas" w:eastAsia="Consolas" w:hAnsi="Consolas"/>
-          <w:sz w:val="19"/>
-          <w:szCs w:val="19"/>
+          <w:rFonts w:ascii="Courier New" w:cs="Courier New" w:eastAsia="Courier New" w:hAnsi="Courier New"/>
+          <w:sz w:val="22"/>
+          <w:szCs w:val="22"/>
         </w:rPr>
         <w:t xml:space="preserve">prepare</w:t>
       </w:r>
@@ -5991,11 +5930,11 @@
       </w:r>
       <w:r>
         <w:rPr>
-          <w:rFonts w:ascii="Consolas" w:cs="Consolas" w:eastAsia="Consolas" w:hAnsi="Consolas"/>
+          <w:rFonts w:ascii="Courier New" w:cs="Courier New" w:eastAsia="Courier New" w:hAnsi="Courier New"/>
           <w:b/>
           <w:bCs/>
-          <w:sz w:val="19"/>
-          <w:szCs w:val="19"/>
+          <w:sz w:val="22"/>
+          <w:szCs w:val="22"/>
         </w:rPr>
         <w:t xml:space="preserve">pre-commit</w:t>
       </w:r>
@@ -6014,9 +5953,9 @@
       </w:r>
       <w:r>
         <w:rPr>
-          <w:rFonts w:ascii="Consolas" w:cs="Consolas" w:eastAsia="Consolas" w:hAnsi="Consolas"/>
-          <w:sz w:val="19"/>
-          <w:szCs w:val="19"/>
+          <w:rFonts w:ascii="Courier New" w:cs="Courier New" w:eastAsia="Courier New" w:hAnsi="Courier New"/>
+          <w:sz w:val="22"/>
+          <w:szCs w:val="22"/>
         </w:rPr>
         <w:t xml:space="preserve">git diff --cached --check</w:t>
       </w:r>
@@ -6038,11 +5977,11 @@
       </w:r>
       <w:r>
         <w:rPr>
-          <w:rFonts w:ascii="Consolas" w:cs="Consolas" w:eastAsia="Consolas" w:hAnsi="Consolas"/>
+          <w:rFonts w:ascii="Courier New" w:cs="Courier New" w:eastAsia="Courier New" w:hAnsi="Courier New"/>
           <w:b/>
           <w:bCs/>
-          <w:sz w:val="19"/>
-          <w:szCs w:val="19"/>
+          <w:sz w:val="22"/>
+          <w:szCs w:val="22"/>
         </w:rPr>
         <w:t xml:space="preserve">commit-msg</w:t>
       </w:r>
@@ -6051,9 +5990,9 @@
       </w:r>
       <w:r>
         <w:rPr>
-          <w:rFonts w:ascii="Consolas" w:cs="Consolas" w:eastAsia="Consolas" w:hAnsi="Consolas"/>
-          <w:sz w:val="19"/>
-          <w:szCs w:val="19"/>
+          <w:rFonts w:ascii="Courier New" w:cs="Courier New" w:eastAsia="Courier New" w:hAnsi="Courier New"/>
+          <w:sz w:val="22"/>
+          <w:szCs w:val="22"/>
         </w:rPr>
         <w:t xml:space="preserve">tipo(ámbito): descripción</w:t>
       </w:r>
@@ -6077,9 +6016,9 @@
       </w:r>
       <w:r>
         <w:rPr>
-          <w:rFonts w:ascii="Consolas" w:cs="Consolas" w:eastAsia="Consolas" w:hAnsi="Consolas"/>
-          <w:sz w:val="19"/>
-          <w:szCs w:val="19"/>
+          <w:rFonts w:ascii="Courier New" w:cs="Courier New" w:eastAsia="Courier New" w:hAnsi="Courier New"/>
+          <w:sz w:val="22"/>
+          <w:szCs w:val="22"/>
         </w:rPr>
         <w:t xml:space="preserve">var</w:t>
       </w:r>
@@ -6088,9 +6027,9 @@
       </w:r>
       <w:r>
         <w:rPr>
-          <w:rFonts w:ascii="Consolas" w:cs="Consolas" w:eastAsia="Consolas" w:hAnsi="Consolas"/>
-          <w:sz w:val="19"/>
-          <w:szCs w:val="19"/>
+          <w:rFonts w:ascii="Courier New" w:cs="Courier New" w:eastAsia="Courier New" w:hAnsi="Courier New"/>
+          <w:sz w:val="22"/>
+          <w:szCs w:val="22"/>
         </w:rPr>
         <w:t xml:space="preserve">==</w:t>
       </w:r>
@@ -6100,182 +6039,169 @@
     </w:p>
     <w:p>
       <w:pPr>
-        <w:shd w:fill="F2F2F2" w:color="auto" w:val="clear"/>
         <w:spacing w:after="0" w:before="0"/>
       </w:pPr>
       <w:r>
         <w:rPr>
-          <w:rFonts w:ascii="Consolas" w:cs="Consolas" w:eastAsia="Consolas" w:hAnsi="Consolas"/>
-          <w:sz w:val="18"/>
-          <w:szCs w:val="18"/>
+          <w:rFonts w:ascii="Courier New" w:cs="Courier New" w:eastAsia="Courier New" w:hAnsi="Courier New"/>
+          <w:sz w:val="22"/>
+          <w:szCs w:val="22"/>
         </w:rPr>
         <w:t xml:space="preserve">$ git commit -m "feat: prueba del hook"</w:t>
       </w:r>
     </w:p>
     <w:p>
       <w:pPr>
-        <w:shd w:fill="F2F2F2" w:color="auto" w:val="clear"/>
         <w:spacing w:after="0" w:before="0"/>
       </w:pPr>
       <w:r>
         <w:rPr>
-          <w:rFonts w:ascii="Consolas" w:cs="Consolas" w:eastAsia="Consolas" w:hAnsi="Consolas"/>
-          <w:sz w:val="18"/>
-          <w:szCs w:val="18"/>
-        </w:rPr>
-        <w:t xml:space="preserve">✖ eslint --no-warn-ignored:</w:t>
-      </w:r>
-    </w:p>
-    <w:p>
-      <w:pPr>
-        <w:shd w:fill="F2F2F2" w:color="auto" w:val="clear"/>
+          <w:rFonts w:ascii="Courier New" w:cs="Courier New" w:eastAsia="Courier New" w:hAnsi="Courier New"/>
+          <w:sz w:val="22"/>
+          <w:szCs w:val="22"/>
+        </w:rPr>
+        <w:t xml:space="preserve">✗ eslint --no-warn-ignored:</w:t>
+      </w:r>
+    </w:p>
+    <w:p>
+      <w:pPr>
         <w:spacing w:after="0" w:before="0"/>
       </w:pPr>
       <w:r>
         <w:rPr>
-          <w:rFonts w:ascii="Consolas" w:cs="Consolas" w:eastAsia="Consolas" w:hAnsi="Consolas"/>
-          <w:sz w:val="18"/>
-          <w:szCs w:val="18"/>
+          <w:rFonts w:ascii="Courier New" w:cs="Courier New" w:eastAsia="Courier New" w:hAnsi="Courier New"/>
+          <w:sz w:val="22"/>
+          <w:szCs w:val="22"/>
         </w:rPr>
         <w:t xml:space="preserve">web\backend\src\demo-hook.ts</w:t>
       </w:r>
     </w:p>
     <w:p>
       <w:pPr>
-        <w:shd w:fill="F2F2F2" w:color="auto" w:val="clear"/>
         <w:spacing w:after="0" w:before="0"/>
       </w:pPr>
       <w:r>
         <w:rPr>
-          <w:rFonts w:ascii="Consolas" w:cs="Consolas" w:eastAsia="Consolas" w:hAnsi="Consolas"/>
-          <w:sz w:val="18"/>
-          <w:szCs w:val="18"/>
+          <w:rFonts w:ascii="Courier New" w:cs="Courier New" w:eastAsia="Courier New" w:hAnsi="Courier New"/>
+          <w:sz w:val="22"/>
+          <w:szCs w:val="22"/>
         </w:rPr>
         <w:t xml:space="preserve">  1:1   error  Unexpected var, use let or const instead  no-var</w:t>
       </w:r>
     </w:p>
     <w:p>
       <w:pPr>
-        <w:shd w:fill="F2F2F2" w:color="auto" w:val="clear"/>
         <w:spacing w:after="0" w:before="0"/>
       </w:pPr>
       <w:r>
         <w:rPr>
-          <w:rFonts w:ascii="Consolas" w:cs="Consolas" w:eastAsia="Consolas" w:hAnsi="Consolas"/>
-          <w:sz w:val="18"/>
-          <w:szCs w:val="18"/>
+          <w:rFonts w:ascii="Courier New" w:cs="Courier New" w:eastAsia="Courier New" w:hAnsi="Courier New"/>
+          <w:sz w:val="22"/>
+          <w:szCs w:val="22"/>
         </w:rPr>
         <w:t xml:space="preserve">  2:14  error  Expected '===' and instead saw '=='       eqeqeq</w:t>
       </w:r>
     </w:p>
     <w:p>
       <w:pPr>
-        <w:shd w:fill="F2F2F2" w:color="auto" w:val="clear"/>
         <w:spacing w:after="0" w:before="0"/>
       </w:pPr>
       <w:r>
         <w:rPr>
-          <w:rFonts w:ascii="Consolas" w:cs="Consolas" w:eastAsia="Consolas" w:hAnsi="Consolas"/>
-          <w:sz w:val="18"/>
-          <w:szCs w:val="18"/>
-        </w:rPr>
-        <w:t xml:space="preserve">✖ 2 problems (2 errors, 0 warnings)</w:t>
-      </w:r>
-    </w:p>
-    <w:p>
-      <w:pPr>
-        <w:shd w:fill="F2F2F2" w:color="auto" w:val="clear"/>
+          <w:rFonts w:ascii="Courier New" w:cs="Courier New" w:eastAsia="Courier New" w:hAnsi="Courier New"/>
+          <w:sz w:val="22"/>
+          <w:szCs w:val="22"/>
+        </w:rPr>
+        <w:t xml:space="preserve">✗ 2 problems (2 errors, 0 warnings)</w:t>
+      </w:r>
+    </w:p>
+    <w:p>
+      <w:pPr>
         <w:spacing w:after="0" w:before="0"/>
       </w:pPr>
       <w:r>
         <w:rPr>
-          <w:rFonts w:ascii="Consolas" w:cs="Consolas" w:eastAsia="Consolas" w:hAnsi="Consolas"/>
-          <w:sz w:val="18"/>
-          <w:szCs w:val="18"/>
+          <w:rFonts w:ascii="Courier New" w:cs="Courier New" w:eastAsia="Courier New" w:hAnsi="Courier New"/>
+          <w:sz w:val="22"/>
+          <w:szCs w:val="22"/>
         </w:rPr>
         <w:t xml:space="preserve">husky - pre-commit script failed (code 1)</w:t>
       </w:r>
     </w:p>
     <w:p>
       <w:pPr>
-        <w:shd w:fill="F2F2F2" w:color="auto" w:val="clear"/>
         <w:spacing w:after="0" w:before="0"/>
       </w:pPr>
       <w:r>
         <w:rPr>
-          <w:rFonts w:ascii="Consolas" w:cs="Consolas" w:eastAsia="Consolas" w:hAnsi="Consolas"/>
-          <w:sz w:val="18"/>
-          <w:szCs w:val="18"/>
+          <w:rFonts w:ascii="Courier New" w:cs="Courier New" w:eastAsia="Courier New" w:hAnsi="Courier New"/>
+          <w:sz w:val="22"/>
+          <w:szCs w:val="22"/>
         </w:rPr>
         <w:t xml:space="preserve"> </w:t>
       </w:r>
     </w:p>
     <w:p>
       <w:pPr>
-        <w:shd w:fill="F2F2F2" w:color="auto" w:val="clear"/>
         <w:spacing w:after="0" w:before="0"/>
       </w:pPr>
       <w:r>
         <w:rPr>
-          <w:rFonts w:ascii="Consolas" w:cs="Consolas" w:eastAsia="Consolas" w:hAnsi="Consolas"/>
-          <w:sz w:val="18"/>
-          <w:szCs w:val="18"/>
+          <w:rFonts w:ascii="Courier New" w:cs="Courier New" w:eastAsia="Courier New" w:hAnsi="Courier New"/>
+          <w:sz w:val="22"/>
+          <w:szCs w:val="22"/>
         </w:rPr>
         <w:t xml:space="preserve">$ git commit -m "cambios varios"</w:t>
       </w:r>
     </w:p>
     <w:p>
       <w:pPr>
-        <w:shd w:fill="F2F2F2" w:color="auto" w:val="clear"/>
         <w:spacing w:after="0" w:before="0"/>
       </w:pPr>
       <w:r>
         <w:rPr>
-          <w:rFonts w:ascii="Consolas" w:cs="Consolas" w:eastAsia="Consolas" w:hAnsi="Consolas"/>
-          <w:sz w:val="18"/>
-          <w:szCs w:val="18"/>
-        </w:rPr>
-        <w:t xml:space="preserve">✖ El mensaje del commit no sigue Conventional Commits:</w:t>
-      </w:r>
-    </w:p>
-    <w:p>
-      <w:pPr>
-        <w:shd w:fill="F2F2F2" w:color="auto" w:val="clear"/>
+          <w:rFonts w:ascii="Courier New" w:cs="Courier New" w:eastAsia="Courier New" w:hAnsi="Courier New"/>
+          <w:sz w:val="22"/>
+          <w:szCs w:val="22"/>
+        </w:rPr>
+        <w:t xml:space="preserve">✗ El mensaje del commit no sigue Conventional Commits:</w:t>
+      </w:r>
+    </w:p>
+    <w:p>
+      <w:pPr>
         <w:spacing w:after="0" w:before="0"/>
       </w:pPr>
       <w:r>
         <w:rPr>
-          <w:rFonts w:ascii="Consolas" w:cs="Consolas" w:eastAsia="Consolas" w:hAnsi="Consolas"/>
-          <w:sz w:val="18"/>
-          <w:szCs w:val="18"/>
+          <w:rFonts w:ascii="Courier New" w:cs="Courier New" w:eastAsia="Courier New" w:hAnsi="Courier New"/>
+          <w:sz w:val="22"/>
+          <w:szCs w:val="22"/>
         </w:rPr>
         <w:t xml:space="preserve">    cambios varios</w:t>
       </w:r>
     </w:p>
     <w:p>
       <w:pPr>
-        <w:shd w:fill="F2F2F2" w:color="auto" w:val="clear"/>
         <w:spacing w:after="0" w:before="0"/>
       </w:pPr>
       <w:r>
         <w:rPr>
-          <w:rFonts w:ascii="Consolas" w:cs="Consolas" w:eastAsia="Consolas" w:hAnsi="Consolas"/>
-          <w:sz w:val="18"/>
-          <w:szCs w:val="18"/>
+          <w:rFonts w:ascii="Courier New" w:cs="Courier New" w:eastAsia="Courier New" w:hAnsi="Courier New"/>
+          <w:sz w:val="22"/>
+          <w:szCs w:val="22"/>
         </w:rPr>
         <w:t xml:space="preserve">  Formato:  tipo(ámbito): descripción</w:t>
       </w:r>
     </w:p>
     <w:p>
       <w:pPr>
-        <w:shd w:fill="F2F2F2" w:color="auto" w:val="clear"/>
         <w:spacing w:after="0" w:before="0"/>
       </w:pPr>
       <w:r>
         <w:rPr>
-          <w:rFonts w:ascii="Consolas" w:cs="Consolas" w:eastAsia="Consolas" w:hAnsi="Consolas"/>
-          <w:sz w:val="18"/>
-          <w:szCs w:val="18"/>
+          <w:rFonts w:ascii="Courier New" w:cs="Courier New" w:eastAsia="Courier New" w:hAnsi="Courier New"/>
+          <w:sz w:val="22"/>
+          <w:szCs w:val="22"/>
         </w:rPr>
         <w:t xml:space="preserve">husky - commit-msg script failed (code 1)</w:t>
       </w:r>
@@ -6315,11 +6241,11 @@
       </w:r>
       <w:r>
         <w:rPr>
-          <w:rFonts w:ascii="Consolas" w:cs="Consolas" w:eastAsia="Consolas" w:hAnsi="Consolas"/>
+          <w:rFonts w:ascii="Courier New" w:cs="Courier New" w:eastAsia="Courier New" w:hAnsi="Courier New"/>
           <w:b/>
           <w:bCs/>
-          <w:sz w:val="19"/>
-          <w:szCs w:val="19"/>
+          <w:sz w:val="22"/>
+          <w:szCs w:val="22"/>
         </w:rPr>
         <w:t xml:space="preserve">main</w:t>
       </w:r>
@@ -6411,11 +6337,11 @@
       </w:r>
       <w:r>
         <w:rPr>
-          <w:rFonts w:ascii="Consolas" w:cs="Consolas" w:eastAsia="Consolas" w:hAnsi="Consolas"/>
+          <w:rFonts w:ascii="Courier New" w:cs="Courier New" w:eastAsia="Courier New" w:hAnsi="Courier New"/>
           <w:b/>
           <w:bCs/>
-          <w:sz w:val="19"/>
-          <w:szCs w:val="19"/>
+          <w:sz w:val="22"/>
+          <w:szCs w:val="22"/>
         </w:rPr>
         <w:t xml:space="preserve">CODEOWNERS</w:t>
       </w:r>
@@ -6424,9 +6350,9 @@
       </w:r>
       <w:r>
         <w:rPr>
-          <w:rFonts w:ascii="Consolas" w:cs="Consolas" w:eastAsia="Consolas" w:hAnsi="Consolas"/>
-          <w:sz w:val="19"/>
-          <w:szCs w:val="19"/>
+          <w:rFonts w:ascii="Courier New" w:cs="Courier New" w:eastAsia="Courier New" w:hAnsi="Courier New"/>
+          <w:sz w:val="22"/>
+          <w:szCs w:val="22"/>
         </w:rPr>
         <w:t xml:space="preserve">@fabrithompson</w:t>
       </w:r>
@@ -6435,9 +6361,9 @@
       </w:r>
       <w:r>
         <w:rPr>
-          <w:rFonts w:ascii="Consolas" w:cs="Consolas" w:eastAsia="Consolas" w:hAnsi="Consolas"/>
-          <w:sz w:val="19"/>
-          <w:szCs w:val="19"/>
+          <w:rFonts w:ascii="Courier New" w:cs="Courier New" w:eastAsia="Courier New" w:hAnsi="Courier New"/>
+          <w:sz w:val="22"/>
+          <w:szCs w:val="22"/>
         </w:rPr>
         <w:t xml:space="preserve">@Nehuelsito</w:t>
       </w:r>
@@ -6469,9 +6395,9 @@
       </w:r>
       <w:r>
         <w:rPr>
-          <w:rFonts w:ascii="Consolas" w:cs="Consolas" w:eastAsia="Consolas" w:hAnsi="Consolas"/>
-          <w:sz w:val="19"/>
-          <w:szCs w:val="19"/>
+          <w:rFonts w:ascii="Courier New" w:cs="Courier New" w:eastAsia="Courier New" w:hAnsi="Courier New"/>
+          <w:sz w:val="22"/>
+          <w:szCs w:val="22"/>
         </w:rPr>
         <w:t xml:space="preserve">Closes #N</w:t>
       </w:r>
@@ -6525,9 +6451,9 @@
       </w:r>
       <w:r>
         <w:rPr>
-          <w:rFonts w:ascii="Consolas" w:cs="Consolas" w:eastAsia="Consolas" w:hAnsi="Consolas"/>
-          <w:sz w:val="19"/>
-          <w:szCs w:val="19"/>
+          <w:rFonts w:ascii="Courier New" w:cs="Courier New" w:eastAsia="Courier New" w:hAnsi="Courier New"/>
+          <w:sz w:val="22"/>
+          <w:szCs w:val="22"/>
         </w:rPr>
         <w:t xml:space="preserve">sonar-project.properties</w:t>
       </w:r>
@@ -6552,9 +6478,9 @@
       </w:r>
       <w:r>
         <w:rPr>
-          <w:rFonts w:ascii="Consolas" w:cs="Consolas" w:eastAsia="Consolas" w:hAnsi="Consolas"/>
-          <w:sz w:val="19"/>
-          <w:szCs w:val="19"/>
+          <w:rFonts w:ascii="Courier New" w:cs="Courier New" w:eastAsia="Courier New" w:hAnsi="Courier New"/>
+          <w:sz w:val="22"/>
+          <w:szCs w:val="22"/>
         </w:rPr>
         <w:t xml:space="preserve">SonarCloud</w:t>
       </w:r>
@@ -6563,9 +6489,9 @@
       </w:r>
       <w:r>
         <w:rPr>
-          <w:rFonts w:ascii="Consolas" w:cs="Consolas" w:eastAsia="Consolas" w:hAnsi="Consolas"/>
-          <w:sz w:val="19"/>
-          <w:szCs w:val="19"/>
+          <w:rFonts w:ascii="Courier New" w:cs="Courier New" w:eastAsia="Courier New" w:hAnsi="Courier New"/>
+          <w:sz w:val="22"/>
+          <w:szCs w:val="22"/>
         </w:rPr>
         <w:t xml:space="preserve">main</w:t>
       </w:r>
@@ -6574,9 +6500,9 @@
       </w:r>
       <w:r>
         <w:rPr>
-          <w:rFonts w:ascii="Consolas" w:cs="Consolas" w:eastAsia="Consolas" w:hAnsi="Consolas"/>
-          <w:sz w:val="19"/>
-          <w:szCs w:val="19"/>
+          <w:rFonts w:ascii="Courier New" w:cs="Courier New" w:eastAsia="Courier New" w:hAnsi="Courier New"/>
+          <w:sz w:val="22"/>
+          <w:szCs w:val="22"/>
         </w:rPr>
         <w:t xml:space="preserve">SONAR_TOKEN</w:t>
       </w:r>
@@ -6628,9 +6554,9 @@
       </w:r>
       <w:r>
         <w:rPr>
-          <w:rFonts w:ascii="Consolas" w:cs="Consolas" w:eastAsia="Consolas" w:hAnsi="Consolas"/>
-          <w:sz w:val="19"/>
-          <w:szCs w:val="19"/>
+          <w:rFonts w:ascii="Courier New" w:cs="Courier New" w:eastAsia="Courier New" w:hAnsi="Courier New"/>
+          <w:sz w:val="22"/>
+          <w:szCs w:val="22"/>
         </w:rPr>
         <w:t xml:space="preserve">CentroEducativo</w:t>
       </w:r>
@@ -6659,9 +6585,9 @@
       </w:r>
       <w:r>
         <w:rPr>
-          <w:rFonts w:ascii="Consolas" w:cs="Consolas" w:eastAsia="Consolas" w:hAnsi="Consolas"/>
-          <w:sz w:val="19"/>
-          <w:szCs w:val="19"/>
+          <w:rFonts w:ascii="Courier New" w:cs="Courier New" w:eastAsia="Courier New" w:hAnsi="Courier New"/>
+          <w:sz w:val="22"/>
+          <w:szCs w:val="22"/>
         </w:rPr>
         <w:t xml:space="preserve">SONAR_TOKEN</w:t>
       </w:r>
@@ -6680,11 +6606,6 @@
       </w:r>
     </w:p>
     <w:p>
-      <w:r>
-        <w:br w:type="page"/>
-      </w:r>
-    </w:p>
-    <w:p>
       <w:pPr>
         <w:pStyle w:val="Heading1"/>
         <w:spacing w:after="120" w:before="240"/>
@@ -6721,9 +6642,9 @@
       </w:r>
       <w:r>
         <w:rPr>
-          <w:rFonts w:ascii="Consolas" w:cs="Consolas" w:eastAsia="Consolas" w:hAnsi="Consolas"/>
-          <w:sz w:val="19"/>
-          <w:szCs w:val="19"/>
+          <w:rFonts w:ascii="Courier New" w:cs="Courier New" w:eastAsia="Courier New" w:hAnsi="Courier New"/>
+          <w:sz w:val="22"/>
+          <w:szCs w:val="22"/>
         </w:rPr>
         <w:t xml:space="preserve">node --test</w:t>
       </w:r>
@@ -6756,12 +6677,11 @@
           <w:tcPr>
             <w:tcW w:type="dxa" w:w="2224"/>
             <w:tcBorders>
-              <w:top w:val="single" w:color="BFBFBF" w:sz="4"/>
-              <w:left w:val="single" w:color="BFBFBF" w:sz="4"/>
-              <w:bottom w:val="single" w:color="BFBFBF" w:sz="4"/>
-              <w:right w:val="single" w:color="BFBFBF" w:sz="4"/>
-            </w:tcBorders>
-            <w:shd w:fill="DCE6F1" w:color="auto" w:val="clear"/>
+              <w:top w:val="single" w:color="000000" w:sz="4"/>
+              <w:left w:val="single" w:color="000000" w:sz="4"/>
+              <w:bottom w:val="single" w:color="000000" w:sz="4"/>
+              <w:right w:val="single" w:color="000000" w:sz="4"/>
+            </w:tcBorders>
             <w:tcMar>
               <w:top w:type="dxa" w:w="60"/>
               <w:left w:type="dxa" w:w="100"/>
@@ -6786,12 +6706,11 @@
           <w:tcPr>
             <w:tcW w:type="dxa" w:w="3706"/>
             <w:tcBorders>
-              <w:top w:val="single" w:color="BFBFBF" w:sz="4"/>
-              <w:left w:val="single" w:color="BFBFBF" w:sz="4"/>
-              <w:bottom w:val="single" w:color="BFBFBF" w:sz="4"/>
-              <w:right w:val="single" w:color="BFBFBF" w:sz="4"/>
-            </w:tcBorders>
-            <w:shd w:fill="DCE6F1" w:color="auto" w:val="clear"/>
+              <w:top w:val="single" w:color="000000" w:sz="4"/>
+              <w:left w:val="single" w:color="000000" w:sz="4"/>
+              <w:bottom w:val="single" w:color="000000" w:sz="4"/>
+              <w:right w:val="single" w:color="000000" w:sz="4"/>
+            </w:tcBorders>
             <w:tcMar>
               <w:top w:type="dxa" w:w="60"/>
               <w:left w:type="dxa" w:w="100"/>
@@ -6816,12 +6735,11 @@
           <w:tcPr>
             <w:tcW w:type="dxa" w:w="3708"/>
             <w:tcBorders>
-              <w:top w:val="single" w:color="BFBFBF" w:sz="4"/>
-              <w:left w:val="single" w:color="BFBFBF" w:sz="4"/>
-              <w:bottom w:val="single" w:color="BFBFBF" w:sz="4"/>
-              <w:right w:val="single" w:color="BFBFBF" w:sz="4"/>
-            </w:tcBorders>
-            <w:shd w:fill="DCE6F1" w:color="auto" w:val="clear"/>
+              <w:top w:val="single" w:color="000000" w:sz="4"/>
+              <w:left w:val="single" w:color="000000" w:sz="4"/>
+              <w:bottom w:val="single" w:color="000000" w:sz="4"/>
+              <w:right w:val="single" w:color="000000" w:sz="4"/>
+            </w:tcBorders>
             <w:tcMar>
               <w:top w:type="dxa" w:w="60"/>
               <w:left w:type="dxa" w:w="100"/>
@@ -6848,10 +6766,10 @@
           <w:tcPr>
             <w:tcW w:type="dxa" w:w="2224"/>
             <w:tcBorders>
-              <w:top w:val="single" w:color="BFBFBF" w:sz="4"/>
-              <w:left w:val="single" w:color="BFBFBF" w:sz="4"/>
-              <w:bottom w:val="single" w:color="BFBFBF" w:sz="4"/>
-              <w:right w:val="single" w:color="BFBFBF" w:sz="4"/>
+              <w:top w:val="single" w:color="000000" w:sz="4"/>
+              <w:left w:val="single" w:color="000000" w:sz="4"/>
+              <w:bottom w:val="single" w:color="000000" w:sz="4"/>
+              <w:right w:val="single" w:color="000000" w:sz="4"/>
             </w:tcBorders>
             <w:tcMar>
               <w:top w:type="dxa" w:w="60"/>
@@ -6873,10 +6791,10 @@
           <w:tcPr>
             <w:tcW w:type="dxa" w:w="3706"/>
             <w:tcBorders>
-              <w:top w:val="single" w:color="BFBFBF" w:sz="4"/>
-              <w:left w:val="single" w:color="BFBFBF" w:sz="4"/>
-              <w:bottom w:val="single" w:color="BFBFBF" w:sz="4"/>
-              <w:right w:val="single" w:color="BFBFBF" w:sz="4"/>
+              <w:top w:val="single" w:color="000000" w:sz="4"/>
+              <w:left w:val="single" w:color="000000" w:sz="4"/>
+              <w:bottom w:val="single" w:color="000000" w:sz="4"/>
+              <w:right w:val="single" w:color="000000" w:sz="4"/>
             </w:tcBorders>
             <w:tcMar>
               <w:top w:type="dxa" w:w="60"/>
@@ -6894,9 +6812,9 @@
             </w:r>
             <w:r>
               <w:rPr>
-                <w:rFonts w:ascii="Consolas" w:cs="Consolas" w:eastAsia="Consolas" w:hAnsi="Consolas"/>
-                <w:sz w:val="19"/>
-                <w:szCs w:val="19"/>
+                <w:rFonts w:ascii="Courier New" w:cs="Courier New" w:eastAsia="Courier New" w:hAnsi="Courier New"/>
+                <w:sz w:val="22"/>
+                <w:szCs w:val="22"/>
               </w:rPr>
               <w:t xml:space="preserve">node --test</w:t>
             </w:r>
@@ -6909,10 +6827,10 @@
           <w:tcPr>
             <w:tcW w:type="dxa" w:w="3708"/>
             <w:tcBorders>
-              <w:top w:val="single" w:color="BFBFBF" w:sz="4"/>
-              <w:left w:val="single" w:color="BFBFBF" w:sz="4"/>
-              <w:bottom w:val="single" w:color="BFBFBF" w:sz="4"/>
-              <w:right w:val="single" w:color="BFBFBF" w:sz="4"/>
+              <w:top w:val="single" w:color="000000" w:sz="4"/>
+              <w:left w:val="single" w:color="000000" w:sz="4"/>
+              <w:bottom w:val="single" w:color="000000" w:sz="4"/>
+              <w:right w:val="single" w:color="000000" w:sz="4"/>
             </w:tcBorders>
             <w:tcMar>
               <w:top w:type="dxa" w:w="60"/>
@@ -6936,10 +6854,10 @@
           <w:tcPr>
             <w:tcW w:type="dxa" w:w="2224"/>
             <w:tcBorders>
-              <w:top w:val="single" w:color="BFBFBF" w:sz="4"/>
-              <w:left w:val="single" w:color="BFBFBF" w:sz="4"/>
-              <w:bottom w:val="single" w:color="BFBFBF" w:sz="4"/>
-              <w:right w:val="single" w:color="BFBFBF" w:sz="4"/>
+              <w:top w:val="single" w:color="000000" w:sz="4"/>
+              <w:left w:val="single" w:color="000000" w:sz="4"/>
+              <w:bottom w:val="single" w:color="000000" w:sz="4"/>
+              <w:right w:val="single" w:color="000000" w:sz="4"/>
             </w:tcBorders>
             <w:tcMar>
               <w:top w:type="dxa" w:w="60"/>
@@ -6961,10 +6879,10 @@
           <w:tcPr>
             <w:tcW w:type="dxa" w:w="3706"/>
             <w:tcBorders>
-              <w:top w:val="single" w:color="BFBFBF" w:sz="4"/>
-              <w:left w:val="single" w:color="BFBFBF" w:sz="4"/>
-              <w:bottom w:val="single" w:color="BFBFBF" w:sz="4"/>
-              <w:right w:val="single" w:color="BFBFBF" w:sz="4"/>
+              <w:top w:val="single" w:color="000000" w:sz="4"/>
+              <w:left w:val="single" w:color="000000" w:sz="4"/>
+              <w:bottom w:val="single" w:color="000000" w:sz="4"/>
+              <w:right w:val="single" w:color="000000" w:sz="4"/>
             </w:tcBorders>
             <w:tcMar>
               <w:top w:type="dxa" w:w="60"/>
@@ -6996,10 +6914,10 @@
           <w:tcPr>
             <w:tcW w:type="dxa" w:w="3708"/>
             <w:tcBorders>
-              <w:top w:val="single" w:color="BFBFBF" w:sz="4"/>
-              <w:left w:val="single" w:color="BFBFBF" w:sz="4"/>
-              <w:bottom w:val="single" w:color="BFBFBF" w:sz="4"/>
-              <w:right w:val="single" w:color="BFBFBF" w:sz="4"/>
+              <w:top w:val="single" w:color="000000" w:sz="4"/>
+              <w:left w:val="single" w:color="000000" w:sz="4"/>
+              <w:bottom w:val="single" w:color="000000" w:sz="4"/>
+              <w:right w:val="single" w:color="000000" w:sz="4"/>
             </w:tcBorders>
             <w:tcMar>
               <w:top w:type="dxa" w:w="60"/>
@@ -7023,10 +6941,10 @@
           <w:tcPr>
             <w:tcW w:type="dxa" w:w="2224"/>
             <w:tcBorders>
-              <w:top w:val="single" w:color="BFBFBF" w:sz="4"/>
-              <w:left w:val="single" w:color="BFBFBF" w:sz="4"/>
-              <w:bottom w:val="single" w:color="BFBFBF" w:sz="4"/>
-              <w:right w:val="single" w:color="BFBFBF" w:sz="4"/>
+              <w:top w:val="single" w:color="000000" w:sz="4"/>
+              <w:left w:val="single" w:color="000000" w:sz="4"/>
+              <w:bottom w:val="single" w:color="000000" w:sz="4"/>
+              <w:right w:val="single" w:color="000000" w:sz="4"/>
             </w:tcBorders>
             <w:tcMar>
               <w:top w:type="dxa" w:w="60"/>
@@ -7048,10 +6966,10 @@
           <w:tcPr>
             <w:tcW w:type="dxa" w:w="3706"/>
             <w:tcBorders>
-              <w:top w:val="single" w:color="BFBFBF" w:sz="4"/>
-              <w:left w:val="single" w:color="BFBFBF" w:sz="4"/>
-              <w:bottom w:val="single" w:color="BFBFBF" w:sz="4"/>
-              <w:right w:val="single" w:color="BFBFBF" w:sz="4"/>
+              <w:top w:val="single" w:color="000000" w:sz="4"/>
+              <w:left w:val="single" w:color="000000" w:sz="4"/>
+              <w:bottom w:val="single" w:color="000000" w:sz="4"/>
+              <w:right w:val="single" w:color="000000" w:sz="4"/>
             </w:tcBorders>
             <w:tcMar>
               <w:top w:type="dxa" w:w="60"/>
@@ -7073,10 +6991,10 @@
           <w:tcPr>
             <w:tcW w:type="dxa" w:w="3708"/>
             <w:tcBorders>
-              <w:top w:val="single" w:color="BFBFBF" w:sz="4"/>
-              <w:left w:val="single" w:color="BFBFBF" w:sz="4"/>
-              <w:bottom w:val="single" w:color="BFBFBF" w:sz="4"/>
-              <w:right w:val="single" w:color="BFBFBF" w:sz="4"/>
+              <w:top w:val="single" w:color="000000" w:sz="4"/>
+              <w:left w:val="single" w:color="000000" w:sz="4"/>
+              <w:bottom w:val="single" w:color="000000" w:sz="4"/>
+              <w:right w:val="single" w:color="000000" w:sz="4"/>
             </w:tcBorders>
             <w:tcMar>
               <w:top w:type="dxa" w:w="60"/>
@@ -7100,10 +7018,10 @@
           <w:tcPr>
             <w:tcW w:type="dxa" w:w="2224"/>
             <w:tcBorders>
-              <w:top w:val="single" w:color="BFBFBF" w:sz="4"/>
-              <w:left w:val="single" w:color="BFBFBF" w:sz="4"/>
-              <w:bottom w:val="single" w:color="BFBFBF" w:sz="4"/>
-              <w:right w:val="single" w:color="BFBFBF" w:sz="4"/>
+              <w:top w:val="single" w:color="000000" w:sz="4"/>
+              <w:left w:val="single" w:color="000000" w:sz="4"/>
+              <w:bottom w:val="single" w:color="000000" w:sz="4"/>
+              <w:right w:val="single" w:color="000000" w:sz="4"/>
             </w:tcBorders>
             <w:tcMar>
               <w:top w:type="dxa" w:w="60"/>
@@ -7125,10 +7043,10 @@
           <w:tcPr>
             <w:tcW w:type="dxa" w:w="3706"/>
             <w:tcBorders>
-              <w:top w:val="single" w:color="BFBFBF" w:sz="4"/>
-              <w:left w:val="single" w:color="BFBFBF" w:sz="4"/>
-              <w:bottom w:val="single" w:color="BFBFBF" w:sz="4"/>
-              <w:right w:val="single" w:color="BFBFBF" w:sz="4"/>
+              <w:top w:val="single" w:color="000000" w:sz="4"/>
+              <w:left w:val="single" w:color="000000" w:sz="4"/>
+              <w:bottom w:val="single" w:color="000000" w:sz="4"/>
+              <w:right w:val="single" w:color="000000" w:sz="4"/>
             </w:tcBorders>
             <w:tcMar>
               <w:top w:type="dxa" w:w="60"/>
@@ -7150,10 +7068,10 @@
           <w:tcPr>
             <w:tcW w:type="dxa" w:w="3708"/>
             <w:tcBorders>
-              <w:top w:val="single" w:color="BFBFBF" w:sz="4"/>
-              <w:left w:val="single" w:color="BFBFBF" w:sz="4"/>
-              <w:bottom w:val="single" w:color="BFBFBF" w:sz="4"/>
-              <w:right w:val="single" w:color="BFBFBF" w:sz="4"/>
+              <w:top w:val="single" w:color="000000" w:sz="4"/>
+              <w:left w:val="single" w:color="000000" w:sz="4"/>
+              <w:bottom w:val="single" w:color="000000" w:sz="4"/>
+              <w:right w:val="single" w:color="000000" w:sz="4"/>
             </w:tcBorders>
             <w:tcMar>
               <w:top w:type="dxa" w:w="60"/>
@@ -7177,10 +7095,10 @@
           <w:tcPr>
             <w:tcW w:type="dxa" w:w="2224"/>
             <w:tcBorders>
-              <w:top w:val="single" w:color="BFBFBF" w:sz="4"/>
-              <w:left w:val="single" w:color="BFBFBF" w:sz="4"/>
-              <w:bottom w:val="single" w:color="BFBFBF" w:sz="4"/>
-              <w:right w:val="single" w:color="BFBFBF" w:sz="4"/>
+              <w:top w:val="single" w:color="000000" w:sz="4"/>
+              <w:left w:val="single" w:color="000000" w:sz="4"/>
+              <w:bottom w:val="single" w:color="000000" w:sz="4"/>
+              <w:right w:val="single" w:color="000000" w:sz="4"/>
             </w:tcBorders>
             <w:tcMar>
               <w:top w:type="dxa" w:w="60"/>
@@ -7202,10 +7120,10 @@
           <w:tcPr>
             <w:tcW w:type="dxa" w:w="3706"/>
             <w:tcBorders>
-              <w:top w:val="single" w:color="BFBFBF" w:sz="4"/>
-              <w:left w:val="single" w:color="BFBFBF" w:sz="4"/>
-              <w:bottom w:val="single" w:color="BFBFBF" w:sz="4"/>
-              <w:right w:val="single" w:color="BFBFBF" w:sz="4"/>
+              <w:top w:val="single" w:color="000000" w:sz="4"/>
+              <w:left w:val="single" w:color="000000" w:sz="4"/>
+              <w:bottom w:val="single" w:color="000000" w:sz="4"/>
+              <w:right w:val="single" w:color="000000" w:sz="4"/>
             </w:tcBorders>
             <w:tcMar>
               <w:top w:type="dxa" w:w="60"/>
@@ -7227,10 +7145,10 @@
           <w:tcPr>
             <w:tcW w:type="dxa" w:w="3708"/>
             <w:tcBorders>
-              <w:top w:val="single" w:color="BFBFBF" w:sz="4"/>
-              <w:left w:val="single" w:color="BFBFBF" w:sz="4"/>
-              <w:bottom w:val="single" w:color="BFBFBF" w:sz="4"/>
-              <w:right w:val="single" w:color="BFBFBF" w:sz="4"/>
+              <w:top w:val="single" w:color="000000" w:sz="4"/>
+              <w:left w:val="single" w:color="000000" w:sz="4"/>
+              <w:bottom w:val="single" w:color="000000" w:sz="4"/>
+              <w:right w:val="single" w:color="000000" w:sz="4"/>
             </w:tcBorders>
             <w:tcMar>
               <w:top w:type="dxa" w:w="60"/>
@@ -7264,9 +7182,9 @@
       </w:r>
       <w:r>
         <w:rPr>
-          <w:rFonts w:ascii="Consolas" w:cs="Consolas" w:eastAsia="Consolas" w:hAnsi="Consolas"/>
-          <w:sz w:val="19"/>
-          <w:szCs w:val="19"/>
+          <w:rFonts w:ascii="Courier New" w:cs="Courier New" w:eastAsia="Courier New" w:hAnsi="Courier New"/>
+          <w:sz w:val="22"/>
+          <w:szCs w:val="22"/>
         </w:rPr>
         <w:t xml:space="preserve">node --test</w:t>
       </w:r>
@@ -7297,9 +7215,9 @@
       </w:r>
       <w:r>
         <w:rPr>
-          <w:rFonts w:ascii="Consolas" w:cs="Consolas" w:eastAsia="Consolas" w:hAnsi="Consolas"/>
-          <w:sz w:val="19"/>
-          <w:szCs w:val="19"/>
+          <w:rFonts w:ascii="Courier New" w:cs="Courier New" w:eastAsia="Courier New" w:hAnsi="Courier New"/>
+          <w:sz w:val="22"/>
+          <w:szCs w:val="22"/>
         </w:rPr>
         <w:t xml:space="preserve">web/backend/e2e/padres-solo-sus-hijos.e2e.ts</w:t>
       </w:r>
@@ -7321,9 +7239,9 @@
       </w:r>
       <w:r>
         <w:rPr>
-          <w:rFonts w:ascii="Consolas" w:cs="Consolas" w:eastAsia="Consolas" w:hAnsi="Consolas"/>
-          <w:sz w:val="19"/>
-          <w:szCs w:val="19"/>
+          <w:rFonts w:ascii="Courier New" w:cs="Courier New" w:eastAsia="Courier New" w:hAnsi="Courier New"/>
+          <w:sz w:val="22"/>
+          <w:szCs w:val="22"/>
         </w:rPr>
         <w:t xml:space="preserve">web/backend/scripts/test-e2e.ts</w:t>
       </w:r>
@@ -7355,9 +7273,9 @@
       </w:r>
       <w:r>
         <w:rPr>
-          <w:rFonts w:ascii="Consolas" w:cs="Consolas" w:eastAsia="Consolas" w:hAnsi="Consolas"/>
-          <w:sz w:val="19"/>
-          <w:szCs w:val="19"/>
+          <w:rFonts w:ascii="Courier New" w:cs="Courier New" w:eastAsia="Courier New" w:hAnsi="Courier New"/>
+          <w:sz w:val="22"/>
+          <w:szCs w:val="22"/>
         </w:rPr>
         <w:t xml:space="preserve">pnpm --filter backend test:e2e</w:t>
       </w:r>
@@ -7444,9 +7362,9 @@
       </w:r>
       <w:r>
         <w:rPr>
-          <w:rFonts w:ascii="Consolas" w:cs="Consolas" w:eastAsia="Consolas" w:hAnsi="Consolas"/>
-          <w:sz w:val="19"/>
-          <w:szCs w:val="19"/>
+          <w:rFonts w:ascii="Courier New" w:cs="Courier New" w:eastAsia="Courier New" w:hAnsi="Courier New"/>
+          <w:sz w:val="22"/>
+          <w:szCs w:val="22"/>
         </w:rPr>
         <w:t xml:space="preserve">/api/padres/mis-hijos/:id/boletin</w:t>
       </w:r>
@@ -7465,9 +7383,9 @@
       </w:r>
       <w:r>
         <w:rPr>
-          <w:rFonts w:ascii="Consolas" w:cs="Consolas" w:eastAsia="Consolas" w:hAnsi="Consolas"/>
-          <w:sz w:val="19"/>
-          <w:szCs w:val="19"/>
+          <w:rFonts w:ascii="Courier New" w:cs="Courier New" w:eastAsia="Courier New" w:hAnsi="Courier New"/>
+          <w:sz w:val="22"/>
+          <w:szCs w:val="22"/>
         </w:rPr>
         <w:t xml:space="preserve">main</w:t>
       </w:r>
@@ -7507,12 +7425,11 @@
           <w:tcPr>
             <w:tcW w:type="dxa" w:w="4819"/>
             <w:tcBorders>
-              <w:top w:val="single" w:color="BFBFBF" w:sz="4"/>
-              <w:left w:val="single" w:color="BFBFBF" w:sz="4"/>
-              <w:bottom w:val="single" w:color="BFBFBF" w:sz="4"/>
-              <w:right w:val="single" w:color="BFBFBF" w:sz="4"/>
-            </w:tcBorders>
-            <w:shd w:fill="DCE6F1" w:color="auto" w:val="clear"/>
+              <w:top w:val="single" w:color="000000" w:sz="4"/>
+              <w:left w:val="single" w:color="000000" w:sz="4"/>
+              <w:bottom w:val="single" w:color="000000" w:sz="4"/>
+              <w:right w:val="single" w:color="000000" w:sz="4"/>
+            </w:tcBorders>
             <w:tcMar>
               <w:top w:type="dxa" w:w="60"/>
               <w:left w:type="dxa" w:w="100"/>
@@ -7537,12 +7454,11 @@
           <w:tcPr>
             <w:tcW w:type="dxa" w:w="4819"/>
             <w:tcBorders>
-              <w:top w:val="single" w:color="BFBFBF" w:sz="4"/>
-              <w:left w:val="single" w:color="BFBFBF" w:sz="4"/>
-              <w:bottom w:val="single" w:color="BFBFBF" w:sz="4"/>
-              <w:right w:val="single" w:color="BFBFBF" w:sz="4"/>
-            </w:tcBorders>
-            <w:shd w:fill="DCE6F1" w:color="auto" w:val="clear"/>
+              <w:top w:val="single" w:color="000000" w:sz="4"/>
+              <w:left w:val="single" w:color="000000" w:sz="4"/>
+              <w:bottom w:val="single" w:color="000000" w:sz="4"/>
+              <w:right w:val="single" w:color="000000" w:sz="4"/>
+            </w:tcBorders>
             <w:tcMar>
               <w:top w:type="dxa" w:w="60"/>
               <w:left w:type="dxa" w:w="100"/>
@@ -7569,10 +7485,10 @@
           <w:tcPr>
             <w:tcW w:type="dxa" w:w="4819"/>
             <w:tcBorders>
-              <w:top w:val="single" w:color="BFBFBF" w:sz="4"/>
-              <w:left w:val="single" w:color="BFBFBF" w:sz="4"/>
-              <w:bottom w:val="single" w:color="BFBFBF" w:sz="4"/>
-              <w:right w:val="single" w:color="BFBFBF" w:sz="4"/>
+              <w:top w:val="single" w:color="000000" w:sz="4"/>
+              <w:left w:val="single" w:color="000000" w:sz="4"/>
+              <w:bottom w:val="single" w:color="000000" w:sz="4"/>
+              <w:right w:val="single" w:color="000000" w:sz="4"/>
             </w:tcBorders>
             <w:tcMar>
               <w:top w:type="dxa" w:w="60"/>
@@ -7594,10 +7510,10 @@
           <w:tcPr>
             <w:tcW w:type="dxa" w:w="4819"/>
             <w:tcBorders>
-              <w:top w:val="single" w:color="BFBFBF" w:sz="4"/>
-              <w:left w:val="single" w:color="BFBFBF" w:sz="4"/>
-              <w:bottom w:val="single" w:color="BFBFBF" w:sz="4"/>
-              <w:right w:val="single" w:color="BFBFBF" w:sz="4"/>
+              <w:top w:val="single" w:color="000000" w:sz="4"/>
+              <w:left w:val="single" w:color="000000" w:sz="4"/>
+              <w:bottom w:val="single" w:color="000000" w:sz="4"/>
+              <w:right w:val="single" w:color="000000" w:sz="4"/>
             </w:tcBorders>
             <w:tcMar>
               <w:top w:type="dxa" w:w="60"/>
@@ -7621,10 +7537,10 @@
           <w:tcPr>
             <w:tcW w:type="dxa" w:w="4819"/>
             <w:tcBorders>
-              <w:top w:val="single" w:color="BFBFBF" w:sz="4"/>
-              <w:left w:val="single" w:color="BFBFBF" w:sz="4"/>
-              <w:bottom w:val="single" w:color="BFBFBF" w:sz="4"/>
-              <w:right w:val="single" w:color="BFBFBF" w:sz="4"/>
+              <w:top w:val="single" w:color="000000" w:sz="4"/>
+              <w:left w:val="single" w:color="000000" w:sz="4"/>
+              <w:bottom w:val="single" w:color="000000" w:sz="4"/>
+              <w:right w:val="single" w:color="000000" w:sz="4"/>
             </w:tcBorders>
             <w:tcMar>
               <w:top w:type="dxa" w:w="60"/>
@@ -7646,10 +7562,10 @@
           <w:tcPr>
             <w:tcW w:type="dxa" w:w="4819"/>
             <w:tcBorders>
-              <w:top w:val="single" w:color="BFBFBF" w:sz="4"/>
-              <w:left w:val="single" w:color="BFBFBF" w:sz="4"/>
-              <w:bottom w:val="single" w:color="BFBFBF" w:sz="4"/>
-              <w:right w:val="single" w:color="BFBFBF" w:sz="4"/>
+              <w:top w:val="single" w:color="000000" w:sz="4"/>
+              <w:left w:val="single" w:color="000000" w:sz="4"/>
+              <w:bottom w:val="single" w:color="000000" w:sz="4"/>
+              <w:right w:val="single" w:color="000000" w:sz="4"/>
             </w:tcBorders>
             <w:tcMar>
               <w:top w:type="dxa" w:w="60"/>
@@ -7673,10 +7589,10 @@
           <w:tcPr>
             <w:tcW w:type="dxa" w:w="4819"/>
             <w:tcBorders>
-              <w:top w:val="single" w:color="BFBFBF" w:sz="4"/>
-              <w:left w:val="single" w:color="BFBFBF" w:sz="4"/>
-              <w:bottom w:val="single" w:color="BFBFBF" w:sz="4"/>
-              <w:right w:val="single" w:color="BFBFBF" w:sz="4"/>
+              <w:top w:val="single" w:color="000000" w:sz="4"/>
+              <w:left w:val="single" w:color="000000" w:sz="4"/>
+              <w:bottom w:val="single" w:color="000000" w:sz="4"/>
+              <w:right w:val="single" w:color="000000" w:sz="4"/>
             </w:tcBorders>
             <w:tcMar>
               <w:top w:type="dxa" w:w="60"/>
@@ -7698,10 +7614,10 @@
           <w:tcPr>
             <w:tcW w:type="dxa" w:w="4819"/>
             <w:tcBorders>
-              <w:top w:val="single" w:color="BFBFBF" w:sz="4"/>
-              <w:left w:val="single" w:color="BFBFBF" w:sz="4"/>
-              <w:bottom w:val="single" w:color="BFBFBF" w:sz="4"/>
-              <w:right w:val="single" w:color="BFBFBF" w:sz="4"/>
+              <w:top w:val="single" w:color="000000" w:sz="4"/>
+              <w:left w:val="single" w:color="000000" w:sz="4"/>
+              <w:bottom w:val="single" w:color="000000" w:sz="4"/>
+              <w:right w:val="single" w:color="000000" w:sz="4"/>
             </w:tcBorders>
             <w:tcMar>
               <w:top w:type="dxa" w:w="60"/>
@@ -7728,84 +7644,78 @@
     </w:p>
     <w:p>
       <w:pPr>
-        <w:shd w:fill="F2F2F2" w:color="auto" w:val="clear"/>
         <w:spacing w:after="0" w:before="0"/>
       </w:pPr>
       <w:r>
         <w:rPr>
-          <w:rFonts w:ascii="Consolas" w:cs="Consolas" w:eastAsia="Consolas" w:hAnsi="Consolas"/>
-          <w:sz w:val="18"/>
-          <w:szCs w:val="18"/>
+          <w:rFonts w:ascii="Courier New" w:cs="Courier New" w:eastAsia="Courier New" w:hAnsi="Courier New"/>
+          <w:sz w:val="22"/>
+          <w:szCs w:val="22"/>
         </w:rPr>
         <w:t xml:space="preserve">▶ RF-03 · un padre sólo ve a sus propios hijos</w:t>
       </w:r>
     </w:p>
     <w:p>
       <w:pPr>
-        <w:shd w:fill="F2F2F2" w:color="auto" w:val="clear"/>
         <w:spacing w:after="0" w:before="0"/>
       </w:pPr>
       <w:r>
         <w:rPr>
-          <w:rFonts w:ascii="Consolas" w:cs="Consolas" w:eastAsia="Consolas" w:hAnsi="Consolas"/>
-          <w:sz w:val="18"/>
-          <w:szCs w:val="18"/>
-        </w:rPr>
-        <w:t xml:space="preserve">  ✔ una madre con dos hijos ve exactamente a esos dos</w:t>
-      </w:r>
-    </w:p>
-    <w:p>
-      <w:pPr>
-        <w:shd w:fill="F2F2F2" w:color="auto" w:val="clear"/>
+          <w:rFonts w:ascii="Courier New" w:cs="Courier New" w:eastAsia="Courier New" w:hAnsi="Courier New"/>
+          <w:sz w:val="22"/>
+          <w:szCs w:val="22"/>
+        </w:rPr>
+        <w:t xml:space="preserve">  ✓ una madre con dos hijos ve exactamente a esos dos</w:t>
+      </w:r>
+    </w:p>
+    <w:p>
+      <w:pPr>
         <w:spacing w:after="0" w:before="0"/>
       </w:pPr>
       <w:r>
         <w:rPr>
-          <w:rFonts w:ascii="Consolas" w:cs="Consolas" w:eastAsia="Consolas" w:hAnsi="Consolas"/>
-          <w:sz w:val="18"/>
-          <w:szCs w:val="18"/>
-        </w:rPr>
-        <w:t xml:space="preserve">  ✔ una madre con un hijo ve sólo a ese hijo</w:t>
-      </w:r>
-    </w:p>
-    <w:p>
-      <w:pPr>
-        <w:shd w:fill="F2F2F2" w:color="auto" w:val="clear"/>
+          <w:rFonts w:ascii="Courier New" w:cs="Courier New" w:eastAsia="Courier New" w:hAnsi="Courier New"/>
+          <w:sz w:val="22"/>
+          <w:szCs w:val="22"/>
+        </w:rPr>
+        <w:t xml:space="preserve">  ✓ una madre con un hijo ve sólo a ese hijo</w:t>
+      </w:r>
+    </w:p>
+    <w:p>
+      <w:pPr>
         <w:spacing w:after="0" w:before="0"/>
       </w:pPr>
       <w:r>
         <w:rPr>
-          <w:rFonts w:ascii="Consolas" w:cs="Consolas" w:eastAsia="Consolas" w:hAnsi="Consolas"/>
-          <w:sz w:val="18"/>
-          <w:szCs w:val="18"/>
-        </w:rPr>
-        <w:t xml:space="preserve">  ✔ no puede pedir los datos de un alumno que no es su hijo, aunque conozca el id</w:t>
-      </w:r>
-    </w:p>
-    <w:p>
-      <w:pPr>
-        <w:shd w:fill="F2F2F2" w:color="auto" w:val="clear"/>
+          <w:rFonts w:ascii="Courier New" w:cs="Courier New" w:eastAsia="Courier New" w:hAnsi="Courier New"/>
+          <w:sz w:val="22"/>
+          <w:szCs w:val="22"/>
+        </w:rPr>
+        <w:t xml:space="preserve">  ✓ no puede pedir los datos de un alumno que no es su hijo, aunque conozca el id</w:t>
+      </w:r>
+    </w:p>
+    <w:p>
+      <w:pPr>
         <w:spacing w:after="0" w:before="0"/>
       </w:pPr>
       <w:r>
         <w:rPr>
-          <w:rFonts w:ascii="Consolas" w:cs="Consolas" w:eastAsia="Consolas" w:hAnsi="Consolas"/>
-          <w:sz w:val="18"/>
-          <w:szCs w:val="18"/>
+          <w:rFonts w:ascii="Courier New" w:cs="Courier New" w:eastAsia="Courier New" w:hAnsi="Courier New"/>
+          <w:sz w:val="22"/>
+          <w:szCs w:val="22"/>
         </w:rPr>
         <w:t xml:space="preserve">ℹ tests 3 · pass 3 · fail 0 · duration_ms 8459</w:t>
       </w:r>
     </w:p>
     <w:p>
       <w:pPr>
-        <w:shd w:fill="F2F2F2" w:color="auto" w:val="clear"/>
         <w:spacing w:after="0" w:before="0"/>
       </w:pPr>
       <w:r>
         <w:rPr>
-          <w:rFonts w:ascii="Consolas" w:cs="Consolas" w:eastAsia="Consolas" w:hAnsi="Consolas"/>
-          <w:sz w:val="18"/>
-          <w:szCs w:val="18"/>
+          <w:rFonts w:ascii="Courier New" w:cs="Courier New" w:eastAsia="Courier New" w:hAnsi="Courier New"/>
+          <w:sz w:val="22"/>
+          <w:szCs w:val="22"/>
         </w:rPr>
         <w:t xml:space="preserve">E2E: TODO EN VERDE</w:t>
       </w:r>
@@ -7870,16 +7780,11 @@
         <w:rPr>
           <w:i/>
           <w:iCs/>
-          <w:color w:val="555555"/>
-          <w:sz w:val="18"/>
-          <w:szCs w:val="18"/>
+          <w:color w:val="000000"/>
+          <w:sz w:val="22"/>
+          <w:szCs w:val="22"/>
         </w:rPr>
         <w:t xml:space="preserve">CI del PR #41: el job «Pruebas E2E (Selenium)» junto con los otros cinco, todos en verde</w:t>
-      </w:r>
-    </w:p>
-    <w:p>
-      <w:r>
-        <w:br w:type="page"/>
       </w:r>
     </w:p>
     <w:p>
@@ -7949,9 +7854,9 @@
       </w:r>
       <w:r>
         <w:rPr>
-          <w:rFonts w:ascii="Consolas" w:cs="Consolas" w:eastAsia="Consolas" w:hAnsi="Consolas"/>
-          <w:sz w:val="19"/>
-          <w:szCs w:val="19"/>
+          <w:rFonts w:ascii="Courier New" w:cs="Courier New" w:eastAsia="Courier New" w:hAnsi="Courier New"/>
+          <w:sz w:val="22"/>
+          <w:szCs w:val="22"/>
         </w:rPr>
         <w:t xml:space="preserve">pnpm lint</w:t>
       </w:r>
@@ -7996,12 +7901,11 @@
           <w:tcPr>
             <w:tcW w:type="dxa" w:w="4270"/>
             <w:tcBorders>
-              <w:top w:val="single" w:color="BFBFBF" w:sz="4"/>
-              <w:left w:val="single" w:color="BFBFBF" w:sz="4"/>
-              <w:bottom w:val="single" w:color="BFBFBF" w:sz="4"/>
-              <w:right w:val="single" w:color="BFBFBF" w:sz="4"/>
-            </w:tcBorders>
-            <w:shd w:fill="DCE6F1" w:color="auto" w:val="clear"/>
+              <w:top w:val="single" w:color="000000" w:sz="4"/>
+              <w:left w:val="single" w:color="000000" w:sz="4"/>
+              <w:bottom w:val="single" w:color="000000" w:sz="4"/>
+              <w:right w:val="single" w:color="000000" w:sz="4"/>
+            </w:tcBorders>
             <w:tcMar>
               <w:top w:type="dxa" w:w="60"/>
               <w:left w:type="dxa" w:w="100"/>
@@ -8026,12 +7930,11 @@
           <w:tcPr>
             <w:tcW w:type="dxa" w:w="976"/>
             <w:tcBorders>
-              <w:top w:val="single" w:color="BFBFBF" w:sz="4"/>
-              <w:left w:val="single" w:color="BFBFBF" w:sz="4"/>
-              <w:bottom w:val="single" w:color="BFBFBF" w:sz="4"/>
-              <w:right w:val="single" w:color="BFBFBF" w:sz="4"/>
-            </w:tcBorders>
-            <w:shd w:fill="DCE6F1" w:color="auto" w:val="clear"/>
+              <w:top w:val="single" w:color="000000" w:sz="4"/>
+              <w:left w:val="single" w:color="000000" w:sz="4"/>
+              <w:bottom w:val="single" w:color="000000" w:sz="4"/>
+              <w:right w:val="single" w:color="000000" w:sz="4"/>
+            </w:tcBorders>
             <w:tcMar>
               <w:top w:type="dxa" w:w="60"/>
               <w:left w:type="dxa" w:w="100"/>
@@ -8056,12 +7959,11 @@
           <w:tcPr>
             <w:tcW w:type="dxa" w:w="1464"/>
             <w:tcBorders>
-              <w:top w:val="single" w:color="BFBFBF" w:sz="4"/>
-              <w:left w:val="single" w:color="BFBFBF" w:sz="4"/>
-              <w:bottom w:val="single" w:color="BFBFBF" w:sz="4"/>
-              <w:right w:val="single" w:color="BFBFBF" w:sz="4"/>
-            </w:tcBorders>
-            <w:shd w:fill="DCE6F1" w:color="auto" w:val="clear"/>
+              <w:top w:val="single" w:color="000000" w:sz="4"/>
+              <w:left w:val="single" w:color="000000" w:sz="4"/>
+              <w:bottom w:val="single" w:color="000000" w:sz="4"/>
+              <w:right w:val="single" w:color="000000" w:sz="4"/>
+            </w:tcBorders>
             <w:tcMar>
               <w:top w:type="dxa" w:w="60"/>
               <w:left w:type="dxa" w:w="100"/>
@@ -8086,12 +7988,11 @@
           <w:tcPr>
             <w:tcW w:type="dxa" w:w="976"/>
             <w:tcBorders>
-              <w:top w:val="single" w:color="BFBFBF" w:sz="4"/>
-              <w:left w:val="single" w:color="BFBFBF" w:sz="4"/>
-              <w:bottom w:val="single" w:color="BFBFBF" w:sz="4"/>
-              <w:right w:val="single" w:color="BFBFBF" w:sz="4"/>
-            </w:tcBorders>
-            <w:shd w:fill="DCE6F1" w:color="auto" w:val="clear"/>
+              <w:top w:val="single" w:color="000000" w:sz="4"/>
+              <w:left w:val="single" w:color="000000" w:sz="4"/>
+              <w:bottom w:val="single" w:color="000000" w:sz="4"/>
+              <w:right w:val="single" w:color="000000" w:sz="4"/>
+            </w:tcBorders>
             <w:tcMar>
               <w:top w:type="dxa" w:w="60"/>
               <w:left w:type="dxa" w:w="100"/>
@@ -8116,12 +8017,11 @@
           <w:tcPr>
             <w:tcW w:type="dxa" w:w="1952"/>
             <w:tcBorders>
-              <w:top w:val="single" w:color="BFBFBF" w:sz="4"/>
-              <w:left w:val="single" w:color="BFBFBF" w:sz="4"/>
-              <w:bottom w:val="single" w:color="BFBFBF" w:sz="4"/>
-              <w:right w:val="single" w:color="BFBFBF" w:sz="4"/>
-            </w:tcBorders>
-            <w:shd w:fill="DCE6F1" w:color="auto" w:val="clear"/>
+              <w:top w:val="single" w:color="000000" w:sz="4"/>
+              <w:left w:val="single" w:color="000000" w:sz="4"/>
+              <w:bottom w:val="single" w:color="000000" w:sz="4"/>
+              <w:right w:val="single" w:color="000000" w:sz="4"/>
+            </w:tcBorders>
             <w:tcMar>
               <w:top w:type="dxa" w:w="60"/>
               <w:left w:type="dxa" w:w="100"/>
@@ -8148,10 +8048,10 @@
           <w:tcPr>
             <w:tcW w:type="dxa" w:w="4270"/>
             <w:tcBorders>
-              <w:top w:val="single" w:color="BFBFBF" w:sz="4"/>
-              <w:left w:val="single" w:color="BFBFBF" w:sz="4"/>
-              <w:bottom w:val="single" w:color="BFBFBF" w:sz="4"/>
-              <w:right w:val="single" w:color="BFBFBF" w:sz="4"/>
+              <w:top w:val="single" w:color="000000" w:sz="4"/>
+              <w:left w:val="single" w:color="000000" w:sz="4"/>
+              <w:bottom w:val="single" w:color="000000" w:sz="4"/>
+              <w:right w:val="single" w:color="000000" w:sz="4"/>
             </w:tcBorders>
             <w:tcMar>
               <w:top w:type="dxa" w:w="60"/>
@@ -8173,10 +8073,10 @@
           <w:tcPr>
             <w:tcW w:type="dxa" w:w="976"/>
             <w:tcBorders>
-              <w:top w:val="single" w:color="BFBFBF" w:sz="4"/>
-              <w:left w:val="single" w:color="BFBFBF" w:sz="4"/>
-              <w:bottom w:val="single" w:color="BFBFBF" w:sz="4"/>
-              <w:right w:val="single" w:color="BFBFBF" w:sz="4"/>
+              <w:top w:val="single" w:color="000000" w:sz="4"/>
+              <w:left w:val="single" w:color="000000" w:sz="4"/>
+              <w:bottom w:val="single" w:color="000000" w:sz="4"/>
+              <w:right w:val="single" w:color="000000" w:sz="4"/>
             </w:tcBorders>
             <w:tcMar>
               <w:top w:type="dxa" w:w="60"/>
@@ -8198,10 +8098,10 @@
           <w:tcPr>
             <w:tcW w:type="dxa" w:w="1464"/>
             <w:tcBorders>
-              <w:top w:val="single" w:color="BFBFBF" w:sz="4"/>
-              <w:left w:val="single" w:color="BFBFBF" w:sz="4"/>
-              <w:bottom w:val="single" w:color="BFBFBF" w:sz="4"/>
-              <w:right w:val="single" w:color="BFBFBF" w:sz="4"/>
+              <w:top w:val="single" w:color="000000" w:sz="4"/>
+              <w:left w:val="single" w:color="000000" w:sz="4"/>
+              <w:bottom w:val="single" w:color="000000" w:sz="4"/>
+              <w:right w:val="single" w:color="000000" w:sz="4"/>
             </w:tcBorders>
             <w:tcMar>
               <w:top w:type="dxa" w:w="60"/>
@@ -8223,10 +8123,10 @@
           <w:tcPr>
             <w:tcW w:type="dxa" w:w="976"/>
             <w:tcBorders>
-              <w:top w:val="single" w:color="BFBFBF" w:sz="4"/>
-              <w:left w:val="single" w:color="BFBFBF" w:sz="4"/>
-              <w:bottom w:val="single" w:color="BFBFBF" w:sz="4"/>
-              <w:right w:val="single" w:color="BFBFBF" w:sz="4"/>
+              <w:top w:val="single" w:color="000000" w:sz="4"/>
+              <w:left w:val="single" w:color="000000" w:sz="4"/>
+              <w:bottom w:val="single" w:color="000000" w:sz="4"/>
+              <w:right w:val="single" w:color="000000" w:sz="4"/>
             </w:tcBorders>
             <w:tcMar>
               <w:top w:type="dxa" w:w="60"/>
@@ -8248,10 +8148,10 @@
           <w:tcPr>
             <w:tcW w:type="dxa" w:w="1952"/>
             <w:tcBorders>
-              <w:top w:val="single" w:color="BFBFBF" w:sz="4"/>
-              <w:left w:val="single" w:color="BFBFBF" w:sz="4"/>
-              <w:bottom w:val="single" w:color="BFBFBF" w:sz="4"/>
-              <w:right w:val="single" w:color="BFBFBF" w:sz="4"/>
+              <w:top w:val="single" w:color="000000" w:sz="4"/>
+              <w:left w:val="single" w:color="000000" w:sz="4"/>
+              <w:bottom w:val="single" w:color="000000" w:sz="4"/>
+              <w:right w:val="single" w:color="000000" w:sz="4"/>
             </w:tcBorders>
             <w:tcMar>
               <w:top w:type="dxa" w:w="60"/>
@@ -8275,10 +8175,10 @@
           <w:tcPr>
             <w:tcW w:type="dxa" w:w="4270"/>
             <w:tcBorders>
-              <w:top w:val="single" w:color="BFBFBF" w:sz="4"/>
-              <w:left w:val="single" w:color="BFBFBF" w:sz="4"/>
-              <w:bottom w:val="single" w:color="BFBFBF" w:sz="4"/>
-              <w:right w:val="single" w:color="BFBFBF" w:sz="4"/>
+              <w:top w:val="single" w:color="000000" w:sz="4"/>
+              <w:left w:val="single" w:color="000000" w:sz="4"/>
+              <w:bottom w:val="single" w:color="000000" w:sz="4"/>
+              <w:right w:val="single" w:color="000000" w:sz="4"/>
             </w:tcBorders>
             <w:tcMar>
               <w:top w:type="dxa" w:w="60"/>
@@ -8300,10 +8200,10 @@
           <w:tcPr>
             <w:tcW w:type="dxa" w:w="976"/>
             <w:tcBorders>
-              <w:top w:val="single" w:color="BFBFBF" w:sz="4"/>
-              <w:left w:val="single" w:color="BFBFBF" w:sz="4"/>
-              <w:bottom w:val="single" w:color="BFBFBF" w:sz="4"/>
-              <w:right w:val="single" w:color="BFBFBF" w:sz="4"/>
+              <w:top w:val="single" w:color="000000" w:sz="4"/>
+              <w:left w:val="single" w:color="000000" w:sz="4"/>
+              <w:bottom w:val="single" w:color="000000" w:sz="4"/>
+              <w:right w:val="single" w:color="000000" w:sz="4"/>
             </w:tcBorders>
             <w:tcMar>
               <w:top w:type="dxa" w:w="60"/>
@@ -8329,10 +8229,10 @@
           <w:tcPr>
             <w:tcW w:type="dxa" w:w="1464"/>
             <w:tcBorders>
-              <w:top w:val="single" w:color="BFBFBF" w:sz="4"/>
-              <w:left w:val="single" w:color="BFBFBF" w:sz="4"/>
-              <w:bottom w:val="single" w:color="BFBFBF" w:sz="4"/>
-              <w:right w:val="single" w:color="BFBFBF" w:sz="4"/>
+              <w:top w:val="single" w:color="000000" w:sz="4"/>
+              <w:left w:val="single" w:color="000000" w:sz="4"/>
+              <w:bottom w:val="single" w:color="000000" w:sz="4"/>
+              <w:right w:val="single" w:color="000000" w:sz="4"/>
             </w:tcBorders>
             <w:tcMar>
               <w:top w:type="dxa" w:w="60"/>
@@ -8354,10 +8254,10 @@
           <w:tcPr>
             <w:tcW w:type="dxa" w:w="976"/>
             <w:tcBorders>
-              <w:top w:val="single" w:color="BFBFBF" w:sz="4"/>
-              <w:left w:val="single" w:color="BFBFBF" w:sz="4"/>
-              <w:bottom w:val="single" w:color="BFBFBF" w:sz="4"/>
-              <w:right w:val="single" w:color="BFBFBF" w:sz="4"/>
+              <w:top w:val="single" w:color="000000" w:sz="4"/>
+              <w:left w:val="single" w:color="000000" w:sz="4"/>
+              <w:bottom w:val="single" w:color="000000" w:sz="4"/>
+              <w:right w:val="single" w:color="000000" w:sz="4"/>
             </w:tcBorders>
             <w:tcMar>
               <w:top w:type="dxa" w:w="60"/>
@@ -8379,10 +8279,10 @@
           <w:tcPr>
             <w:tcW w:type="dxa" w:w="1952"/>
             <w:tcBorders>
-              <w:top w:val="single" w:color="BFBFBF" w:sz="4"/>
-              <w:left w:val="single" w:color="BFBFBF" w:sz="4"/>
-              <w:bottom w:val="single" w:color="BFBFBF" w:sz="4"/>
-              <w:right w:val="single" w:color="BFBFBF" w:sz="4"/>
+              <w:top w:val="single" w:color="000000" w:sz="4"/>
+              <w:left w:val="single" w:color="000000" w:sz="4"/>
+              <w:bottom w:val="single" w:color="000000" w:sz="4"/>
+              <w:right w:val="single" w:color="000000" w:sz="4"/>
             </w:tcBorders>
             <w:tcMar>
               <w:top w:type="dxa" w:w="60"/>
@@ -8552,9 +8452,9 @@
       </w:r>
       <w:r>
         <w:rPr>
-          <w:rFonts w:ascii="Consolas" w:cs="Consolas" w:eastAsia="Consolas" w:hAnsi="Consolas"/>
-          <w:sz w:val="19"/>
-          <w:szCs w:val="19"/>
+          <w:rFonts w:ascii="Courier New" w:cs="Courier New" w:eastAsia="Courier New" w:hAnsi="Courier New"/>
+          <w:sz w:val="22"/>
+          <w:szCs w:val="22"/>
         </w:rPr>
         <w:t xml:space="preserve">scripts/metricas/entrega.mjs</w:t>
       </w:r>
@@ -8586,12 +8486,11 @@
           <w:tcPr>
             <w:tcW w:type="dxa" w:w="5442"/>
             <w:tcBorders>
-              <w:top w:val="single" w:color="BFBFBF" w:sz="4"/>
-              <w:left w:val="single" w:color="BFBFBF" w:sz="4"/>
-              <w:bottom w:val="single" w:color="BFBFBF" w:sz="4"/>
-              <w:right w:val="single" w:color="BFBFBF" w:sz="4"/>
-            </w:tcBorders>
-            <w:shd w:fill="DCE6F1" w:color="auto" w:val="clear"/>
+              <w:top w:val="single" w:color="000000" w:sz="4"/>
+              <w:left w:val="single" w:color="000000" w:sz="4"/>
+              <w:bottom w:val="single" w:color="000000" w:sz="4"/>
+              <w:right w:val="single" w:color="000000" w:sz="4"/>
+            </w:tcBorders>
             <w:tcMar>
               <w:top w:type="dxa" w:w="60"/>
               <w:left w:type="dxa" w:w="100"/>
@@ -8616,12 +8515,11 @@
           <w:tcPr>
             <w:tcW w:type="dxa" w:w="4196"/>
             <w:tcBorders>
-              <w:top w:val="single" w:color="BFBFBF" w:sz="4"/>
-              <w:left w:val="single" w:color="BFBFBF" w:sz="4"/>
-              <w:bottom w:val="single" w:color="BFBFBF" w:sz="4"/>
-              <w:right w:val="single" w:color="BFBFBF" w:sz="4"/>
-            </w:tcBorders>
-            <w:shd w:fill="DCE6F1" w:color="auto" w:val="clear"/>
+              <w:top w:val="single" w:color="000000" w:sz="4"/>
+              <w:left w:val="single" w:color="000000" w:sz="4"/>
+              <w:bottom w:val="single" w:color="000000" w:sz="4"/>
+              <w:right w:val="single" w:color="000000" w:sz="4"/>
+            </w:tcBorders>
             <w:tcMar>
               <w:top w:type="dxa" w:w="60"/>
               <w:left w:type="dxa" w:w="100"/>
@@ -8648,10 +8546,10 @@
           <w:tcPr>
             <w:tcW w:type="dxa" w:w="5442"/>
             <w:tcBorders>
-              <w:top w:val="single" w:color="BFBFBF" w:sz="4"/>
-              <w:left w:val="single" w:color="BFBFBF" w:sz="4"/>
-              <w:bottom w:val="single" w:color="BFBFBF" w:sz="4"/>
-              <w:right w:val="single" w:color="BFBFBF" w:sz="4"/>
+              <w:top w:val="single" w:color="000000" w:sz="4"/>
+              <w:left w:val="single" w:color="000000" w:sz="4"/>
+              <w:bottom w:val="single" w:color="000000" w:sz="4"/>
+              <w:right w:val="single" w:color="000000" w:sz="4"/>
             </w:tcBorders>
             <w:tcMar>
               <w:top w:type="dxa" w:w="60"/>
@@ -8673,10 +8571,10 @@
           <w:tcPr>
             <w:tcW w:type="dxa" w:w="4196"/>
             <w:tcBorders>
-              <w:top w:val="single" w:color="BFBFBF" w:sz="4"/>
-              <w:left w:val="single" w:color="BFBFBF" w:sz="4"/>
-              <w:bottom w:val="single" w:color="BFBFBF" w:sz="4"/>
-              <w:right w:val="single" w:color="BFBFBF" w:sz="4"/>
+              <w:top w:val="single" w:color="000000" w:sz="4"/>
+              <w:left w:val="single" w:color="000000" w:sz="4"/>
+              <w:bottom w:val="single" w:color="000000" w:sz="4"/>
+              <w:right w:val="single" w:color="000000" w:sz="4"/>
             </w:tcBorders>
             <w:tcMar>
               <w:top w:type="dxa" w:w="60"/>
@@ -8700,10 +8598,10 @@
           <w:tcPr>
             <w:tcW w:type="dxa" w:w="5442"/>
             <w:tcBorders>
-              <w:top w:val="single" w:color="BFBFBF" w:sz="4"/>
-              <w:left w:val="single" w:color="BFBFBF" w:sz="4"/>
-              <w:bottom w:val="single" w:color="BFBFBF" w:sz="4"/>
-              <w:right w:val="single" w:color="BFBFBF" w:sz="4"/>
+              <w:top w:val="single" w:color="000000" w:sz="4"/>
+              <w:left w:val="single" w:color="000000" w:sz="4"/>
+              <w:bottom w:val="single" w:color="000000" w:sz="4"/>
+              <w:right w:val="single" w:color="000000" w:sz="4"/>
             </w:tcBorders>
             <w:tcMar>
               <w:top w:type="dxa" w:w="60"/>
@@ -8725,10 +8623,10 @@
           <w:tcPr>
             <w:tcW w:type="dxa" w:w="4196"/>
             <w:tcBorders>
-              <w:top w:val="single" w:color="BFBFBF" w:sz="4"/>
-              <w:left w:val="single" w:color="BFBFBF" w:sz="4"/>
-              <w:bottom w:val="single" w:color="BFBFBF" w:sz="4"/>
-              <w:right w:val="single" w:color="BFBFBF" w:sz="4"/>
+              <w:top w:val="single" w:color="000000" w:sz="4"/>
+              <w:left w:val="single" w:color="000000" w:sz="4"/>
+              <w:bottom w:val="single" w:color="000000" w:sz="4"/>
+              <w:right w:val="single" w:color="000000" w:sz="4"/>
             </w:tcBorders>
             <w:tcMar>
               <w:top w:type="dxa" w:w="60"/>
@@ -8759,10 +8657,10 @@
           <w:tcPr>
             <w:tcW w:type="dxa" w:w="5442"/>
             <w:tcBorders>
-              <w:top w:val="single" w:color="BFBFBF" w:sz="4"/>
-              <w:left w:val="single" w:color="BFBFBF" w:sz="4"/>
-              <w:bottom w:val="single" w:color="BFBFBF" w:sz="4"/>
-              <w:right w:val="single" w:color="BFBFBF" w:sz="4"/>
+              <w:top w:val="single" w:color="000000" w:sz="4"/>
+              <w:left w:val="single" w:color="000000" w:sz="4"/>
+              <w:bottom w:val="single" w:color="000000" w:sz="4"/>
+              <w:right w:val="single" w:color="000000" w:sz="4"/>
             </w:tcBorders>
             <w:tcMar>
               <w:top w:type="dxa" w:w="60"/>
@@ -8784,10 +8682,10 @@
           <w:tcPr>
             <w:tcW w:type="dxa" w:w="4196"/>
             <w:tcBorders>
-              <w:top w:val="single" w:color="BFBFBF" w:sz="4"/>
-              <w:left w:val="single" w:color="BFBFBF" w:sz="4"/>
-              <w:bottom w:val="single" w:color="BFBFBF" w:sz="4"/>
-              <w:right w:val="single" w:color="BFBFBF" w:sz="4"/>
+              <w:top w:val="single" w:color="000000" w:sz="4"/>
+              <w:left w:val="single" w:color="000000" w:sz="4"/>
+              <w:bottom w:val="single" w:color="000000" w:sz="4"/>
+              <w:right w:val="single" w:color="000000" w:sz="4"/>
             </w:tcBorders>
             <w:tcMar>
               <w:top w:type="dxa" w:w="60"/>
@@ -8811,10 +8709,10 @@
           <w:tcPr>
             <w:tcW w:type="dxa" w:w="5442"/>
             <w:tcBorders>
-              <w:top w:val="single" w:color="BFBFBF" w:sz="4"/>
-              <w:left w:val="single" w:color="BFBFBF" w:sz="4"/>
-              <w:bottom w:val="single" w:color="BFBFBF" w:sz="4"/>
-              <w:right w:val="single" w:color="BFBFBF" w:sz="4"/>
+              <w:top w:val="single" w:color="000000" w:sz="4"/>
+              <w:left w:val="single" w:color="000000" w:sz="4"/>
+              <w:bottom w:val="single" w:color="000000" w:sz="4"/>
+              <w:right w:val="single" w:color="000000" w:sz="4"/>
             </w:tcBorders>
             <w:tcMar>
               <w:top w:type="dxa" w:w="60"/>
@@ -8836,10 +8734,10 @@
           <w:tcPr>
             <w:tcW w:type="dxa" w:w="4196"/>
             <w:tcBorders>
-              <w:top w:val="single" w:color="BFBFBF" w:sz="4"/>
-              <w:left w:val="single" w:color="BFBFBF" w:sz="4"/>
-              <w:bottom w:val="single" w:color="BFBFBF" w:sz="4"/>
-              <w:right w:val="single" w:color="BFBFBF" w:sz="4"/>
+              <w:top w:val="single" w:color="000000" w:sz="4"/>
+              <w:left w:val="single" w:color="000000" w:sz="4"/>
+              <w:bottom w:val="single" w:color="000000" w:sz="4"/>
+              <w:right w:val="single" w:color="000000" w:sz="4"/>
             </w:tcBorders>
             <w:tcMar>
               <w:top w:type="dxa" w:w="60"/>
@@ -8897,11 +8795,11 @@
       </w:r>
       <w:r>
         <w:rPr>
-          <w:rFonts w:ascii="Consolas" w:cs="Consolas" w:eastAsia="Consolas" w:hAnsi="Consolas"/>
+          <w:rFonts w:ascii="Courier New" w:cs="Courier New" w:eastAsia="Courier New" w:hAnsi="Courier New"/>
           <w:b/>
           <w:bCs/>
-          <w:sz w:val="19"/>
-          <w:szCs w:val="19"/>
+          <w:sz w:val="22"/>
+          <w:szCs w:val="22"/>
         </w:rPr>
         <w:t xml:space="preserve">main</w:t>
       </w:r>
@@ -9203,7 +9101,8 @@
   <w:docDefaults>
     <w:rPrDefault>
       <w:rPr>
-        <w:rFonts w:ascii="Calibri" w:cs="Calibri" w:eastAsia="Calibri" w:hAnsi="Calibri"/>
+        <w:rFonts w:ascii="Times New Roman" w:cs="Times New Roman" w:eastAsia="Times New Roman" w:hAnsi="Times New Roman"/>
+        <w:color w:val="000000"/>
         <w:sz w:val="22"/>
         <w:szCs w:val="22"/>
       </w:rPr>
@@ -9505,12 +9404,12 @@
       <w:spacing w:after="200"/>
     </w:pPr>
     <w:rPr>
-      <w:rFonts w:ascii="Calibri" w:cs="Calibri" w:eastAsia="Calibri" w:hAnsi="Calibri"/>
+      <w:rFonts w:ascii="Times New Roman" w:cs="Times New Roman" w:eastAsia="Times New Roman" w:hAnsi="Times New Roman"/>
       <w:b/>
       <w:bCs/>
-      <w:color w:val="1F3864"/>
-      <w:sz w:val="40"/>
-      <w:szCs w:val="40"/>
+      <w:color w:val="000000"/>
+      <w:sz w:val="32"/>
+      <w:szCs w:val="32"/>
     </w:rPr>
   </w:style>
   <w:style w:type="paragraph" w:styleId="Heading1">
@@ -9523,12 +9422,12 @@
       <w:outlineLvl w:val="0"/>
     </w:pPr>
     <w:rPr>
-      <w:rFonts w:ascii="Calibri" w:cs="Calibri" w:eastAsia="Calibri" w:hAnsi="Calibri"/>
+      <w:rFonts w:ascii="Times New Roman" w:cs="Times New Roman" w:eastAsia="Times New Roman" w:hAnsi="Times New Roman"/>
       <w:b/>
       <w:bCs/>
-      <w:color w:val="1F3864"/>
-      <w:sz w:val="30"/>
-      <w:szCs w:val="30"/>
+      <w:color w:val="000000"/>
+      <w:sz w:val="32"/>
+      <w:szCs w:val="32"/>
     </w:rPr>
   </w:style>
   <w:style w:type="paragraph" w:styleId="Heading2">
@@ -9541,12 +9440,12 @@
       <w:outlineLvl w:val="1"/>
     </w:pPr>
     <w:rPr>
-      <w:rFonts w:ascii="Calibri" w:cs="Calibri" w:eastAsia="Calibri" w:hAnsi="Calibri"/>
+      <w:rFonts w:ascii="Times New Roman" w:cs="Times New Roman" w:eastAsia="Times New Roman" w:hAnsi="Times New Roman"/>
       <w:b/>
       <w:bCs/>
-      <w:color w:val="2E5496"/>
-      <w:sz w:val="25"/>
-      <w:szCs w:val="25"/>
+      <w:color w:val="000000"/>
+      <w:sz w:val="32"/>
+      <w:szCs w:val="32"/>
     </w:rPr>
   </w:style>
   <w:style w:type="paragraph" w:styleId="Heading3">
@@ -9559,12 +9458,12 @@
       <w:outlineLvl w:val="2"/>
     </w:pPr>
     <w:rPr>
-      <w:rFonts w:ascii="Calibri" w:cs="Calibri" w:eastAsia="Calibri" w:hAnsi="Calibri"/>
+      <w:rFonts w:ascii="Times New Roman" w:cs="Times New Roman" w:eastAsia="Times New Roman" w:hAnsi="Times New Roman"/>
       <w:b/>
       <w:bCs/>
-      <w:color w:val="2E5496"/>
-      <w:sz w:val="23"/>
-      <w:szCs w:val="23"/>
+      <w:color w:val="000000"/>
+      <w:sz w:val="32"/>
+      <w:szCs w:val="32"/>
     </w:rPr>
   </w:style>
 </w:styles>
